--- a/_Learn/Packaging.tutorial/OS.2022/zh-CN_Windows_Server_2022.docx
+++ b/_Learn/Packaging.tutorial/OS.2022/zh-CN_Windows_Server_2022.docx
@@ -30,7 +30,7 @@
           <w:noProof/>
         </w:rPr>
         <w:drawing>
-          <wp:anchor distT="0" distB="0" distL="114300" distR="114300" simplePos="0" relativeHeight="251661312" behindDoc="1" locked="0" layoutInCell="1" allowOverlap="1" wp14:anchorId="295DB2E5" wp14:editId="6F40F4DA">
+          <wp:anchor distT="0" distB="0" distL="114300" distR="114300" simplePos="0" relativeHeight="251661312" behindDoc="1" locked="0" layoutInCell="1" allowOverlap="1" wp14:anchorId="295DB2E5" wp14:editId="6CED1D3C">
             <wp:simplePos x="0" y="0"/>
             <wp:positionH relativeFrom="column">
               <wp:posOffset>0</wp:posOffset>
@@ -1495,7 +1495,7 @@
           <w:rFonts w:ascii="Aptos Narrow" w:eastAsia="Microsoft YaHei" w:hAnsi="Aptos Narrow" w:hint="eastAsia"/>
           <w:szCs w:val="20"/>
         </w:rPr>
-        <w:instrText>REF _Ref150096372 \h</w:instrText>
+        <w:instrText>REF _Ref194598806 \h</w:instrText>
       </w:r>
       <w:r>
         <w:rPr>
@@ -1526,6 +1526,234 @@
       </w:r>
       <w:r>
         <w:rPr>
+          <w:rFonts w:ascii="Aptos Narrow" w:eastAsia="Microsoft YaHei" w:hAnsi="Aptos Narrow" w:hint="eastAsia"/>
+          <w:iCs/>
+        </w:rPr>
+        <w:t>加速</w:t>
+      </w:r>
+      <w:r>
+        <w:rPr>
+          <w:rFonts w:ascii="Aptos Narrow" w:eastAsia="Microsoft YaHei" w:hAnsi="Aptos Narrow" w:hint="eastAsia"/>
+          <w:iCs/>
+        </w:rPr>
+        <w:t xml:space="preserve"> Windows </w:t>
+      </w:r>
+      <w:r>
+        <w:rPr>
+          <w:rFonts w:ascii="Aptos Narrow" w:eastAsia="Microsoft YaHei" w:hAnsi="Aptos Narrow" w:hint="eastAsia"/>
+          <w:iCs/>
+        </w:rPr>
+        <w:t>操作系统的</w:t>
+      </w:r>
+      <w:r>
+        <w:rPr>
+          <w:rFonts w:ascii="Aptos Narrow" w:eastAsia="Microsoft YaHei" w:hAnsi="Aptos Narrow" w:hint="eastAsia"/>
+          <w:iCs/>
+        </w:rPr>
+        <w:t xml:space="preserve"> N </w:t>
+      </w:r>
+      <w:r>
+        <w:rPr>
+          <w:rFonts w:ascii="Aptos Narrow" w:eastAsia="Microsoft YaHei" w:hAnsi="Aptos Narrow" w:hint="eastAsia"/>
+          <w:iCs/>
+        </w:rPr>
+        <w:t>种方法</w:t>
+      </w:r>
+      <w:r>
+        <w:rPr>
+          <w:rFonts w:ascii="Aptos Narrow" w:eastAsia="Microsoft YaHei" w:hAnsi="Aptos Narrow"/>
+          <w:szCs w:val="20"/>
+        </w:rPr>
+        <w:fldChar w:fldCharType="end"/>
+      </w:r>
+      <w:r>
+        <w:rPr>
+          <w:rFonts w:ascii="Aptos Narrow" w:eastAsia="Microsoft YaHei" w:hAnsi="Aptos Narrow" w:hint="eastAsia"/>
+          <w:szCs w:val="20"/>
+        </w:rPr>
+        <w:t xml:space="preserve">    </w:t>
+      </w:r>
+      <w:r>
+        <w:rPr>
+          <w:rFonts w:ascii="Aptos Narrow" w:eastAsia="Microsoft YaHei" w:hAnsi="Aptos Narrow" w:hint="eastAsia"/>
+          <w:szCs w:val="20"/>
+          <w:u w:val="dotted"/>
+        </w:rPr>
+        <w:tab/>
+      </w:r>
+      <w:r>
+        <w:rPr>
+          <w:rFonts w:ascii="Aptos Narrow" w:eastAsia="Microsoft YaHei" w:hAnsi="Aptos Narrow" w:hint="eastAsia"/>
+          <w:szCs w:val="20"/>
+        </w:rPr>
+        <w:t xml:space="preserve">    </w:t>
+      </w:r>
+      <w:r>
+        <w:rPr>
+          <w:rFonts w:ascii="Aptos Narrow" w:eastAsia="Microsoft YaHei" w:hAnsi="Aptos Narrow" w:hint="eastAsia"/>
+          <w:szCs w:val="20"/>
+        </w:rPr>
+        <w:t>第</w:t>
+      </w:r>
+      <w:r>
+        <w:rPr>
+          <w:rFonts w:ascii="Aptos Narrow" w:eastAsia="Microsoft YaHei" w:hAnsi="Aptos Narrow" w:hint="eastAsia"/>
+          <w:szCs w:val="20"/>
+        </w:rPr>
+        <w:t xml:space="preserve"> </w:t>
+      </w:r>
+      <w:r>
+        <w:rPr>
+          <w:rFonts w:ascii="Aptos Narrow" w:eastAsia="Microsoft YaHei" w:hAnsi="Aptos Narrow"/>
+          <w:szCs w:val="20"/>
+        </w:rPr>
+        <w:fldChar w:fldCharType="begin"/>
+      </w:r>
+      <w:r>
+        <w:rPr>
+          <w:rFonts w:ascii="Aptos Narrow" w:eastAsia="Microsoft YaHei" w:hAnsi="Aptos Narrow"/>
+          <w:szCs w:val="20"/>
+        </w:rPr>
+        <w:instrText xml:space="preserve"> </w:instrText>
+      </w:r>
+      <w:r>
+        <w:rPr>
+          <w:rFonts w:ascii="Aptos Narrow" w:eastAsia="Microsoft YaHei" w:hAnsi="Aptos Narrow" w:hint="eastAsia"/>
+          <w:szCs w:val="20"/>
+        </w:rPr>
+        <w:instrText>PAGEREF _Ref194598806 \h</w:instrText>
+      </w:r>
+      <w:r>
+        <w:rPr>
+          <w:rFonts w:ascii="Aptos Narrow" w:eastAsia="Microsoft YaHei" w:hAnsi="Aptos Narrow"/>
+          <w:szCs w:val="20"/>
+        </w:rPr>
+        <w:instrText xml:space="preserve"> </w:instrText>
+      </w:r>
+      <w:r>
+        <w:rPr>
+          <w:rFonts w:ascii="Aptos Narrow" w:eastAsia="Microsoft YaHei" w:hAnsi="Aptos Narrow"/>
+          <w:szCs w:val="20"/>
+        </w:rPr>
+      </w:r>
+      <w:r>
+        <w:rPr>
+          <w:rFonts w:ascii="Aptos Narrow" w:eastAsia="Microsoft YaHei" w:hAnsi="Aptos Narrow"/>
+          <w:szCs w:val="20"/>
+        </w:rPr>
+        <w:fldChar w:fldCharType="separate"/>
+      </w:r>
+      <w:r>
+        <w:rPr>
+          <w:rFonts w:ascii="Aptos Narrow" w:eastAsia="Microsoft YaHei" w:hAnsi="Aptos Narrow"/>
+          <w:noProof/>
+          <w:szCs w:val="20"/>
+        </w:rPr>
+        <w:t>6</w:t>
+      </w:r>
+      <w:r>
+        <w:rPr>
+          <w:rFonts w:ascii="Aptos Narrow" w:eastAsia="Microsoft YaHei" w:hAnsi="Aptos Narrow"/>
+          <w:szCs w:val="20"/>
+        </w:rPr>
+        <w:fldChar w:fldCharType="end"/>
+      </w:r>
+      <w:r>
+        <w:rPr>
+          <w:rFonts w:ascii="Aptos Narrow" w:eastAsia="Microsoft YaHei" w:hAnsi="Aptos Narrow" w:hint="eastAsia"/>
+          <w:szCs w:val="20"/>
+        </w:rPr>
+        <w:t xml:space="preserve"> </w:t>
+      </w:r>
+      <w:r>
+        <w:rPr>
+          <w:rFonts w:ascii="Aptos Narrow" w:eastAsia="Microsoft YaHei" w:hAnsi="Aptos Narrow" w:hint="eastAsia"/>
+          <w:szCs w:val="20"/>
+        </w:rPr>
+        <w:t>页</w:t>
+      </w:r>
+    </w:p>
+    <w:p>
+      <w:pPr>
+        <w:pStyle w:val="ListParagraph"/>
+        <w:widowControl w:val="0"/>
+        <w:numPr>
+          <w:ilvl w:val="1"/>
+          <w:numId w:val="57"/>
+        </w:numPr>
+        <w:tabs>
+          <w:tab w:val="right" w:pos="13977"/>
+        </w:tabs>
+        <w:spacing w:line="360" w:lineRule="auto"/>
+        <w:ind w:left="2970" w:hanging="720"/>
+        <w:contextualSpacing w:val="0"/>
+        <w:rPr>
+          <w:rFonts w:ascii="Aptos Narrow" w:eastAsia="Microsoft YaHei" w:hAnsi="Aptos Narrow"/>
+          <w:szCs w:val="20"/>
+        </w:rPr>
+      </w:pPr>
+      <w:r>
+        <w:rPr>
+          <w:rFonts w:ascii="Aptos Narrow" w:eastAsia="Microsoft YaHei" w:hAnsi="Aptos Narrow"/>
+          <w:szCs w:val="20"/>
+        </w:rPr>
+        <w:fldChar w:fldCharType="begin"/>
+      </w:r>
+      <w:r>
+        <w:rPr>
+          <w:rFonts w:ascii="Aptos Narrow" w:eastAsia="Microsoft YaHei" w:hAnsi="Aptos Narrow"/>
+          <w:szCs w:val="20"/>
+        </w:rPr>
+        <w:instrText xml:space="preserve"> </w:instrText>
+      </w:r>
+      <w:r>
+        <w:rPr>
+          <w:rFonts w:ascii="Aptos Narrow" w:eastAsia="Microsoft YaHei" w:hAnsi="Aptos Narrow" w:hint="eastAsia"/>
+          <w:szCs w:val="20"/>
+        </w:rPr>
+        <w:instrText>REF _Ref194598811 \h</w:instrText>
+      </w:r>
+      <w:r>
+        <w:rPr>
+          <w:rFonts w:ascii="Aptos Narrow" w:eastAsia="Microsoft YaHei" w:hAnsi="Aptos Narrow"/>
+          <w:szCs w:val="20"/>
+        </w:rPr>
+        <w:instrText xml:space="preserve"> </w:instrText>
+      </w:r>
+      <w:r>
+        <w:rPr>
+          <w:rFonts w:ascii="Aptos Narrow" w:eastAsia="Microsoft YaHei" w:hAnsi="Aptos Narrow"/>
+          <w:szCs w:val="20"/>
+        </w:rPr>
+        <w:instrText xml:space="preserve"> \* MERGEFORMAT </w:instrText>
+      </w:r>
+      <w:r>
+        <w:rPr>
+          <w:rFonts w:ascii="Aptos Narrow" w:eastAsia="Microsoft YaHei" w:hAnsi="Aptos Narrow"/>
+          <w:szCs w:val="20"/>
+        </w:rPr>
+      </w:r>
+      <w:r>
+        <w:rPr>
+          <w:rFonts w:ascii="Aptos Narrow" w:eastAsia="Microsoft YaHei" w:hAnsi="Aptos Narrow"/>
+          <w:szCs w:val="20"/>
+        </w:rPr>
+        <w:fldChar w:fldCharType="separate"/>
+      </w:r>
+      <w:r>
+        <w:rPr>
+          <w:rFonts w:ascii="Aptos Narrow" w:eastAsia="Microsoft YaHei" w:hAnsi="Aptos Narrow" w:hint="eastAsia"/>
+        </w:rPr>
+        <w:t>关闭</w:t>
+      </w:r>
+      <w:r>
+        <w:rPr>
+          <w:rFonts w:ascii="Aptos Narrow" w:eastAsia="Microsoft YaHei" w:hAnsi="Aptos Narrow" w:hint="eastAsia"/>
+        </w:rPr>
+        <w:t xml:space="preserve"> </w:t>
+      </w:r>
+      <w:r>
+        <w:rPr>
           <w:rFonts w:ascii="Aptos Narrow" w:eastAsia="Microsoft YaHei" w:hAnsi="Aptos Narrow"/>
         </w:rPr>
         <w:t xml:space="preserve">Windows </w:t>
@@ -1548,6 +1776,35 @@
           <w:rFonts w:ascii="Aptos Narrow" w:eastAsia="Microsoft YaHei" w:hAnsi="Aptos Narrow" w:hint="eastAsia"/>
           <w:szCs w:val="20"/>
         </w:rPr>
+        <w:t xml:space="preserve">    </w:t>
+      </w:r>
+      <w:r>
+        <w:rPr>
+          <w:rFonts w:ascii="Aptos Narrow" w:eastAsia="Microsoft YaHei" w:hAnsi="Aptos Narrow" w:hint="eastAsia"/>
+          <w:szCs w:val="20"/>
+          <w:u w:val="dotted"/>
+        </w:rPr>
+        <w:tab/>
+      </w:r>
+      <w:r>
+        <w:rPr>
+          <w:rFonts w:ascii="Aptos Narrow" w:eastAsia="Microsoft YaHei" w:hAnsi="Aptos Narrow" w:hint="eastAsia"/>
+          <w:szCs w:val="20"/>
+        </w:rPr>
+        <w:t xml:space="preserve">    </w:t>
+      </w:r>
+      <w:r>
+        <w:rPr>
+          <w:rFonts w:ascii="Aptos Narrow" w:eastAsia="Microsoft YaHei" w:hAnsi="Aptos Narrow" w:hint="eastAsia"/>
+          <w:szCs w:val="20"/>
+        </w:rPr>
+        <w:t>第</w:t>
+      </w:r>
+      <w:r>
+        <w:rPr>
+          <w:rFonts w:ascii="Aptos Narrow" w:eastAsia="Microsoft YaHei" w:hAnsi="Aptos Narrow" w:hint="eastAsia"/>
+          <w:szCs w:val="20"/>
+        </w:rPr>
         <w:t xml:space="preserve"> </w:t>
       </w:r>
       <w:r>
@@ -1555,11 +1812,162 @@
           <w:rFonts w:ascii="Aptos Narrow" w:eastAsia="Microsoft YaHei" w:hAnsi="Aptos Narrow"/>
           <w:szCs w:val="20"/>
         </w:rPr>
-        <w:t xml:space="preserve">   </w:t>
-      </w:r>
-      <w:r>
-        <w:rPr>
-          <w:rFonts w:ascii="Aptos Narrow" w:eastAsia="Microsoft YaHei" w:hAnsi="Aptos Narrow"/>
+        <w:fldChar w:fldCharType="begin"/>
+      </w:r>
+      <w:r>
+        <w:rPr>
+          <w:rFonts w:ascii="Aptos Narrow" w:eastAsia="Microsoft YaHei" w:hAnsi="Aptos Narrow"/>
+          <w:szCs w:val="20"/>
+        </w:rPr>
+        <w:instrText xml:space="preserve"> </w:instrText>
+      </w:r>
+      <w:r>
+        <w:rPr>
+          <w:rFonts w:ascii="Aptos Narrow" w:eastAsia="Microsoft YaHei" w:hAnsi="Aptos Narrow" w:hint="eastAsia"/>
+          <w:szCs w:val="20"/>
+        </w:rPr>
+        <w:instrText>PAGEREF _Ref194598811 \h</w:instrText>
+      </w:r>
+      <w:r>
+        <w:rPr>
+          <w:rFonts w:ascii="Aptos Narrow" w:eastAsia="Microsoft YaHei" w:hAnsi="Aptos Narrow"/>
+          <w:szCs w:val="20"/>
+        </w:rPr>
+        <w:instrText xml:space="preserve"> </w:instrText>
+      </w:r>
+      <w:r>
+        <w:rPr>
+          <w:rFonts w:ascii="Aptos Narrow" w:eastAsia="Microsoft YaHei" w:hAnsi="Aptos Narrow"/>
+          <w:szCs w:val="20"/>
+        </w:rPr>
+      </w:r>
+      <w:r>
+        <w:rPr>
+          <w:rFonts w:ascii="Aptos Narrow" w:eastAsia="Microsoft YaHei" w:hAnsi="Aptos Narrow"/>
+          <w:szCs w:val="20"/>
+        </w:rPr>
+        <w:fldChar w:fldCharType="separate"/>
+      </w:r>
+      <w:r>
+        <w:rPr>
+          <w:rFonts w:ascii="Aptos Narrow" w:eastAsia="Microsoft YaHei" w:hAnsi="Aptos Narrow"/>
+          <w:noProof/>
+          <w:szCs w:val="20"/>
+        </w:rPr>
+        <w:t>6</w:t>
+      </w:r>
+      <w:r>
+        <w:rPr>
+          <w:rFonts w:ascii="Aptos Narrow" w:eastAsia="Microsoft YaHei" w:hAnsi="Aptos Narrow"/>
+          <w:szCs w:val="20"/>
+        </w:rPr>
+        <w:fldChar w:fldCharType="end"/>
+      </w:r>
+      <w:r>
+        <w:rPr>
+          <w:rFonts w:ascii="Aptos Narrow" w:eastAsia="Microsoft YaHei" w:hAnsi="Aptos Narrow" w:hint="eastAsia"/>
+          <w:szCs w:val="20"/>
+        </w:rPr>
+        <w:t xml:space="preserve"> </w:t>
+      </w:r>
+      <w:r>
+        <w:rPr>
+          <w:rFonts w:ascii="Aptos Narrow" w:eastAsia="Microsoft YaHei" w:hAnsi="Aptos Narrow" w:hint="eastAsia"/>
+          <w:szCs w:val="20"/>
+        </w:rPr>
+        <w:t>页</w:t>
+      </w:r>
+    </w:p>
+    <w:p>
+      <w:pPr>
+        <w:pStyle w:val="ListParagraph"/>
+        <w:widowControl w:val="0"/>
+        <w:numPr>
+          <w:ilvl w:val="1"/>
+          <w:numId w:val="57"/>
+        </w:numPr>
+        <w:tabs>
+          <w:tab w:val="right" w:pos="13977"/>
+        </w:tabs>
+        <w:spacing w:line="360" w:lineRule="auto"/>
+        <w:ind w:left="2970" w:hanging="720"/>
+        <w:contextualSpacing w:val="0"/>
+        <w:rPr>
+          <w:rFonts w:ascii="Aptos Narrow" w:eastAsia="Microsoft YaHei" w:hAnsi="Aptos Narrow"/>
+          <w:szCs w:val="20"/>
+        </w:rPr>
+      </w:pPr>
+      <w:r>
+        <w:rPr>
+          <w:rFonts w:ascii="Aptos Narrow" w:eastAsia="Microsoft YaHei" w:hAnsi="Aptos Narrow"/>
+          <w:szCs w:val="20"/>
+        </w:rPr>
+        <w:fldChar w:fldCharType="begin"/>
+      </w:r>
+      <w:r>
+        <w:rPr>
+          <w:rFonts w:ascii="Aptos Narrow" w:eastAsia="Microsoft YaHei" w:hAnsi="Aptos Narrow"/>
+          <w:szCs w:val="20"/>
+        </w:rPr>
+        <w:instrText xml:space="preserve"> </w:instrText>
+      </w:r>
+      <w:r>
+        <w:rPr>
+          <w:rFonts w:ascii="Aptos Narrow" w:eastAsia="Microsoft YaHei" w:hAnsi="Aptos Narrow" w:hint="eastAsia"/>
+          <w:szCs w:val="20"/>
+        </w:rPr>
+        <w:instrText>REF _Ref194598814 \h</w:instrText>
+      </w:r>
+      <w:r>
+        <w:rPr>
+          <w:rFonts w:ascii="Aptos Narrow" w:eastAsia="Microsoft YaHei" w:hAnsi="Aptos Narrow"/>
+          <w:szCs w:val="20"/>
+        </w:rPr>
+        <w:instrText xml:space="preserve"> </w:instrText>
+      </w:r>
+      <w:r>
+        <w:rPr>
+          <w:rFonts w:ascii="Aptos Narrow" w:eastAsia="Microsoft YaHei" w:hAnsi="Aptos Narrow"/>
+          <w:szCs w:val="20"/>
+        </w:rPr>
+        <w:instrText xml:space="preserve"> \* MERGEFORMAT </w:instrText>
+      </w:r>
+      <w:r>
+        <w:rPr>
+          <w:rFonts w:ascii="Aptos Narrow" w:eastAsia="Microsoft YaHei" w:hAnsi="Aptos Narrow"/>
+          <w:szCs w:val="20"/>
+        </w:rPr>
+      </w:r>
+      <w:r>
+        <w:rPr>
+          <w:rFonts w:ascii="Aptos Narrow" w:eastAsia="Microsoft YaHei" w:hAnsi="Aptos Narrow"/>
+          <w:szCs w:val="20"/>
+        </w:rPr>
+        <w:fldChar w:fldCharType="separate"/>
+      </w:r>
+      <w:r>
+        <w:rPr>
+          <w:rFonts w:ascii="Aptos Narrow" w:eastAsia="Microsoft YaHei" w:hAnsi="Aptos Narrow" w:hint="eastAsia"/>
+        </w:rPr>
+        <w:t>关闭基于虚拟化的安全性</w:t>
+      </w:r>
+      <w:r>
+        <w:rPr>
+          <w:rFonts w:ascii="Aptos Narrow" w:eastAsia="Microsoft YaHei" w:hAnsi="Aptos Narrow"/>
+          <w:szCs w:val="20"/>
+        </w:rPr>
+        <w:fldChar w:fldCharType="end"/>
+      </w:r>
+      <w:r>
+        <w:rPr>
+          <w:rFonts w:ascii="Aptos Narrow" w:eastAsia="Microsoft YaHei" w:hAnsi="Aptos Narrow" w:hint="eastAsia"/>
+          <w:szCs w:val="20"/>
+        </w:rPr>
+        <w:t xml:space="preserve">    </w:t>
+      </w:r>
+      <w:r>
+        <w:rPr>
+          <w:rFonts w:ascii="Aptos Narrow" w:eastAsia="Microsoft YaHei" w:hAnsi="Aptos Narrow" w:hint="eastAsia"/>
           <w:szCs w:val="20"/>
           <w:u w:val="dotted"/>
         </w:rPr>
@@ -1567,7 +1975,7 @@
       </w:r>
       <w:r>
         <w:rPr>
-          <w:rFonts w:ascii="Aptos Narrow" w:eastAsia="Microsoft YaHei" w:hAnsi="Aptos Narrow"/>
+          <w:rFonts w:ascii="Aptos Narrow" w:eastAsia="Microsoft YaHei" w:hAnsi="Aptos Narrow" w:hint="eastAsia"/>
           <w:szCs w:val="20"/>
         </w:rPr>
         <w:t xml:space="preserve">    </w:t>
@@ -1605,7 +2013,7 @@
           <w:rFonts w:ascii="Aptos Narrow" w:eastAsia="Microsoft YaHei" w:hAnsi="Aptos Narrow" w:hint="eastAsia"/>
           <w:szCs w:val="20"/>
         </w:rPr>
-        <w:instrText>PAGEREF _Ref150096372 \h</w:instrText>
+        <w:instrText>PAGEREF _Ref194598814 \h</w:instrText>
       </w:r>
       <w:r>
         <w:rPr>
@@ -1633,7 +2041,7 @@
           <w:noProof/>
           <w:szCs w:val="20"/>
         </w:rPr>
-        <w:t>6</w:t>
+        <w:t>7</w:t>
       </w:r>
       <w:r>
         <w:rPr>
@@ -1668,7 +2076,7 @@
         <w:tabs>
           <w:tab w:val="right" w:pos="13977"/>
         </w:tabs>
-        <w:spacing w:line="360" w:lineRule="auto"/>
+        <w:spacing w:before="600" w:line="360" w:lineRule="auto"/>
         <w:ind w:left="2250" w:hanging="540"/>
         <w:contextualSpacing w:val="0"/>
         <w:rPr>
@@ -1990,7 +2398,7 @@
           <w:noProof/>
           <w:szCs w:val="20"/>
         </w:rPr>
-        <w:t>7</w:t>
+        <w:t>8</w:t>
       </w:r>
       <w:r>
         <w:rPr>
@@ -2155,7 +2563,7 @@
           <w:noProof/>
           <w:szCs w:val="20"/>
         </w:rPr>
-        <w:t>7</w:t>
+        <w:t>8</w:t>
       </w:r>
       <w:r>
         <w:rPr>
@@ -2318,7 +2726,7 @@
           <w:noProof/>
           <w:szCs w:val="20"/>
         </w:rPr>
-        <w:t>7</w:t>
+        <w:t>8</w:t>
       </w:r>
       <w:r>
         <w:rPr>
@@ -2481,7 +2889,7 @@
           <w:noProof/>
           <w:szCs w:val="20"/>
         </w:rPr>
-        <w:t>7</w:t>
+        <w:t>8</w:t>
       </w:r>
       <w:r>
         <w:rPr>
@@ -2644,7 +3052,7 @@
           <w:noProof/>
           <w:szCs w:val="20"/>
         </w:rPr>
-        <w:t>8</w:t>
+        <w:t>9</w:t>
       </w:r>
       <w:r>
         <w:rPr>
@@ -2679,7 +3087,7 @@
         <w:tabs>
           <w:tab w:val="right" w:pos="13977"/>
         </w:tabs>
-        <w:spacing w:before="600" w:line="360" w:lineRule="auto"/>
+        <w:spacing w:before="720" w:line="360" w:lineRule="auto"/>
         <w:ind w:left="1140" w:hanging="570"/>
         <w:contextualSpacing w:val="0"/>
         <w:rPr>
@@ -2804,7 +3212,7 @@
           <w:noProof/>
           <w:szCs w:val="20"/>
         </w:rPr>
-        <w:t>8</w:t>
+        <w:t>9</w:t>
       </w:r>
       <w:r>
         <w:rPr>
@@ -2966,7 +3374,7 @@
           <w:noProof/>
           <w:szCs w:val="20"/>
         </w:rPr>
-        <w:t>8</w:t>
+        <w:t>9</w:t>
       </w:r>
       <w:r>
         <w:rPr>
@@ -3128,7 +3536,7 @@
           <w:noProof/>
           <w:szCs w:val="20"/>
         </w:rPr>
-        <w:t>8</w:t>
+        <w:t>9</w:t>
       </w:r>
       <w:r>
         <w:rPr>
@@ -3325,7 +3733,7 @@
         <w:tabs>
           <w:tab w:val="right" w:pos="13977"/>
         </w:tabs>
-        <w:spacing w:before="600" w:line="360" w:lineRule="auto"/>
+        <w:spacing w:before="720" w:line="360" w:lineRule="auto"/>
         <w:ind w:left="1140" w:hanging="570"/>
         <w:contextualSpacing w:val="0"/>
         <w:rPr>
@@ -3450,7 +3858,7 @@
           <w:noProof/>
           <w:szCs w:val="20"/>
         </w:rPr>
-        <w:t>14</w:t>
+        <w:t>15</w:t>
       </w:r>
       <w:r>
         <w:rPr>
@@ -3620,7 +4028,7 @@
           <w:noProof/>
           <w:szCs w:val="20"/>
         </w:rPr>
-        <w:t>14</w:t>
+        <w:t>15</w:t>
       </w:r>
       <w:r>
         <w:rPr>
@@ -3797,7 +4205,7 @@
           <w:noProof/>
           <w:szCs w:val="20"/>
         </w:rPr>
-        <w:t>14</w:t>
+        <w:t>15</w:t>
       </w:r>
       <w:r>
         <w:rPr>
@@ -3974,7 +4382,7 @@
           <w:noProof/>
           <w:szCs w:val="20"/>
         </w:rPr>
-        <w:t>14</w:t>
+        <w:t>15</w:t>
       </w:r>
       <w:r>
         <w:rPr>
@@ -4363,6 +4771,7 @@
           <w:rFonts w:ascii="Aptos Narrow" w:eastAsia="Microsoft YaHei" w:hAnsi="Aptos Narrow"/>
           <w:szCs w:val="20"/>
         </w:rPr>
+        <w:lastRenderedPageBreak/>
         <w:fldChar w:fldCharType="begin"/>
       </w:r>
       <w:r>
@@ -4489,7 +4898,7 @@
           <w:noProof/>
           <w:szCs w:val="20"/>
         </w:rPr>
-        <w:t>15</w:t>
+        <w:t>16</w:t>
       </w:r>
       <w:r>
         <w:rPr>
@@ -4666,7 +5075,7 @@
           <w:noProof/>
           <w:szCs w:val="20"/>
         </w:rPr>
-        <w:t>15</w:t>
+        <w:t>16</w:t>
       </w:r>
       <w:r>
         <w:rPr>
@@ -4836,7 +5245,7 @@
           <w:noProof/>
           <w:szCs w:val="20"/>
         </w:rPr>
-        <w:t>15</w:t>
+        <w:t>16</w:t>
       </w:r>
       <w:r>
         <w:rPr>
@@ -4887,7 +5296,6 @@
           <w:rFonts w:ascii="Aptos Narrow" w:eastAsia="Microsoft YaHei" w:hAnsi="Aptos Narrow"/>
           <w:szCs w:val="20"/>
         </w:rPr>
-        <w:lastRenderedPageBreak/>
         <w:fldChar w:fldCharType="begin"/>
       </w:r>
       <w:r>
@@ -5000,7 +5408,7 @@
           <w:noProof/>
           <w:szCs w:val="20"/>
         </w:rPr>
-        <w:t>15</w:t>
+        <w:t>16</w:t>
       </w:r>
       <w:r>
         <w:rPr>
@@ -5163,7 +5571,7 @@
           <w:noProof/>
           <w:szCs w:val="20"/>
         </w:rPr>
-        <w:t>15</w:t>
+        <w:t>16</w:t>
       </w:r>
       <w:r>
         <w:rPr>
@@ -5326,7 +5734,7 @@
           <w:noProof/>
           <w:szCs w:val="20"/>
         </w:rPr>
-        <w:t>17</w:t>
+        <w:t>18</w:t>
       </w:r>
       <w:r>
         <w:rPr>
@@ -5492,7 +5900,7 @@
           <w:noProof/>
           <w:szCs w:val="20"/>
         </w:rPr>
-        <w:t>17</w:t>
+        <w:t>18</w:t>
       </w:r>
       <w:r>
         <w:rPr>
@@ -5658,7 +6066,7 @@
           <w:noProof/>
           <w:szCs w:val="20"/>
         </w:rPr>
-        <w:t>17</w:t>
+        <w:t>18</w:t>
       </w:r>
       <w:r>
         <w:rPr>
@@ -5693,7 +6101,7 @@
         <w:tabs>
           <w:tab w:val="right" w:pos="13977"/>
         </w:tabs>
-        <w:spacing w:line="360" w:lineRule="auto"/>
+        <w:spacing w:before="600" w:line="360" w:lineRule="auto"/>
         <w:ind w:left="5103" w:hanging="1134"/>
         <w:contextualSpacing w:val="0"/>
         <w:rPr>
@@ -5821,7 +6229,7 @@
           <w:noProof/>
           <w:szCs w:val="20"/>
         </w:rPr>
-        <w:t>17</w:t>
+        <w:t>18</w:t>
       </w:r>
       <w:r>
         <w:rPr>
@@ -6310,7 +6718,7 @@
           <w:noProof/>
           <w:szCs w:val="20"/>
         </w:rPr>
-        <w:t>18</w:t>
+        <w:t>19</w:t>
       </w:r>
       <w:r>
         <w:rPr>
@@ -6473,7 +6881,7 @@
           <w:noProof/>
           <w:szCs w:val="20"/>
         </w:rPr>
-        <w:t>18</w:t>
+        <w:t>19</w:t>
       </w:r>
       <w:r>
         <w:rPr>
@@ -6636,7 +7044,7 @@
           <w:noProof/>
           <w:szCs w:val="20"/>
         </w:rPr>
-        <w:t>18</w:t>
+        <w:t>19</w:t>
       </w:r>
       <w:r>
         <w:rPr>
@@ -6799,7 +7207,7 @@
           <w:noProof/>
           <w:szCs w:val="20"/>
         </w:rPr>
-        <w:t>18</w:t>
+        <w:t>19</w:t>
       </w:r>
       <w:r>
         <w:rPr>
@@ -6969,7 +7377,7 @@
           <w:noProof/>
           <w:szCs w:val="20"/>
         </w:rPr>
-        <w:t>18</w:t>
+        <w:t>19</w:t>
       </w:r>
       <w:r>
         <w:rPr>
@@ -7139,7 +7547,7 @@
           <w:noProof/>
           <w:szCs w:val="20"/>
         </w:rPr>
-        <w:t>18</w:t>
+        <w:t>19</w:t>
       </w:r>
       <w:r>
         <w:rPr>
@@ -7486,7 +7894,7 @@
           <w:noProof/>
           <w:szCs w:val="20"/>
         </w:rPr>
-        <w:t>19</w:t>
+        <w:t>20</w:t>
       </w:r>
       <w:r>
         <w:rPr>
@@ -7670,7 +8078,7 @@
           <w:noProof/>
           <w:szCs w:val="20"/>
         </w:rPr>
-        <w:t>20</w:t>
+        <w:t>21</w:t>
       </w:r>
       <w:r>
         <w:rPr>
@@ -7833,7 +8241,7 @@
           <w:noProof/>
           <w:szCs w:val="20"/>
         </w:rPr>
-        <w:t>20</w:t>
+        <w:t>21</w:t>
       </w:r>
       <w:r>
         <w:rPr>
@@ -7996,7 +8404,7 @@
           <w:noProof/>
           <w:szCs w:val="20"/>
         </w:rPr>
-        <w:t>20</w:t>
+        <w:t>21</w:t>
       </w:r>
       <w:r>
         <w:rPr>
@@ -8159,7 +8567,7 @@
           <w:noProof/>
           <w:szCs w:val="20"/>
         </w:rPr>
-        <w:t>22</w:t>
+        <w:t>23</w:t>
       </w:r>
       <w:r>
         <w:rPr>
@@ -8321,7 +8729,7 @@
           <w:noProof/>
           <w:szCs w:val="20"/>
         </w:rPr>
-        <w:t>22</w:t>
+        <w:t>23</w:t>
       </w:r>
       <w:r>
         <w:rPr>
@@ -8483,7 +8891,7 @@
           <w:noProof/>
           <w:szCs w:val="20"/>
         </w:rPr>
-        <w:t>22</w:t>
+        <w:t>23</w:t>
       </w:r>
       <w:r>
         <w:rPr>
@@ -8518,7 +8926,7 @@
         <w:tabs>
           <w:tab w:val="right" w:pos="13977"/>
         </w:tabs>
-        <w:spacing w:line="360" w:lineRule="auto"/>
+        <w:spacing w:before="600" w:line="360" w:lineRule="auto"/>
         <w:ind w:left="2977" w:hanging="709"/>
         <w:contextualSpacing w:val="0"/>
         <w:rPr>
@@ -8534,6 +8942,7 @@
           <w:rFonts w:ascii="Aptos Narrow" w:eastAsia="Microsoft YaHei" w:hAnsi="Aptos Narrow"/>
           <w:szCs w:val="20"/>
         </w:rPr>
+        <w:lastRenderedPageBreak/>
         <w:fldChar w:fldCharType="begin"/>
       </w:r>
       <w:r>
@@ -8646,7 +9055,7 @@
           <w:noProof/>
           <w:szCs w:val="20"/>
         </w:rPr>
-        <w:t>22</w:t>
+        <w:t>23</w:t>
       </w:r>
       <w:r>
         <w:rPr>
@@ -8809,7 +9218,7 @@
           <w:noProof/>
           <w:szCs w:val="20"/>
         </w:rPr>
-        <w:t>22</w:t>
+        <w:t>23</w:t>
       </w:r>
       <w:r>
         <w:rPr>
@@ -8972,7 +9381,7 @@
           <w:noProof/>
           <w:szCs w:val="20"/>
         </w:rPr>
-        <w:t>22</w:t>
+        <w:t>23</w:t>
       </w:r>
       <w:r>
         <w:rPr>
@@ -9186,7 +9595,6 @@
           <w:rFonts w:ascii="Aptos Narrow" w:eastAsia="Microsoft YaHei" w:hAnsi="Aptos Narrow"/>
           <w:szCs w:val="20"/>
         </w:rPr>
-        <w:lastRenderedPageBreak/>
         <w:fldChar w:fldCharType="begin"/>
       </w:r>
       <w:r>
@@ -9299,7 +9707,7 @@
           <w:noProof/>
           <w:szCs w:val="20"/>
         </w:rPr>
-        <w:t>23</w:t>
+        <w:t>24</w:t>
       </w:r>
       <w:r>
         <w:rPr>
@@ -9465,7 +9873,7 @@
           <w:noProof/>
           <w:szCs w:val="20"/>
         </w:rPr>
-        <w:t>23</w:t>
+        <w:t>24</w:t>
       </w:r>
       <w:r>
         <w:rPr>
@@ -9628,7 +10036,7 @@
           <w:noProof/>
           <w:szCs w:val="20"/>
         </w:rPr>
-        <w:t>23</w:t>
+        <w:t>24</w:t>
       </w:r>
       <w:r>
         <w:rPr>
@@ -9794,7 +10202,7 @@
           <w:noProof/>
           <w:szCs w:val="20"/>
         </w:rPr>
-        <w:t>23</w:t>
+        <w:t>24</w:t>
       </w:r>
       <w:r>
         <w:rPr>
@@ -9957,7 +10365,7 @@
           <w:noProof/>
           <w:szCs w:val="20"/>
         </w:rPr>
-        <w:t>23</w:t>
+        <w:t>24</w:t>
       </w:r>
       <w:r>
         <w:rPr>
@@ -10127,7 +10535,7 @@
           <w:noProof/>
           <w:szCs w:val="20"/>
         </w:rPr>
-        <w:t>23</w:t>
+        <w:t>24</w:t>
       </w:r>
       <w:r>
         <w:rPr>
@@ -10453,7 +10861,7 @@
           <w:noProof/>
           <w:szCs w:val="20"/>
         </w:rPr>
-        <w:t>24</w:t>
+        <w:t>25</w:t>
       </w:r>
       <w:r>
         <w:rPr>
@@ -10637,7 +11045,7 @@
           <w:noProof/>
           <w:szCs w:val="20"/>
         </w:rPr>
-        <w:t>24</w:t>
+        <w:t>25</w:t>
       </w:r>
       <w:r>
         <w:rPr>
@@ -10808,7 +11216,7 @@
           <w:noProof/>
           <w:szCs w:val="20"/>
         </w:rPr>
-        <w:t>24</w:t>
+        <w:t>25</w:t>
       </w:r>
       <w:r>
         <w:rPr>
@@ -11001,7 +11409,7 @@
           <w:noProof/>
           <w:szCs w:val="20"/>
         </w:rPr>
-        <w:t>24</w:t>
+        <w:t>25</w:t>
       </w:r>
       <w:r>
         <w:rPr>
@@ -11037,7 +11445,7 @@
         <w:tabs>
           <w:tab w:val="right" w:pos="13977"/>
         </w:tabs>
-        <w:spacing w:before="720" w:line="360" w:lineRule="auto"/>
+        <w:spacing w:before="600" w:line="360" w:lineRule="auto"/>
         <w:ind w:left="2250" w:hanging="540"/>
         <w:contextualSpacing w:val="0"/>
         <w:rPr>
@@ -11246,7 +11654,7 @@
           <w:szCs w:val="20"/>
           <w:u w:val="none"/>
         </w:rPr>
-        <w:t>25</w:t>
+        <w:t>26</w:t>
       </w:r>
       <w:r>
         <w:rPr>
@@ -11483,7 +11891,7 @@
           <w:color w:val="auto"/>
           <w:u w:val="none"/>
         </w:rPr>
-        <w:t>26</w:t>
+        <w:t>27</w:t>
       </w:r>
       <w:r>
         <w:rPr>
@@ -11717,7 +12125,7 @@
           <w:color w:val="auto"/>
           <w:u w:val="none"/>
         </w:rPr>
-        <w:t>26</w:t>
+        <w:t>27</w:t>
       </w:r>
       <w:r>
         <w:rPr>
@@ -11951,7 +12359,7 @@
           <w:color w:val="auto"/>
           <w:u w:val="none"/>
         </w:rPr>
-        <w:t>26</w:t>
+        <w:t>27</w:t>
       </w:r>
       <w:r>
         <w:rPr>
@@ -12226,7 +12634,7 @@
         <w:tabs>
           <w:tab w:val="right" w:pos="13977"/>
         </w:tabs>
-        <w:spacing w:before="720" w:line="360" w:lineRule="auto"/>
+        <w:spacing w:before="600" w:line="360" w:lineRule="auto"/>
         <w:ind w:left="2970" w:hanging="720"/>
         <w:contextualSpacing w:val="0"/>
         <w:rPr>
@@ -12923,7 +13331,7 @@
           <w:color w:val="auto"/>
           <w:u w:val="none"/>
         </w:rPr>
-        <w:t>28</w:t>
+        <w:t>29</w:t>
       </w:r>
       <w:r>
         <w:rPr>
@@ -12965,7 +13373,7 @@
         <w:tabs>
           <w:tab w:val="right" w:pos="13977"/>
         </w:tabs>
-        <w:spacing w:before="600" w:line="360" w:lineRule="auto"/>
+        <w:spacing w:before="720" w:line="360" w:lineRule="auto"/>
         <w:ind w:left="1710" w:hanging="570"/>
         <w:contextualSpacing w:val="0"/>
         <w:rPr>
@@ -13100,7 +13508,7 @@
           <w:noProof/>
           <w:szCs w:val="20"/>
         </w:rPr>
-        <w:t>29</w:t>
+        <w:t>30</w:t>
       </w:r>
       <w:r>
         <w:rPr>
@@ -13278,7 +13686,7 @@
           <w:noProof/>
           <w:szCs w:val="20"/>
         </w:rPr>
-        <w:t>29</w:t>
+        <w:t>30</w:t>
       </w:r>
       <w:r>
         <w:rPr>
@@ -13329,6 +13737,7 @@
           <w:rFonts w:ascii="Aptos Narrow" w:eastAsia="Microsoft YaHei" w:hAnsi="Aptos Narrow"/>
           <w:szCs w:val="20"/>
         </w:rPr>
+        <w:lastRenderedPageBreak/>
         <w:fldChar w:fldCharType="begin"/>
       </w:r>
       <w:r>
@@ -13455,7 +13864,7 @@
           <w:noProof/>
           <w:szCs w:val="20"/>
         </w:rPr>
-        <w:t>29</w:t>
+        <w:t>30</w:t>
       </w:r>
       <w:r>
         <w:rPr>
@@ -13625,7 +14034,7 @@
           <w:noProof/>
           <w:szCs w:val="20"/>
         </w:rPr>
-        <w:t>29</w:t>
+        <w:t>30</w:t>
       </w:r>
       <w:r>
         <w:rPr>
@@ -13957,7 +14366,7 @@
           <w:noProof/>
           <w:szCs w:val="20"/>
         </w:rPr>
-        <w:t>30</w:t>
+        <w:t>31</w:t>
       </w:r>
       <w:r>
         <w:rPr>
@@ -14008,7 +14417,6 @@
           <w:rFonts w:ascii="Aptos Narrow" w:eastAsia="Microsoft YaHei" w:hAnsi="Aptos Narrow"/>
           <w:szCs w:val="20"/>
         </w:rPr>
-        <w:lastRenderedPageBreak/>
         <w:fldChar w:fldCharType="begin"/>
       </w:r>
       <w:r>
@@ -14121,7 +14529,7 @@
           <w:noProof/>
           <w:szCs w:val="20"/>
         </w:rPr>
-        <w:t>31</w:t>
+        <w:t>32</w:t>
       </w:r>
       <w:r>
         <w:rPr>
@@ -14287,7 +14695,7 @@
           <w:noProof/>
           <w:szCs w:val="20"/>
         </w:rPr>
-        <w:t>31</w:t>
+        <w:t>32</w:t>
       </w:r>
       <w:r>
         <w:rPr>
@@ -14453,7 +14861,7 @@
           <w:noProof/>
           <w:szCs w:val="20"/>
         </w:rPr>
-        <w:t>31</w:t>
+        <w:t>32</w:t>
       </w:r>
       <w:r>
         <w:rPr>
@@ -14488,7 +14896,7 @@
         <w:tabs>
           <w:tab w:val="right" w:pos="13977"/>
         </w:tabs>
-        <w:spacing w:before="720" w:line="360" w:lineRule="auto"/>
+        <w:spacing w:before="600" w:line="360" w:lineRule="auto"/>
         <w:ind w:left="2977" w:hanging="709"/>
         <w:contextualSpacing w:val="0"/>
         <w:rPr>
@@ -14619,7 +15027,7 @@
           <w:noProof/>
           <w:szCs w:val="20"/>
         </w:rPr>
-        <w:t>31</w:t>
+        <w:t>32</w:t>
       </w:r>
       <w:r>
         <w:rPr>
@@ -14966,7 +15374,7 @@
           <w:noProof/>
           <w:szCs w:val="20"/>
         </w:rPr>
-        <w:t>32</w:t>
+        <w:t>33</w:t>
       </w:r>
       <w:r>
         <w:rPr>
@@ -15142,7 +15550,7 @@
           <w:noProof/>
           <w:szCs w:val="20"/>
         </w:rPr>
-        <w:t>32</w:t>
+        <w:t>33</w:t>
       </w:r>
       <w:r>
         <w:rPr>
@@ -15328,7 +15736,7 @@
           <w:noProof/>
           <w:szCs w:val="20"/>
         </w:rPr>
-        <w:t>32</w:t>
+        <w:t>33</w:t>
       </w:r>
       <w:r>
         <w:rPr>
@@ -15491,7 +15899,7 @@
           <w:noProof/>
           <w:szCs w:val="20"/>
         </w:rPr>
-        <w:t>32</w:t>
+        <w:t>33</w:t>
       </w:r>
       <w:r>
         <w:rPr>
@@ -15654,7 +16062,7 @@
           <w:noProof/>
           <w:szCs w:val="20"/>
         </w:rPr>
-        <w:t>32</w:t>
+        <w:t>33</w:t>
       </w:r>
       <w:r>
         <w:rPr>
@@ -15817,7 +16225,7 @@
           <w:noProof/>
           <w:szCs w:val="20"/>
         </w:rPr>
-        <w:t>32</w:t>
+        <w:t>33</w:t>
       </w:r>
       <w:r>
         <w:rPr>
@@ -15980,7 +16388,7 @@
           <w:noProof/>
           <w:szCs w:val="20"/>
         </w:rPr>
-        <w:t>32</w:t>
+        <w:t>33</w:t>
       </w:r>
       <w:r>
         <w:rPr>
@@ -16143,7 +16551,7 @@
           <w:noProof/>
           <w:szCs w:val="20"/>
         </w:rPr>
-        <w:t>32</w:t>
+        <w:t>33</w:t>
       </w:r>
       <w:r>
         <w:rPr>
@@ -16306,7 +16714,7 @@
           <w:noProof/>
           <w:szCs w:val="20"/>
         </w:rPr>
-        <w:t>33</w:t>
+        <w:t>34</w:t>
       </w:r>
       <w:r>
         <w:rPr>
@@ -16476,7 +16884,7 @@
           <w:noProof/>
           <w:szCs w:val="20"/>
         </w:rPr>
-        <w:t>33</w:t>
+        <w:t>34</w:t>
       </w:r>
       <w:r>
         <w:rPr>
@@ -16646,7 +17054,7 @@
           <w:noProof/>
           <w:szCs w:val="20"/>
         </w:rPr>
-        <w:t>33</w:t>
+        <w:t>34</w:t>
       </w:r>
       <w:r>
         <w:rPr>
@@ -16681,7 +17089,7 @@
         <w:tabs>
           <w:tab w:val="right" w:pos="13977"/>
         </w:tabs>
-        <w:spacing w:before="600" w:line="360" w:lineRule="auto"/>
+        <w:spacing w:before="720" w:line="360" w:lineRule="auto"/>
         <w:ind w:left="1710" w:hanging="570"/>
         <w:contextualSpacing w:val="0"/>
         <w:rPr>
@@ -16809,7 +17217,7 @@
           <w:noProof/>
           <w:szCs w:val="20"/>
         </w:rPr>
-        <w:t>33</w:t>
+        <w:t>34</w:t>
       </w:r>
       <w:r>
         <w:rPr>
@@ -16972,7 +17380,7 @@
           <w:noProof/>
           <w:szCs w:val="20"/>
         </w:rPr>
-        <w:t>33</w:t>
+        <w:t>34</w:t>
       </w:r>
       <w:r>
         <w:rPr>
@@ -17170,7 +17578,7 @@
         <w:tabs>
           <w:tab w:val="right" w:pos="13977"/>
         </w:tabs>
-        <w:spacing w:before="600" w:line="360" w:lineRule="auto"/>
+        <w:spacing w:before="720" w:line="360" w:lineRule="auto"/>
         <w:ind w:left="1140" w:hanging="570"/>
         <w:contextualSpacing w:val="0"/>
         <w:rPr>
@@ -17305,7 +17713,7 @@
           <w:noProof/>
           <w:szCs w:val="20"/>
         </w:rPr>
-        <w:t>39</w:t>
+        <w:t>40</w:t>
       </w:r>
       <w:r>
         <w:rPr>
@@ -17340,7 +17748,7 @@
         <w:tabs>
           <w:tab w:val="right" w:pos="13977"/>
         </w:tabs>
-        <w:spacing w:before="600" w:line="360" w:lineRule="auto"/>
+        <w:spacing w:before="720" w:line="360" w:lineRule="auto"/>
         <w:ind w:left="1140" w:hanging="1140"/>
         <w:contextualSpacing w:val="0"/>
         <w:rPr>
@@ -17353,6 +17761,7 @@
           <w:rFonts w:ascii="Aptos Narrow" w:eastAsia="Microsoft YaHei" w:hAnsi="Aptos Narrow"/>
           <w:szCs w:val="20"/>
         </w:rPr>
+        <w:lastRenderedPageBreak/>
         <w:fldChar w:fldCharType="begin"/>
       </w:r>
       <w:r>
@@ -17791,7 +18200,7 @@
           <w:noProof/>
           <w:szCs w:val="20"/>
         </w:rPr>
-        <w:t>40</w:t>
+        <w:t>41</w:t>
       </w:r>
       <w:r>
         <w:rPr>
@@ -17951,7 +18360,7 @@
           <w:noProof/>
           <w:szCs w:val="20"/>
         </w:rPr>
-        <w:t>40</w:t>
+        <w:t>41</w:t>
       </w:r>
       <w:r>
         <w:rPr>
@@ -17986,7 +18395,7 @@
         <w:tabs>
           <w:tab w:val="right" w:pos="13977"/>
         </w:tabs>
-        <w:spacing w:before="600" w:line="360" w:lineRule="auto"/>
+        <w:spacing w:before="720" w:line="360" w:lineRule="auto"/>
         <w:ind w:left="1140" w:hanging="1140"/>
         <w:contextualSpacing w:val="0"/>
         <w:rPr>
@@ -18003,7 +18412,6 @@
           <w:rFonts w:ascii="Aptos Narrow" w:eastAsia="Microsoft YaHei" w:hAnsi="Aptos Narrow"/>
           <w:szCs w:val="20"/>
         </w:rPr>
-        <w:lastRenderedPageBreak/>
         <w:fldChar w:fldCharType="begin"/>
       </w:r>
       <w:r>
@@ -18117,7 +18525,7 @@
           <w:noProof/>
           <w:szCs w:val="20"/>
         </w:rPr>
-        <w:t>41</w:t>
+        <w:t>42</w:t>
       </w:r>
       <w:r>
         <w:rPr>
@@ -18729,6 +19137,9 @@
           <w:ilvl w:val="0"/>
           <w:numId w:val="56"/>
         </w:numPr>
+        <w:tabs>
+          <w:tab w:val="num" w:pos="360"/>
+        </w:tabs>
         <w:spacing w:before="720" w:line="360" w:lineRule="auto"/>
         <w:ind w:left="2250" w:hanging="547"/>
         <w:rPr>
@@ -18736,21 +19147,121 @@
           <w:iCs/>
         </w:rPr>
       </w:pPr>
-      <w:bookmarkStart w:id="11" w:name="_Ref150096372"/>
-      <w:bookmarkStart w:id="12" w:name="_Ref171814354"/>
-      <w:r>
-        <w:rPr>
-          <w:rFonts w:ascii="Aptos Narrow" w:eastAsia="Microsoft YaHei" w:hAnsi="Aptos Narrow"/>
+      <w:bookmarkStart w:id="11" w:name="_Ref194598806"/>
+      <w:bookmarkStart w:id="12" w:name="_Ref150096372"/>
+      <w:bookmarkStart w:id="13" w:name="_Ref171814354"/>
+      <w:r>
+        <w:rPr>
+          <w:rFonts w:ascii="Aptos Narrow" w:eastAsia="Microsoft YaHei" w:hAnsi="Aptos Narrow" w:hint="eastAsia"/>
+          <w:iCs/>
+        </w:rPr>
+        <w:t>加速</w:t>
+      </w:r>
+      <w:r>
+        <w:rPr>
+          <w:rFonts w:ascii="Aptos Narrow" w:eastAsia="Microsoft YaHei" w:hAnsi="Aptos Narrow" w:hint="eastAsia"/>
+          <w:iCs/>
+        </w:rPr>
+        <w:t xml:space="preserve"> Windows </w:t>
+      </w:r>
+      <w:r>
+        <w:rPr>
+          <w:rFonts w:ascii="Aptos Narrow" w:eastAsia="Microsoft YaHei" w:hAnsi="Aptos Narrow" w:hint="eastAsia"/>
+          <w:iCs/>
+        </w:rPr>
+        <w:t>操作系统的</w:t>
+      </w:r>
+      <w:r>
+        <w:rPr>
+          <w:rFonts w:ascii="Aptos Narrow" w:eastAsia="Microsoft YaHei" w:hAnsi="Aptos Narrow" w:hint="eastAsia"/>
+          <w:iCs/>
+        </w:rPr>
+        <w:t xml:space="preserve"> N </w:t>
+      </w:r>
+      <w:r>
+        <w:rPr>
+          <w:rFonts w:ascii="Aptos Narrow" w:eastAsia="Microsoft YaHei" w:hAnsi="Aptos Narrow" w:hint="eastAsia"/>
+          <w:iCs/>
+        </w:rPr>
+        <w:t>种方法</w:t>
+      </w:r>
+      <w:bookmarkEnd w:id="11"/>
+    </w:p>
+    <w:p>
+      <w:pPr>
+        <w:spacing w:line="360" w:lineRule="auto"/>
+        <w:ind w:left="2250"/>
+        <w:rPr>
+          <w:rFonts w:ascii="Aptos Narrow" w:eastAsia="Microsoft YaHei" w:hAnsi="Aptos Narrow"/>
+        </w:rPr>
+      </w:pPr>
+      <w:r>
+        <w:rPr>
+          <w:rFonts w:ascii="Aptos Narrow" w:eastAsia="Microsoft YaHei" w:hAnsi="Aptos Narrow" w:hint="eastAsia"/>
+        </w:rPr>
+        <w:t>在处理封装任务时，安装累积更新、安装驱动、安装</w:t>
+      </w:r>
+      <w:r>
+        <w:rPr>
+          <w:rFonts w:ascii="Aptos Narrow" w:eastAsia="Microsoft YaHei" w:hAnsi="Aptos Narrow" w:hint="eastAsia"/>
+        </w:rPr>
+        <w:t xml:space="preserve"> InBox Apps </w:t>
+      </w:r>
+      <w:r>
+        <w:rPr>
+          <w:rFonts w:ascii="Aptos Narrow" w:eastAsia="Microsoft YaHei" w:hAnsi="Aptos Narrow" w:hint="eastAsia"/>
+        </w:rPr>
+        <w:t>里的应用时，会产生大量的临时文件，可用以下几种方法加速系统：</w:t>
+      </w:r>
+    </w:p>
+    <w:p>
+      <w:pPr>
+        <w:pStyle w:val="Heading6"/>
+        <w:numPr>
+          <w:ilvl w:val="1"/>
+          <w:numId w:val="56"/>
+        </w:numPr>
+        <w:tabs>
+          <w:tab w:val="num" w:pos="360"/>
+        </w:tabs>
+        <w:spacing w:before="720" w:line="360" w:lineRule="auto"/>
+        <w:ind w:left="2966" w:hanging="720"/>
+        <w:rPr>
+          <w:rFonts w:ascii="Aptos Narrow" w:eastAsia="Microsoft YaHei" w:hAnsi="Aptos Narrow"/>
+          <w:iCs/>
+          <w:color w:val="auto"/>
+        </w:rPr>
+      </w:pPr>
+      <w:bookmarkStart w:id="14" w:name="_Ref194598811"/>
+      <w:r>
+        <w:rPr>
+          <w:rFonts w:ascii="Aptos Narrow" w:eastAsia="Microsoft YaHei" w:hAnsi="Aptos Narrow" w:hint="eastAsia"/>
+          <w:color w:val="auto"/>
+        </w:rPr>
+        <w:t>关闭</w:t>
+      </w:r>
+      <w:r>
+        <w:rPr>
+          <w:rFonts w:ascii="Aptos Narrow" w:eastAsia="Microsoft YaHei" w:hAnsi="Aptos Narrow" w:hint="eastAsia"/>
+          <w:color w:val="auto"/>
+        </w:rPr>
+        <w:t xml:space="preserve"> </w:t>
+      </w:r>
+      <w:r>
+        <w:rPr>
+          <w:rFonts w:ascii="Aptos Narrow" w:eastAsia="Microsoft YaHei" w:hAnsi="Aptos Narrow"/>
+          <w:color w:val="auto"/>
         </w:rPr>
         <w:t xml:space="preserve">Windows </w:t>
       </w:r>
       <w:r>
         <w:rPr>
           <w:rFonts w:ascii="Aptos Narrow" w:eastAsia="Microsoft YaHei" w:hAnsi="Aptos Narrow"/>
+          <w:color w:val="auto"/>
         </w:rPr>
         <w:t>安全中心</w:t>
       </w:r>
-      <w:bookmarkEnd w:id="11"/>
+      <w:bookmarkEnd w:id="14"/>
     </w:p>
     <w:p>
       <w:pPr>
@@ -18761,7 +19272,7 @@
           <w:numId w:val="49"/>
         </w:numPr>
         <w:spacing w:line="360" w:lineRule="auto"/>
-        <w:ind w:left="2700" w:hanging="446"/>
+        <w:ind w:left="3420" w:hanging="446"/>
         <w:contextualSpacing w:val="0"/>
         <w:rPr>
           <w:rFonts w:ascii="Aptos Narrow" w:eastAsia="Microsoft YaHei" w:hAnsi="Aptos Narrow"/>
@@ -18771,19 +19282,31 @@
         <w:rPr>
           <w:rFonts w:ascii="Aptos Narrow" w:eastAsia="Microsoft YaHei" w:hAnsi="Aptos Narrow"/>
         </w:rPr>
-        <w:t>在处理封装任务时，将产生大量的临时文件，安装</w:t>
-      </w:r>
-      <w:r>
-        <w:rPr>
-          <w:rFonts w:ascii="Aptos Narrow" w:eastAsia="Microsoft YaHei" w:hAnsi="Aptos Narrow"/>
-        </w:rPr>
-        <w:t xml:space="preserve"> InBox Apps </w:t>
-      </w:r>
-      <w:r>
-        <w:rPr>
-          <w:rFonts w:ascii="Aptos Narrow" w:eastAsia="Microsoft YaHei" w:hAnsi="Aptos Narrow"/>
-        </w:rPr>
-        <w:t>里的应用时会释放大量的安装文件；</w:t>
+        <w:t>开启</w:t>
+      </w:r>
+      <w:r>
+        <w:rPr>
+          <w:rFonts w:ascii="Aptos Narrow" w:eastAsia="Microsoft YaHei" w:hAnsi="Aptos Narrow"/>
+        </w:rPr>
+        <w:t xml:space="preserve"> Windows </w:t>
+      </w:r>
+      <w:r>
+        <w:rPr>
+          <w:rFonts w:ascii="Aptos Narrow" w:eastAsia="Microsoft YaHei" w:hAnsi="Aptos Narrow"/>
+        </w:rPr>
+        <w:t>安全中心会扫描文件、会占用大量的</w:t>
+      </w:r>
+      <w:r>
+        <w:rPr>
+          <w:rFonts w:ascii="Aptos Narrow" w:eastAsia="Microsoft YaHei" w:hAnsi="Aptos Narrow"/>
+        </w:rPr>
+        <w:t xml:space="preserve"> CPU</w:t>
+      </w:r>
+      <w:r>
+        <w:rPr>
+          <w:rFonts w:ascii="Aptos Narrow" w:eastAsia="Microsoft YaHei" w:hAnsi="Aptos Narrow"/>
+        </w:rPr>
+        <w:t>。</w:t>
       </w:r>
     </w:p>
     <w:p>
@@ -18795,7 +19318,7 @@
           <w:numId w:val="49"/>
         </w:numPr>
         <w:spacing w:line="360" w:lineRule="auto"/>
-        <w:ind w:left="2700" w:hanging="446"/>
+        <w:ind w:left="3420" w:hanging="446"/>
         <w:contextualSpacing w:val="0"/>
         <w:rPr>
           <w:rFonts w:ascii="Aptos Narrow" w:eastAsia="Microsoft YaHei" w:hAnsi="Aptos Narrow"/>
@@ -18805,7 +19328,75 @@
         <w:rPr>
           <w:rFonts w:ascii="Aptos Narrow" w:eastAsia="Microsoft YaHei" w:hAnsi="Aptos Narrow"/>
         </w:rPr>
-        <w:t>开启</w:t>
+        <w:t>测试中：未关闭前耗时</w:t>
+      </w:r>
+      <w:r>
+        <w:rPr>
+          <w:rFonts w:ascii="Aptos Narrow" w:eastAsia="Microsoft YaHei" w:hAnsi="Aptos Narrow"/>
+        </w:rPr>
+        <w:t xml:space="preserve"> 1 </w:t>
+      </w:r>
+      <w:r>
+        <w:rPr>
+          <w:rFonts w:ascii="Aptos Narrow" w:eastAsia="Microsoft YaHei" w:hAnsi="Aptos Narrow"/>
+        </w:rPr>
+        <w:t>小时</w:t>
+      </w:r>
+      <w:r>
+        <w:rPr>
+          <w:rFonts w:ascii="Aptos Narrow" w:eastAsia="Microsoft YaHei" w:hAnsi="Aptos Narrow"/>
+        </w:rPr>
+        <w:t xml:space="preserve"> 22 </w:t>
+      </w:r>
+      <w:r>
+        <w:rPr>
+          <w:rFonts w:ascii="Aptos Narrow" w:eastAsia="Microsoft YaHei" w:hAnsi="Aptos Narrow"/>
+        </w:rPr>
+        <w:t>分，关闭后耗时</w:t>
+      </w:r>
+      <w:r>
+        <w:rPr>
+          <w:rFonts w:ascii="Aptos Narrow" w:eastAsia="Microsoft YaHei" w:hAnsi="Aptos Narrow"/>
+        </w:rPr>
+        <w:t xml:space="preserve"> 20 </w:t>
+      </w:r>
+      <w:r>
+        <w:rPr>
+          <w:rFonts w:ascii="Aptos Narrow" w:eastAsia="Microsoft YaHei" w:hAnsi="Aptos Narrow"/>
+        </w:rPr>
+        <w:t>分钟。</w:t>
+      </w:r>
+    </w:p>
+    <w:p>
+      <w:pPr>
+        <w:widowControl w:val="0"/>
+        <w:spacing w:before="720" w:line="360" w:lineRule="auto"/>
+        <w:ind w:left="2970"/>
+        <w:rPr>
+          <w:rFonts w:ascii="Aptos Narrow" w:eastAsia="Microsoft YaHei" w:hAnsi="Aptos Narrow"/>
+        </w:rPr>
+      </w:pPr>
+      <w:r>
+        <w:rPr>
+          <w:rFonts w:ascii="Aptos Narrow" w:eastAsia="Microsoft YaHei" w:hAnsi="Aptos Narrow"/>
+        </w:rPr>
+        <w:t>如何关闭：</w:t>
+      </w:r>
+    </w:p>
+    <w:p>
+      <w:pPr>
+        <w:widowControl w:val="0"/>
+        <w:spacing w:line="360" w:lineRule="auto"/>
+        <w:ind w:left="3870" w:hanging="540"/>
+        <w:rPr>
+          <w:rFonts w:ascii="Aptos Narrow" w:eastAsia="Microsoft YaHei" w:hAnsi="Aptos Narrow"/>
+        </w:rPr>
+      </w:pPr>
+      <w:r>
+        <w:rPr>
+          <w:rFonts w:ascii="Aptos Narrow" w:eastAsia="Microsoft YaHei" w:hAnsi="Aptos Narrow"/>
+        </w:rPr>
+        <w:t>绿色为命令行，按住</w:t>
       </w:r>
       <w:r>
         <w:rPr>
@@ -18817,13 +19408,37 @@
         <w:rPr>
           <w:rFonts w:ascii="Aptos Narrow" w:eastAsia="Microsoft YaHei" w:hAnsi="Aptos Narrow"/>
         </w:rPr>
-        <w:t>安全中心会扫描文件、会占用大量的</w:t>
-      </w:r>
-      <w:r>
-        <w:rPr>
-          <w:rFonts w:ascii="Aptos Narrow" w:eastAsia="Microsoft YaHei" w:hAnsi="Aptos Narrow"/>
-        </w:rPr>
-        <w:t xml:space="preserve"> CPU</w:t>
+        <w:t>键并按</w:t>
+      </w:r>
+      <w:r>
+        <w:rPr>
+          <w:rFonts w:ascii="Aptos Narrow" w:eastAsia="Microsoft YaHei" w:hAnsi="Aptos Narrow"/>
+        </w:rPr>
+        <w:t xml:space="preserve"> R </w:t>
+      </w:r>
+      <w:r>
+        <w:rPr>
+          <w:rFonts w:ascii="Aptos Narrow" w:eastAsia="Microsoft YaHei" w:hAnsi="Aptos Narrow"/>
+        </w:rPr>
+        <w:t>键启动</w:t>
+      </w:r>
+      <w:r>
+        <w:rPr>
+          <w:rFonts w:ascii="Aptos Narrow" w:eastAsia="Microsoft YaHei" w:hAnsi="Aptos Narrow"/>
+        </w:rPr>
+        <w:t>“</w:t>
+      </w:r>
+      <w:r>
+        <w:rPr>
+          <w:rFonts w:ascii="Aptos Narrow" w:eastAsia="Microsoft YaHei" w:hAnsi="Aptos Narrow"/>
+        </w:rPr>
+        <w:t>运行</w:t>
+      </w:r>
+      <w:r>
+        <w:rPr>
+          <w:rFonts w:ascii="Aptos Narrow" w:eastAsia="Microsoft YaHei" w:hAnsi="Aptos Narrow"/>
+        </w:rPr>
+        <w:t>”</w:t>
       </w:r>
       <w:r>
         <w:rPr>
@@ -18837,11 +19452,11 @@
         <w:pStyle w:val="ListParagraph"/>
         <w:widowControl w:val="0"/>
         <w:numPr>
-          <w:ilvl w:val="0"/>
-          <w:numId w:val="49"/>
+          <w:ilvl w:val="2"/>
+          <w:numId w:val="56"/>
         </w:numPr>
         <w:spacing w:line="360" w:lineRule="auto"/>
-        <w:ind w:left="2700" w:hanging="446"/>
+        <w:ind w:left="4320" w:hanging="990"/>
         <w:contextualSpacing w:val="0"/>
         <w:rPr>
           <w:rFonts w:ascii="Aptos Narrow" w:eastAsia="Microsoft YaHei" w:hAnsi="Aptos Narrow"/>
@@ -18851,75 +19466,285 @@
         <w:rPr>
           <w:rFonts w:ascii="Aptos Narrow" w:eastAsia="Microsoft YaHei" w:hAnsi="Aptos Narrow"/>
         </w:rPr>
-        <w:t>测试中：未关闭前耗时</w:t>
-      </w:r>
-      <w:r>
-        <w:rPr>
-          <w:rFonts w:ascii="Aptos Narrow" w:eastAsia="Microsoft YaHei" w:hAnsi="Aptos Narrow"/>
-        </w:rPr>
-        <w:t xml:space="preserve"> 1 </w:t>
-      </w:r>
-      <w:r>
-        <w:rPr>
-          <w:rFonts w:ascii="Aptos Narrow" w:eastAsia="Microsoft YaHei" w:hAnsi="Aptos Narrow"/>
-        </w:rPr>
-        <w:t>小时</w:t>
-      </w:r>
-      <w:r>
-        <w:rPr>
-          <w:rFonts w:ascii="Aptos Narrow" w:eastAsia="Microsoft YaHei" w:hAnsi="Aptos Narrow"/>
-        </w:rPr>
-        <w:t xml:space="preserve"> 22 </w:t>
-      </w:r>
-      <w:r>
-        <w:rPr>
-          <w:rFonts w:ascii="Aptos Narrow" w:eastAsia="Microsoft YaHei" w:hAnsi="Aptos Narrow"/>
-        </w:rPr>
-        <w:t>分，关闭后耗时</w:t>
-      </w:r>
-      <w:r>
-        <w:rPr>
-          <w:rFonts w:ascii="Aptos Narrow" w:eastAsia="Microsoft YaHei" w:hAnsi="Aptos Narrow"/>
-        </w:rPr>
-        <w:t xml:space="preserve"> 20 </w:t>
-      </w:r>
-      <w:r>
-        <w:rPr>
-          <w:rFonts w:ascii="Aptos Narrow" w:eastAsia="Microsoft YaHei" w:hAnsi="Aptos Narrow"/>
-        </w:rPr>
-        <w:t>分钟。</w:t>
-      </w:r>
-    </w:p>
-    <w:p>
-      <w:pPr>
-        <w:widowControl w:val="0"/>
+        <w:t>打开</w:t>
+      </w:r>
+      <w:r>
+        <w:rPr>
+          <w:rFonts w:ascii="Aptos Narrow" w:eastAsia="Microsoft YaHei" w:hAnsi="Aptos Narrow"/>
+        </w:rPr>
+        <w:t xml:space="preserve">“Windows </w:t>
+      </w:r>
+      <w:r>
+        <w:rPr>
+          <w:rFonts w:ascii="Aptos Narrow" w:eastAsia="Microsoft YaHei" w:hAnsi="Aptos Narrow"/>
+        </w:rPr>
+        <w:t>安全中心</w:t>
+      </w:r>
+      <w:r>
+        <w:rPr>
+          <w:rFonts w:ascii="Aptos Narrow" w:eastAsia="Microsoft YaHei" w:hAnsi="Aptos Narrow"/>
+        </w:rPr>
+        <w:t>”</w:t>
+      </w:r>
+      <w:r>
+        <w:rPr>
+          <w:rFonts w:ascii="Aptos Narrow" w:eastAsia="Microsoft YaHei" w:hAnsi="Aptos Narrow"/>
+        </w:rPr>
+        <w:t>或运行：</w:t>
+      </w:r>
+      <w:r>
+        <w:rPr>
+          <w:rFonts w:ascii="Aptos Narrow" w:eastAsia="Microsoft YaHei" w:hAnsi="Aptos Narrow"/>
+          <w:color w:val="70AD47" w:themeColor="accent6"/>
+        </w:rPr>
+        <w:t>windowsdefender:</w:t>
+      </w:r>
+    </w:p>
+    <w:p>
+      <w:pPr>
+        <w:pStyle w:val="ListParagraph"/>
+        <w:widowControl w:val="0"/>
+        <w:numPr>
+          <w:ilvl w:val="2"/>
+          <w:numId w:val="56"/>
+        </w:numPr>
+        <w:spacing w:line="360" w:lineRule="auto"/>
+        <w:ind w:left="4320" w:hanging="990"/>
+        <w:contextualSpacing w:val="0"/>
+        <w:rPr>
+          <w:rFonts w:ascii="Aptos Narrow" w:eastAsia="Microsoft YaHei" w:hAnsi="Aptos Narrow"/>
+        </w:rPr>
+      </w:pPr>
+      <w:r>
+        <w:rPr>
+          <w:rFonts w:ascii="Aptos Narrow" w:eastAsia="Microsoft YaHei" w:hAnsi="Aptos Narrow"/>
+        </w:rPr>
+        <w:t>选择</w:t>
+      </w:r>
+      <w:r>
+        <w:rPr>
+          <w:rFonts w:ascii="Aptos Narrow" w:eastAsia="Microsoft YaHei" w:hAnsi="Aptos Narrow"/>
+        </w:rPr>
+        <w:t>“</w:t>
+      </w:r>
+      <w:r>
+        <w:rPr>
+          <w:rFonts w:ascii="Aptos Narrow" w:eastAsia="Microsoft YaHei" w:hAnsi="Aptos Narrow"/>
+        </w:rPr>
+        <w:t>病毒和威胁防护</w:t>
+      </w:r>
+      <w:r>
+        <w:rPr>
+          <w:rFonts w:ascii="Aptos Narrow" w:eastAsia="Microsoft YaHei" w:hAnsi="Aptos Narrow"/>
+        </w:rPr>
+        <w:t>”</w:t>
+      </w:r>
+      <w:r>
+        <w:rPr>
+          <w:rFonts w:ascii="Aptos Narrow" w:eastAsia="Microsoft YaHei" w:hAnsi="Aptos Narrow"/>
+        </w:rPr>
+        <w:t>或运行：</w:t>
+      </w:r>
+      <w:r>
+        <w:rPr>
+          <w:rFonts w:ascii="Aptos Narrow" w:eastAsia="Microsoft YaHei" w:hAnsi="Aptos Narrow"/>
+          <w:color w:val="70AD47" w:themeColor="accent6"/>
+        </w:rPr>
+        <w:t>windowsdefender://threat</w:t>
+      </w:r>
+    </w:p>
+    <w:p>
+      <w:pPr>
+        <w:pStyle w:val="ListParagraph"/>
+        <w:widowControl w:val="0"/>
+        <w:numPr>
+          <w:ilvl w:val="2"/>
+          <w:numId w:val="56"/>
+        </w:numPr>
+        <w:spacing w:line="360" w:lineRule="auto"/>
+        <w:ind w:left="4320" w:hanging="990"/>
+        <w:contextualSpacing w:val="0"/>
+        <w:rPr>
+          <w:rFonts w:ascii="Aptos Narrow" w:eastAsia="Microsoft YaHei" w:hAnsi="Aptos Narrow"/>
+        </w:rPr>
+      </w:pPr>
+      <w:r>
+        <w:rPr>
+          <w:rFonts w:ascii="Aptos Narrow" w:eastAsia="Microsoft YaHei" w:hAnsi="Aptos Narrow"/>
+        </w:rPr>
+        <w:t>找到</w:t>
+      </w:r>
+      <w:r>
+        <w:rPr>
+          <w:rFonts w:ascii="Aptos Narrow" w:eastAsia="Microsoft YaHei" w:hAnsi="Aptos Narrow"/>
+        </w:rPr>
+        <w:t>“</w:t>
+      </w:r>
+      <w:r>
+        <w:rPr>
+          <w:rFonts w:ascii="Aptos Narrow" w:eastAsia="Microsoft YaHei" w:hAnsi="Aptos Narrow"/>
+        </w:rPr>
+        <w:t>病毒和威胁防护设置</w:t>
+      </w:r>
+      <w:r>
+        <w:rPr>
+          <w:rFonts w:ascii="Aptos Narrow" w:eastAsia="Microsoft YaHei" w:hAnsi="Aptos Narrow"/>
+        </w:rPr>
+        <w:t>”</w:t>
+      </w:r>
+      <w:r>
+        <w:rPr>
+          <w:rFonts w:ascii="Aptos Narrow" w:eastAsia="Microsoft YaHei" w:hAnsi="Aptos Narrow"/>
+        </w:rPr>
+        <w:t>，点击</w:t>
+      </w:r>
+      <w:r>
+        <w:rPr>
+          <w:rFonts w:ascii="Aptos Narrow" w:eastAsia="Microsoft YaHei" w:hAnsi="Aptos Narrow"/>
+        </w:rPr>
+        <w:t>“</w:t>
+      </w:r>
+      <w:r>
+        <w:rPr>
+          <w:rFonts w:ascii="Aptos Narrow" w:eastAsia="Microsoft YaHei" w:hAnsi="Aptos Narrow"/>
+        </w:rPr>
+        <w:t>管理设置</w:t>
+      </w:r>
+      <w:r>
+        <w:rPr>
+          <w:rFonts w:ascii="Aptos Narrow" w:eastAsia="Microsoft YaHei" w:hAnsi="Aptos Narrow"/>
+        </w:rPr>
+        <w:t>”</w:t>
+      </w:r>
+      <w:r>
+        <w:rPr>
+          <w:rFonts w:ascii="Aptos Narrow" w:eastAsia="Microsoft YaHei" w:hAnsi="Aptos Narrow"/>
+        </w:rPr>
+        <w:t>或运行：</w:t>
+      </w:r>
+      <w:r>
+        <w:rPr>
+          <w:rFonts w:ascii="Aptos Narrow" w:eastAsia="Microsoft YaHei" w:hAnsi="Aptos Narrow"/>
+          <w:color w:val="70AD47" w:themeColor="accent6"/>
+        </w:rPr>
+        <w:t>windowsdefender://threatsettings</w:t>
+      </w:r>
+      <w:r>
+        <w:rPr>
+          <w:rFonts w:ascii="Aptos Narrow" w:eastAsia="Microsoft YaHei" w:hAnsi="Aptos Narrow"/>
+        </w:rPr>
+        <w:t>，建议您关闭部分功能：</w:t>
+      </w:r>
+    </w:p>
+    <w:p>
+      <w:pPr>
+        <w:pStyle w:val="ListParagraph"/>
+        <w:widowControl w:val="0"/>
+        <w:numPr>
+          <w:ilvl w:val="3"/>
+          <w:numId w:val="56"/>
+        </w:numPr>
+        <w:spacing w:line="360" w:lineRule="auto"/>
+        <w:ind w:left="5490" w:hanging="1170"/>
+        <w:contextualSpacing w:val="0"/>
+        <w:rPr>
+          <w:rFonts w:ascii="Aptos Narrow" w:eastAsia="Microsoft YaHei" w:hAnsi="Aptos Narrow"/>
+        </w:rPr>
+      </w:pPr>
+      <w:r>
+        <w:rPr>
+          <w:rFonts w:ascii="Aptos Narrow" w:eastAsia="Microsoft YaHei" w:hAnsi="Aptos Narrow"/>
+        </w:rPr>
+        <w:lastRenderedPageBreak/>
+        <w:t>实时保护</w:t>
+      </w:r>
+    </w:p>
+    <w:p>
+      <w:pPr>
+        <w:pStyle w:val="ListParagraph"/>
+        <w:widowControl w:val="0"/>
+        <w:numPr>
+          <w:ilvl w:val="3"/>
+          <w:numId w:val="56"/>
+        </w:numPr>
+        <w:spacing w:line="360" w:lineRule="auto"/>
+        <w:ind w:left="5490" w:hanging="1170"/>
+        <w:contextualSpacing w:val="0"/>
+        <w:rPr>
+          <w:rFonts w:ascii="Aptos Narrow" w:eastAsia="Microsoft YaHei" w:hAnsi="Aptos Narrow"/>
+        </w:rPr>
+      </w:pPr>
+      <w:r>
+        <w:rPr>
+          <w:rFonts w:ascii="Aptos Narrow" w:eastAsia="Microsoft YaHei" w:hAnsi="Aptos Narrow"/>
+        </w:rPr>
+        <w:t>云提供的保护</w:t>
+      </w:r>
+    </w:p>
+    <w:p>
+      <w:pPr>
+        <w:pStyle w:val="ListParagraph"/>
+        <w:widowControl w:val="0"/>
+        <w:numPr>
+          <w:ilvl w:val="3"/>
+          <w:numId w:val="56"/>
+        </w:numPr>
+        <w:spacing w:line="360" w:lineRule="auto"/>
+        <w:ind w:left="5490" w:hanging="1170"/>
+        <w:contextualSpacing w:val="0"/>
+        <w:rPr>
+          <w:rFonts w:ascii="Aptos Narrow" w:eastAsia="Microsoft YaHei" w:hAnsi="Aptos Narrow"/>
+        </w:rPr>
+      </w:pPr>
+      <w:r>
+        <w:rPr>
+          <w:rFonts w:ascii="Aptos Narrow" w:eastAsia="Microsoft YaHei" w:hAnsi="Aptos Narrow"/>
+        </w:rPr>
+        <w:t>自动提交样本</w:t>
+      </w:r>
+    </w:p>
+    <w:p>
+      <w:pPr>
+        <w:pStyle w:val="ListParagraph"/>
+        <w:widowControl w:val="0"/>
+        <w:numPr>
+          <w:ilvl w:val="3"/>
+          <w:numId w:val="56"/>
+        </w:numPr>
+        <w:spacing w:line="360" w:lineRule="auto"/>
+        <w:ind w:left="5490" w:hanging="1170"/>
+        <w:contextualSpacing w:val="0"/>
+        <w:rPr>
+          <w:rFonts w:ascii="Aptos Narrow" w:eastAsia="Microsoft YaHei" w:hAnsi="Aptos Narrow"/>
+        </w:rPr>
+      </w:pPr>
+      <w:r>
+        <w:rPr>
+          <w:rFonts w:ascii="Aptos Narrow" w:eastAsia="Microsoft YaHei" w:hAnsi="Aptos Narrow"/>
+        </w:rPr>
+        <w:t>篡改防护</w:t>
+      </w:r>
+    </w:p>
+    <w:p>
+      <w:pPr>
+        <w:pStyle w:val="ListParagraph"/>
+        <w:widowControl w:val="0"/>
+        <w:numPr>
+          <w:ilvl w:val="2"/>
+          <w:numId w:val="56"/>
+        </w:numPr>
         <w:spacing w:before="720" w:line="360" w:lineRule="auto"/>
-        <w:ind w:left="2250"/>
-        <w:rPr>
-          <w:rFonts w:ascii="Aptos Narrow" w:eastAsia="Microsoft YaHei" w:hAnsi="Aptos Narrow"/>
-        </w:rPr>
-      </w:pPr>
-      <w:r>
-        <w:rPr>
-          <w:rFonts w:ascii="Aptos Narrow" w:eastAsia="Microsoft YaHei" w:hAnsi="Aptos Narrow"/>
-        </w:rPr>
-        <w:t>如何关闭：</w:t>
-      </w:r>
-    </w:p>
-    <w:p>
-      <w:pPr>
-        <w:widowControl w:val="0"/>
-        <w:spacing w:line="360" w:lineRule="auto"/>
-        <w:ind w:left="3240" w:hanging="540"/>
-        <w:rPr>
-          <w:rFonts w:ascii="Aptos Narrow" w:eastAsia="Microsoft YaHei" w:hAnsi="Aptos Narrow"/>
-        </w:rPr>
-      </w:pPr>
-      <w:r>
-        <w:rPr>
-          <w:rFonts w:ascii="Aptos Narrow" w:eastAsia="Microsoft YaHei" w:hAnsi="Aptos Narrow"/>
-        </w:rPr>
-        <w:t>绿色为命令行，按住</w:t>
+        <w:ind w:left="4320" w:hanging="990"/>
+        <w:contextualSpacing w:val="0"/>
+        <w:rPr>
+          <w:rFonts w:ascii="Aptos Narrow" w:eastAsia="Microsoft YaHei" w:hAnsi="Aptos Narrow"/>
+        </w:rPr>
+      </w:pPr>
+      <w:r>
+        <w:rPr>
+          <w:rFonts w:ascii="Aptos Narrow" w:eastAsia="Microsoft YaHei" w:hAnsi="Aptos Narrow"/>
+        </w:rPr>
+        <w:t>未处于封装时，建议您开启</w:t>
       </w:r>
       <w:r>
         <w:rPr>
@@ -18931,244 +19756,73 @@
         <w:rPr>
           <w:rFonts w:ascii="Aptos Narrow" w:eastAsia="Microsoft YaHei" w:hAnsi="Aptos Narrow"/>
         </w:rPr>
-        <w:t>键并按</w:t>
-      </w:r>
-      <w:r>
-        <w:rPr>
-          <w:rFonts w:ascii="Aptos Narrow" w:eastAsia="Microsoft YaHei" w:hAnsi="Aptos Narrow"/>
-        </w:rPr>
-        <w:t xml:space="preserve"> R </w:t>
-      </w:r>
-      <w:r>
-        <w:rPr>
-          <w:rFonts w:ascii="Aptos Narrow" w:eastAsia="Microsoft YaHei" w:hAnsi="Aptos Narrow"/>
-        </w:rPr>
-        <w:t>键启动</w:t>
-      </w:r>
-      <w:r>
-        <w:rPr>
-          <w:rFonts w:ascii="Aptos Narrow" w:eastAsia="Microsoft YaHei" w:hAnsi="Aptos Narrow"/>
-        </w:rPr>
-        <w:t>“</w:t>
-      </w:r>
-      <w:r>
-        <w:rPr>
-          <w:rFonts w:ascii="Aptos Narrow" w:eastAsia="Microsoft YaHei" w:hAnsi="Aptos Narrow"/>
-        </w:rPr>
-        <w:t>运行</w:t>
-      </w:r>
-      <w:r>
-        <w:rPr>
-          <w:rFonts w:ascii="Aptos Narrow" w:eastAsia="Microsoft YaHei" w:hAnsi="Aptos Narrow"/>
-        </w:rPr>
-        <w:t>”</w:t>
-      </w:r>
-      <w:r>
-        <w:rPr>
-          <w:rFonts w:ascii="Aptos Narrow" w:eastAsia="Microsoft YaHei" w:hAnsi="Aptos Narrow"/>
-        </w:rPr>
-        <w:t>。</w:t>
-      </w:r>
-    </w:p>
-    <w:p>
-      <w:pPr>
-        <w:pStyle w:val="ListParagraph"/>
-        <w:widowControl w:val="0"/>
+        <w:t>安全中心。</w:t>
+      </w:r>
+    </w:p>
+    <w:p>
+      <w:pPr>
+        <w:pStyle w:val="Heading6"/>
         <w:numPr>
           <w:ilvl w:val="1"/>
           <w:numId w:val="56"/>
         </w:numPr>
-        <w:spacing w:line="360" w:lineRule="auto"/>
-        <w:ind w:left="3420" w:hanging="720"/>
-        <w:contextualSpacing w:val="0"/>
-        <w:rPr>
-          <w:rFonts w:ascii="Aptos Narrow" w:eastAsia="Microsoft YaHei" w:hAnsi="Aptos Narrow"/>
-        </w:rPr>
-      </w:pPr>
-      <w:r>
-        <w:rPr>
-          <w:rFonts w:ascii="Aptos Narrow" w:eastAsia="Microsoft YaHei" w:hAnsi="Aptos Narrow"/>
-        </w:rPr>
-        <w:t>打开</w:t>
-      </w:r>
-      <w:r>
-        <w:rPr>
-          <w:rFonts w:ascii="Aptos Narrow" w:eastAsia="Microsoft YaHei" w:hAnsi="Aptos Narrow"/>
-        </w:rPr>
-        <w:t xml:space="preserve">“Windows </w:t>
-      </w:r>
-      <w:r>
-        <w:rPr>
-          <w:rFonts w:ascii="Aptos Narrow" w:eastAsia="Microsoft YaHei" w:hAnsi="Aptos Narrow"/>
-        </w:rPr>
-        <w:t>安全中心</w:t>
-      </w:r>
-      <w:r>
-        <w:rPr>
-          <w:rFonts w:ascii="Aptos Narrow" w:eastAsia="Microsoft YaHei" w:hAnsi="Aptos Narrow"/>
-        </w:rPr>
-        <w:t>”</w:t>
-      </w:r>
-      <w:r>
-        <w:rPr>
-          <w:rFonts w:ascii="Aptos Narrow" w:eastAsia="Microsoft YaHei" w:hAnsi="Aptos Narrow"/>
-        </w:rPr>
-        <w:t>或运行：</w:t>
-      </w:r>
-      <w:r>
-        <w:rPr>
-          <w:rFonts w:ascii="Aptos Narrow" w:eastAsia="Microsoft YaHei" w:hAnsi="Aptos Narrow"/>
-          <w:color w:val="70AD47" w:themeColor="accent6"/>
-        </w:rPr>
-        <w:t>windowsdefender:</w:t>
+        <w:tabs>
+          <w:tab w:val="num" w:pos="360"/>
+        </w:tabs>
+        <w:spacing w:before="720" w:line="360" w:lineRule="auto"/>
+        <w:ind w:left="2966" w:hanging="720"/>
+        <w:rPr>
+          <w:rFonts w:ascii="Aptos Narrow" w:eastAsia="Microsoft YaHei" w:hAnsi="Aptos Narrow"/>
+          <w:iCs/>
+          <w:color w:val="auto"/>
+        </w:rPr>
+      </w:pPr>
+      <w:bookmarkStart w:id="15" w:name="_Ref194598814"/>
+      <w:r>
+        <w:rPr>
+          <w:rFonts w:ascii="Aptos Narrow" w:eastAsia="Microsoft YaHei" w:hAnsi="Aptos Narrow" w:hint="eastAsia"/>
+          <w:color w:val="auto"/>
+        </w:rPr>
+        <w:t>关闭基于虚拟化的安全性</w:t>
+      </w:r>
+      <w:bookmarkEnd w:id="15"/>
+    </w:p>
+    <w:p>
+      <w:pPr>
+        <w:spacing w:line="360" w:lineRule="auto"/>
+        <w:ind w:left="2966"/>
+        <w:rPr>
+          <w:rFonts w:ascii="Aptos Narrow" w:eastAsia="Microsoft YaHei" w:hAnsi="Aptos Narrow"/>
+        </w:rPr>
+      </w:pPr>
+      <w:r>
+        <w:rPr>
+          <w:rFonts w:ascii="Aptos Narrow" w:eastAsia="Microsoft YaHei" w:hAnsi="Aptos Narrow" w:hint="eastAsia"/>
+        </w:rPr>
+        <w:t>即便是关闭</w:t>
+      </w:r>
+      <w:r>
+        <w:rPr>
+          <w:rFonts w:ascii="Aptos Narrow" w:eastAsia="Microsoft YaHei" w:hAnsi="Aptos Narrow" w:hint="eastAsia"/>
+        </w:rPr>
+        <w:t xml:space="preserve"> Windows </w:t>
+      </w:r>
+      <w:r>
+        <w:rPr>
+          <w:rFonts w:ascii="Aptos Narrow" w:eastAsia="Microsoft YaHei" w:hAnsi="Aptos Narrow" w:hint="eastAsia"/>
+        </w:rPr>
+        <w:t>安全中心后，基于虚拟化的安全性处于运行中，系统运行速度也会大打折扣，关闭后提度很明显。</w:t>
       </w:r>
     </w:p>
     <w:p>
       <w:pPr>
         <w:pStyle w:val="ListParagraph"/>
-        <w:widowControl w:val="0"/>
-        <w:numPr>
-          <w:ilvl w:val="1"/>
-          <w:numId w:val="56"/>
-        </w:numPr>
-        <w:spacing w:line="360" w:lineRule="auto"/>
-        <w:ind w:left="3420" w:hanging="720"/>
-        <w:contextualSpacing w:val="0"/>
-        <w:rPr>
-          <w:rFonts w:ascii="Aptos Narrow" w:eastAsia="Microsoft YaHei" w:hAnsi="Aptos Narrow"/>
-        </w:rPr>
-      </w:pPr>
-      <w:r>
-        <w:rPr>
-          <w:rFonts w:ascii="Aptos Narrow" w:eastAsia="Microsoft YaHei" w:hAnsi="Aptos Narrow"/>
-        </w:rPr>
-        <w:t>选择</w:t>
-      </w:r>
-      <w:r>
-        <w:rPr>
-          <w:rFonts w:ascii="Aptos Narrow" w:eastAsia="Microsoft YaHei" w:hAnsi="Aptos Narrow"/>
-        </w:rPr>
-        <w:t>“</w:t>
-      </w:r>
-      <w:r>
-        <w:rPr>
-          <w:rFonts w:ascii="Aptos Narrow" w:eastAsia="Microsoft YaHei" w:hAnsi="Aptos Narrow"/>
-        </w:rPr>
-        <w:t>病毒和威胁防护</w:t>
-      </w:r>
-      <w:r>
-        <w:rPr>
-          <w:rFonts w:ascii="Aptos Narrow" w:eastAsia="Microsoft YaHei" w:hAnsi="Aptos Narrow"/>
-        </w:rPr>
-        <w:t>”</w:t>
-      </w:r>
-      <w:r>
-        <w:rPr>
-          <w:rFonts w:ascii="Aptos Narrow" w:eastAsia="Microsoft YaHei" w:hAnsi="Aptos Narrow"/>
-        </w:rPr>
-        <w:t>或运行：</w:t>
-      </w:r>
-      <w:r>
-        <w:rPr>
-          <w:rFonts w:ascii="Aptos Narrow" w:eastAsia="Microsoft YaHei" w:hAnsi="Aptos Narrow"/>
-          <w:color w:val="70AD47" w:themeColor="accent6"/>
-        </w:rPr>
-        <w:t>windowsdefender://threat</w:t>
-      </w:r>
-    </w:p>
-    <w:p>
-      <w:pPr>
-        <w:pStyle w:val="ListParagraph"/>
-        <w:widowControl w:val="0"/>
-        <w:numPr>
-          <w:ilvl w:val="1"/>
-          <w:numId w:val="56"/>
-        </w:numPr>
-        <w:spacing w:line="360" w:lineRule="auto"/>
-        <w:ind w:left="3420" w:hanging="720"/>
-        <w:contextualSpacing w:val="0"/>
-        <w:rPr>
-          <w:rFonts w:ascii="Aptos Narrow" w:eastAsia="Microsoft YaHei" w:hAnsi="Aptos Narrow"/>
-        </w:rPr>
-      </w:pPr>
-      <w:r>
-        <w:rPr>
-          <w:rFonts w:ascii="Aptos Narrow" w:eastAsia="Microsoft YaHei" w:hAnsi="Aptos Narrow"/>
-        </w:rPr>
-        <w:t>找到</w:t>
-      </w:r>
-      <w:r>
-        <w:rPr>
-          <w:rFonts w:ascii="Aptos Narrow" w:eastAsia="Microsoft YaHei" w:hAnsi="Aptos Narrow"/>
-        </w:rPr>
-        <w:t>“</w:t>
-      </w:r>
-      <w:r>
-        <w:rPr>
-          <w:rFonts w:ascii="Aptos Narrow" w:eastAsia="Microsoft YaHei" w:hAnsi="Aptos Narrow"/>
-        </w:rPr>
-        <w:t>病毒和威胁防护设置</w:t>
-      </w:r>
-      <w:r>
-        <w:rPr>
-          <w:rFonts w:ascii="Aptos Narrow" w:eastAsia="Microsoft YaHei" w:hAnsi="Aptos Narrow"/>
-        </w:rPr>
-        <w:t>”</w:t>
-      </w:r>
-      <w:r>
-        <w:rPr>
-          <w:rFonts w:ascii="Aptos Narrow" w:eastAsia="Microsoft YaHei" w:hAnsi="Aptos Narrow"/>
-        </w:rPr>
-        <w:t>，点击</w:t>
-      </w:r>
-      <w:r>
-        <w:rPr>
-          <w:rFonts w:ascii="Aptos Narrow" w:eastAsia="Microsoft YaHei" w:hAnsi="Aptos Narrow"/>
-        </w:rPr>
-        <w:t>“</w:t>
-      </w:r>
-      <w:r>
-        <w:rPr>
-          <w:rFonts w:ascii="Aptos Narrow" w:eastAsia="Microsoft YaHei" w:hAnsi="Aptos Narrow"/>
-        </w:rPr>
-        <w:t>管理设置</w:t>
-      </w:r>
-      <w:r>
-        <w:rPr>
-          <w:rFonts w:ascii="Aptos Narrow" w:eastAsia="Microsoft YaHei" w:hAnsi="Aptos Narrow"/>
-        </w:rPr>
-        <w:t>”</w:t>
-      </w:r>
-      <w:r>
-        <w:rPr>
-          <w:rFonts w:ascii="Aptos Narrow" w:eastAsia="Microsoft YaHei" w:hAnsi="Aptos Narrow"/>
-        </w:rPr>
-        <w:t>或运行：</w:t>
-      </w:r>
-      <w:r>
-        <w:rPr>
-          <w:rFonts w:ascii="Aptos Narrow" w:eastAsia="Microsoft YaHei" w:hAnsi="Aptos Narrow"/>
-          <w:color w:val="70AD47" w:themeColor="accent6"/>
-        </w:rPr>
-        <w:t>windowsdefender://threatsettings</w:t>
-      </w:r>
-      <w:r>
-        <w:rPr>
-          <w:rFonts w:ascii="Aptos Narrow" w:eastAsia="Microsoft YaHei" w:hAnsi="Aptos Narrow"/>
-        </w:rPr>
-        <w:t>，建议您关闭部分功能：</w:t>
-      </w:r>
-    </w:p>
-    <w:p>
-      <w:pPr>
-        <w:pStyle w:val="ListParagraph"/>
-        <w:widowControl w:val="0"/>
         <w:numPr>
           <w:ilvl w:val="2"/>
           <w:numId w:val="56"/>
         </w:numPr>
-        <w:spacing w:line="360" w:lineRule="auto"/>
-        <w:ind w:left="4320" w:hanging="900"/>
+        <w:spacing w:before="720" w:line="360" w:lineRule="auto"/>
+        <w:ind w:left="3780" w:hanging="810"/>
         <w:contextualSpacing w:val="0"/>
         <w:rPr>
           <w:rFonts w:ascii="Aptos Narrow" w:eastAsia="Microsoft YaHei" w:hAnsi="Aptos Narrow"/>
@@ -19176,21 +19830,286 @@
       </w:pPr>
       <w:r>
         <w:rPr>
-          <w:rFonts w:ascii="Aptos Narrow" w:eastAsia="Microsoft YaHei" w:hAnsi="Aptos Narrow"/>
-        </w:rPr>
-        <w:t>实时保护</w:t>
+          <w:rFonts w:ascii="Aptos Narrow" w:eastAsia="Microsoft YaHei" w:hAnsi="Aptos Narrow" w:hint="eastAsia"/>
+        </w:rPr>
+        <w:t>运行后，重新启动计算机</w:t>
       </w:r>
     </w:p>
     <w:p>
       <w:pPr>
         <w:pStyle w:val="ListParagraph"/>
-        <w:widowControl w:val="0"/>
+        <w:spacing w:line="360" w:lineRule="auto"/>
+        <w:ind w:left="3780"/>
+        <w:contextualSpacing w:val="0"/>
+        <w:rPr>
+          <w:rFonts w:ascii="Aptos Narrow" w:eastAsia="Microsoft YaHei" w:hAnsi="Aptos Narrow"/>
+          <w:color w:val="70AD47" w:themeColor="accent6"/>
+        </w:rPr>
+      </w:pPr>
+      <w:r>
+        <w:rPr>
+          <w:rFonts w:ascii="Aptos Narrow" w:eastAsia="Microsoft YaHei" w:hAnsi="Aptos Narrow"/>
+          <w:color w:val="70AD47" w:themeColor="accent6"/>
+        </w:rPr>
+        <w:t>dism /Online /Disable-Feature:microsoft-hyper-v-all /NoRestart</w:t>
+      </w:r>
+    </w:p>
+    <w:p>
+      <w:pPr>
+        <w:pStyle w:val="ListParagraph"/>
+        <w:spacing w:line="360" w:lineRule="auto"/>
+        <w:ind w:left="3780"/>
+        <w:contextualSpacing w:val="0"/>
+        <w:rPr>
+          <w:rFonts w:ascii="Aptos Narrow" w:eastAsia="Microsoft YaHei" w:hAnsi="Aptos Narrow"/>
+          <w:color w:val="70AD47" w:themeColor="accent6"/>
+        </w:rPr>
+      </w:pPr>
+      <w:r>
+        <w:rPr>
+          <w:rFonts w:ascii="Aptos Narrow" w:eastAsia="Microsoft YaHei" w:hAnsi="Aptos Narrow"/>
+          <w:color w:val="70AD47" w:themeColor="accent6"/>
+        </w:rPr>
+        <w:t>dism /Online /Disable-Feature:IsolatedUserMode /NoRestart</w:t>
+      </w:r>
+    </w:p>
+    <w:p>
+      <w:pPr>
+        <w:pStyle w:val="ListParagraph"/>
+        <w:spacing w:line="360" w:lineRule="auto"/>
+        <w:ind w:left="3780"/>
+        <w:contextualSpacing w:val="0"/>
+        <w:rPr>
+          <w:rFonts w:ascii="Aptos Narrow" w:eastAsia="Microsoft YaHei" w:hAnsi="Aptos Narrow"/>
+          <w:color w:val="70AD47" w:themeColor="accent6"/>
+        </w:rPr>
+      </w:pPr>
+      <w:r>
+        <w:rPr>
+          <w:rFonts w:ascii="Aptos Narrow" w:eastAsia="Microsoft YaHei" w:hAnsi="Aptos Narrow"/>
+          <w:color w:val="70AD47" w:themeColor="accent6"/>
+        </w:rPr>
+        <w:t>dism /Online /Disable-Feature:Microsoft-Hyper-V-Hypervisor /NoRestart</w:t>
+      </w:r>
+    </w:p>
+    <w:p>
+      <w:pPr>
+        <w:pStyle w:val="ListParagraph"/>
+        <w:spacing w:line="360" w:lineRule="auto"/>
+        <w:ind w:left="3780"/>
+        <w:contextualSpacing w:val="0"/>
+        <w:rPr>
+          <w:rFonts w:ascii="Aptos Narrow" w:eastAsia="Microsoft YaHei" w:hAnsi="Aptos Narrow"/>
+          <w:color w:val="70AD47" w:themeColor="accent6"/>
+        </w:rPr>
+      </w:pPr>
+      <w:r>
+        <w:rPr>
+          <w:rFonts w:ascii="Aptos Narrow" w:eastAsia="Microsoft YaHei" w:hAnsi="Aptos Narrow"/>
+          <w:color w:val="70AD47" w:themeColor="accent6"/>
+        </w:rPr>
+        <w:t>dism /Online /Disable-Feature:Microsoft-Hyper-V-Online /NoRestart</w:t>
+      </w:r>
+    </w:p>
+    <w:p>
+      <w:pPr>
+        <w:pStyle w:val="ListParagraph"/>
+        <w:spacing w:line="360" w:lineRule="auto"/>
+        <w:ind w:left="3780"/>
+        <w:contextualSpacing w:val="0"/>
+        <w:rPr>
+          <w:rFonts w:ascii="Aptos Narrow" w:eastAsia="Microsoft YaHei" w:hAnsi="Aptos Narrow"/>
+          <w:color w:val="70AD47" w:themeColor="accent6"/>
+        </w:rPr>
+      </w:pPr>
+      <w:r>
+        <w:rPr>
+          <w:rFonts w:ascii="Aptos Narrow" w:eastAsia="Microsoft YaHei" w:hAnsi="Aptos Narrow"/>
+          <w:color w:val="70AD47" w:themeColor="accent6"/>
+        </w:rPr>
+        <w:t>dism /Online /Disable-Feature:HypervisorPlatform /NoRestart</w:t>
+      </w:r>
+    </w:p>
+    <w:p>
+      <w:pPr>
+        <w:pStyle w:val="ListParagraph"/>
+        <w:spacing w:line="360" w:lineRule="auto"/>
+        <w:ind w:left="3780"/>
+        <w:contextualSpacing w:val="0"/>
+        <w:rPr>
+          <w:rFonts w:ascii="Aptos Narrow" w:eastAsia="Microsoft YaHei" w:hAnsi="Aptos Narrow"/>
+          <w:color w:val="70AD47" w:themeColor="accent6"/>
+        </w:rPr>
+      </w:pPr>
+      <w:r>
+        <w:rPr>
+          <w:rFonts w:ascii="Aptos Narrow" w:eastAsia="Microsoft YaHei" w:hAnsi="Aptos Narrow"/>
+          <w:color w:val="70AD47" w:themeColor="accent6"/>
+        </w:rPr>
+        <w:t>mountvol X: /s</w:t>
+      </w:r>
+    </w:p>
+    <w:p>
+      <w:pPr>
+        <w:pStyle w:val="ListParagraph"/>
+        <w:spacing w:line="360" w:lineRule="auto"/>
+        <w:ind w:left="3780"/>
+        <w:contextualSpacing w:val="0"/>
+        <w:rPr>
+          <w:rFonts w:ascii="Aptos Narrow" w:eastAsia="Microsoft YaHei" w:hAnsi="Aptos Narrow"/>
+          <w:color w:val="70AD47" w:themeColor="accent6"/>
+        </w:rPr>
+      </w:pPr>
+      <w:r>
+        <w:rPr>
+          <w:rFonts w:ascii="Aptos Narrow" w:eastAsia="Microsoft YaHei" w:hAnsi="Aptos Narrow"/>
+          <w:color w:val="70AD47" w:themeColor="accent6"/>
+        </w:rPr>
+        <w:t>cmd /c copy /y %WINDIR%\System32\SecConfig.efi X:\EFI\Microsoft\Boot\SecConfig.efi</w:t>
+      </w:r>
+    </w:p>
+    <w:p>
+      <w:pPr>
+        <w:pStyle w:val="ListParagraph"/>
+        <w:spacing w:line="360" w:lineRule="auto"/>
+        <w:ind w:left="3780"/>
+        <w:contextualSpacing w:val="0"/>
+        <w:rPr>
+          <w:rFonts w:ascii="Aptos Narrow" w:eastAsia="Microsoft YaHei" w:hAnsi="Aptos Narrow"/>
+          <w:color w:val="70AD47" w:themeColor="accent6"/>
+        </w:rPr>
+      </w:pPr>
+      <w:r>
+        <w:rPr>
+          <w:rFonts w:ascii="Aptos Narrow" w:eastAsia="Microsoft YaHei" w:hAnsi="Aptos Narrow"/>
+          <w:color w:val="70AD47" w:themeColor="accent6"/>
+        </w:rPr>
+        <w:t>bcdedit /create {0cb3b571-2f2e-4343-a879-d86a476d7215} /d "DebugTool" /application osloader</w:t>
+      </w:r>
+    </w:p>
+    <w:p>
+      <w:pPr>
+        <w:pStyle w:val="ListParagraph"/>
+        <w:spacing w:line="360" w:lineRule="auto"/>
+        <w:ind w:left="3780"/>
+        <w:contextualSpacing w:val="0"/>
+        <w:rPr>
+          <w:rFonts w:ascii="Aptos Narrow" w:eastAsia="Microsoft YaHei" w:hAnsi="Aptos Narrow"/>
+          <w:color w:val="70AD47" w:themeColor="accent6"/>
+        </w:rPr>
+      </w:pPr>
+      <w:r>
+        <w:rPr>
+          <w:rFonts w:ascii="Aptos Narrow" w:eastAsia="Microsoft YaHei" w:hAnsi="Aptos Narrow"/>
+          <w:color w:val="70AD47" w:themeColor="accent6"/>
+        </w:rPr>
+        <w:t>bcdedit /set {0cb3b571-2f2e-4343-a879-d86a476d7215} path "\EFI\Microsoft\Boot\SecConfig.efi"</w:t>
+      </w:r>
+    </w:p>
+    <w:p>
+      <w:pPr>
+        <w:pStyle w:val="ListParagraph"/>
+        <w:spacing w:line="360" w:lineRule="auto"/>
+        <w:ind w:left="3780"/>
+        <w:contextualSpacing w:val="0"/>
+        <w:rPr>
+          <w:rFonts w:ascii="Aptos Narrow" w:eastAsia="Microsoft YaHei" w:hAnsi="Aptos Narrow"/>
+          <w:color w:val="70AD47" w:themeColor="accent6"/>
+        </w:rPr>
+      </w:pPr>
+      <w:r>
+        <w:rPr>
+          <w:rFonts w:ascii="Aptos Narrow" w:eastAsia="Microsoft YaHei" w:hAnsi="Aptos Narrow"/>
+          <w:color w:val="70AD47" w:themeColor="accent6"/>
+        </w:rPr>
+        <w:t>bcdedit /set {bootmgr} bootsequence {0cb3b571-2f2e-4343-a879-d86a476d7215}</w:t>
+      </w:r>
+    </w:p>
+    <w:p>
+      <w:pPr>
+        <w:pStyle w:val="ListParagraph"/>
+        <w:spacing w:line="360" w:lineRule="auto"/>
+        <w:ind w:left="3780"/>
+        <w:contextualSpacing w:val="0"/>
+        <w:rPr>
+          <w:rFonts w:ascii="Aptos Narrow" w:eastAsia="Microsoft YaHei" w:hAnsi="Aptos Narrow"/>
+          <w:color w:val="70AD47" w:themeColor="accent6"/>
+        </w:rPr>
+      </w:pPr>
+      <w:r>
+        <w:rPr>
+          <w:rFonts w:ascii="Aptos Narrow" w:eastAsia="Microsoft YaHei" w:hAnsi="Aptos Narrow"/>
+          <w:color w:val="70AD47" w:themeColor="accent6"/>
+        </w:rPr>
+        <w:t>bcdedit /set {0cb3b571-2f2e-4343-a879-d86a476d7215} loadoptions DISABLE-LSA-ISO,DISABLE-VBS</w:t>
+      </w:r>
+    </w:p>
+    <w:p>
+      <w:pPr>
+        <w:pStyle w:val="ListParagraph"/>
+        <w:spacing w:line="360" w:lineRule="auto"/>
+        <w:ind w:left="3780"/>
+        <w:contextualSpacing w:val="0"/>
+        <w:rPr>
+          <w:rFonts w:ascii="Aptos Narrow" w:eastAsia="Microsoft YaHei" w:hAnsi="Aptos Narrow"/>
+          <w:color w:val="70AD47" w:themeColor="accent6"/>
+        </w:rPr>
+      </w:pPr>
+      <w:r>
+        <w:rPr>
+          <w:rFonts w:ascii="Aptos Narrow" w:eastAsia="Microsoft YaHei" w:hAnsi="Aptos Narrow"/>
+          <w:color w:val="70AD47" w:themeColor="accent6"/>
+        </w:rPr>
+        <w:t>bcdedit /set {0cb3b571-2f2e-4343-a879-d86a476d7215} device partition=X:</w:t>
+      </w:r>
+    </w:p>
+    <w:p>
+      <w:pPr>
+        <w:pStyle w:val="ListParagraph"/>
+        <w:spacing w:line="360" w:lineRule="auto"/>
+        <w:ind w:left="3780"/>
+        <w:contextualSpacing w:val="0"/>
+        <w:rPr>
+          <w:rFonts w:ascii="Aptos Narrow" w:eastAsia="Microsoft YaHei" w:hAnsi="Aptos Narrow"/>
+          <w:color w:val="70AD47" w:themeColor="accent6"/>
+        </w:rPr>
+      </w:pPr>
+      <w:r>
+        <w:rPr>
+          <w:rFonts w:ascii="Aptos Narrow" w:eastAsia="Microsoft YaHei" w:hAnsi="Aptos Narrow"/>
+          <w:color w:val="70AD47" w:themeColor="accent6"/>
+        </w:rPr>
+        <w:t>mountvol X: /d</w:t>
+      </w:r>
+    </w:p>
+    <w:p>
+      <w:pPr>
+        <w:pStyle w:val="ListParagraph"/>
+        <w:spacing w:line="360" w:lineRule="auto"/>
+        <w:ind w:left="3780"/>
+        <w:contextualSpacing w:val="0"/>
+        <w:rPr>
+          <w:rFonts w:ascii="Aptos Narrow" w:eastAsia="Microsoft YaHei" w:hAnsi="Aptos Narrow"/>
+          <w:color w:val="70AD47" w:themeColor="accent6"/>
+        </w:rPr>
+      </w:pPr>
+      <w:r>
+        <w:rPr>
+          <w:rFonts w:ascii="Aptos Narrow" w:eastAsia="Microsoft YaHei" w:hAnsi="Aptos Narrow"/>
+          <w:color w:val="70AD47" w:themeColor="accent6"/>
+        </w:rPr>
+        <w:t>bcdedit /set hypervisorlaunchtype off</w:t>
+      </w:r>
+    </w:p>
+    <w:p>
+      <w:pPr>
+        <w:pStyle w:val="ListParagraph"/>
         <w:numPr>
           <w:ilvl w:val="2"/>
           <w:numId w:val="56"/>
         </w:numPr>
-        <w:spacing w:line="360" w:lineRule="auto"/>
-        <w:ind w:left="4320" w:hanging="900"/>
+        <w:spacing w:before="720" w:line="360" w:lineRule="auto"/>
+        <w:ind w:left="3780" w:hanging="810"/>
         <w:contextualSpacing w:val="0"/>
         <w:rPr>
           <w:rFonts w:ascii="Aptos Narrow" w:eastAsia="Microsoft YaHei" w:hAnsi="Aptos Narrow"/>
@@ -19198,21 +20117,16 @@
       </w:pPr>
       <w:r>
         <w:rPr>
-          <w:rFonts w:ascii="Aptos Narrow" w:eastAsia="Microsoft YaHei" w:hAnsi="Aptos Narrow"/>
-        </w:rPr>
-        <w:t>云提供的保护</w:t>
+          <w:rFonts w:ascii="Aptos Narrow" w:eastAsia="Microsoft YaHei" w:hAnsi="Aptos Narrow" w:hint="eastAsia"/>
+        </w:rPr>
+        <w:t>查看状态</w:t>
       </w:r>
     </w:p>
     <w:p>
       <w:pPr>
         <w:pStyle w:val="ListParagraph"/>
-        <w:widowControl w:val="0"/>
-        <w:numPr>
-          <w:ilvl w:val="2"/>
-          <w:numId w:val="56"/>
-        </w:numPr>
-        <w:spacing w:line="360" w:lineRule="auto"/>
-        <w:ind w:left="4320" w:hanging="900"/>
+        <w:spacing w:line="360" w:lineRule="auto"/>
+        <w:ind w:left="3780"/>
         <w:contextualSpacing w:val="0"/>
         <w:rPr>
           <w:rFonts w:ascii="Aptos Narrow" w:eastAsia="Microsoft YaHei" w:hAnsi="Aptos Narrow"/>
@@ -19220,66 +20134,28 @@
       </w:pPr>
       <w:r>
         <w:rPr>
-          <w:rFonts w:ascii="Aptos Narrow" w:eastAsia="Microsoft YaHei" w:hAnsi="Aptos Narrow"/>
-        </w:rPr>
-        <w:t>自动提交样本</w:t>
-      </w:r>
-    </w:p>
-    <w:p>
-      <w:pPr>
-        <w:pStyle w:val="ListParagraph"/>
-        <w:widowControl w:val="0"/>
-        <w:numPr>
-          <w:ilvl w:val="2"/>
-          <w:numId w:val="56"/>
-        </w:numPr>
-        <w:spacing w:line="360" w:lineRule="auto"/>
-        <w:ind w:left="4320" w:hanging="900"/>
-        <w:contextualSpacing w:val="0"/>
-        <w:rPr>
-          <w:rFonts w:ascii="Aptos Narrow" w:eastAsia="Microsoft YaHei" w:hAnsi="Aptos Narrow"/>
-        </w:rPr>
-      </w:pPr>
-      <w:r>
-        <w:rPr>
-          <w:rFonts w:ascii="Aptos Narrow" w:eastAsia="Microsoft YaHei" w:hAnsi="Aptos Narrow"/>
-        </w:rPr>
-        <w:lastRenderedPageBreak/>
-        <w:t>篡改防护</w:t>
-      </w:r>
-    </w:p>
-    <w:p>
-      <w:pPr>
-        <w:pStyle w:val="ListParagraph"/>
-        <w:widowControl w:val="0"/>
-        <w:numPr>
-          <w:ilvl w:val="1"/>
-          <w:numId w:val="56"/>
-        </w:numPr>
-        <w:spacing w:before="720" w:line="360" w:lineRule="auto"/>
-        <w:ind w:left="3420" w:hanging="720"/>
-        <w:contextualSpacing w:val="0"/>
-        <w:rPr>
-          <w:rFonts w:ascii="Aptos Narrow" w:eastAsia="Microsoft YaHei" w:hAnsi="Aptos Narrow"/>
-        </w:rPr>
-      </w:pPr>
-      <w:r>
-        <w:rPr>
-          <w:rFonts w:ascii="Aptos Narrow" w:eastAsia="Microsoft YaHei" w:hAnsi="Aptos Narrow"/>
-        </w:rPr>
-        <w:t>未处于封装时，建议您开启</w:t>
-      </w:r>
-      <w:r>
-        <w:rPr>
-          <w:rFonts w:ascii="Aptos Narrow" w:eastAsia="Microsoft YaHei" w:hAnsi="Aptos Narrow"/>
-        </w:rPr>
-        <w:t xml:space="preserve"> Windows </w:t>
-      </w:r>
-      <w:r>
-        <w:rPr>
-          <w:rFonts w:ascii="Aptos Narrow" w:eastAsia="Microsoft YaHei" w:hAnsi="Aptos Narrow"/>
-        </w:rPr>
-        <w:t>安全中心。</w:t>
+          <w:rFonts w:ascii="Aptos Narrow" w:eastAsia="Microsoft YaHei" w:hAnsi="Aptos Narrow" w:hint="eastAsia"/>
+        </w:rPr>
+        <w:t>运行</w:t>
+      </w:r>
+      <w:r>
+        <w:rPr>
+          <w:rFonts w:ascii="Aptos Narrow" w:eastAsia="Microsoft YaHei" w:hAnsi="Aptos Narrow" w:hint="eastAsia"/>
+        </w:rPr>
+        <w:t xml:space="preserve"> </w:t>
+      </w:r>
+      <w:r>
+        <w:rPr>
+          <w:rFonts w:ascii="Aptos Narrow" w:eastAsia="Microsoft YaHei" w:hAnsi="Aptos Narrow" w:hint="eastAsia"/>
+          <w:color w:val="70AD47" w:themeColor="accent6"/>
+        </w:rPr>
+        <w:t>Msinfo32</w:t>
+      </w:r>
+      <w:r>
+        <w:rPr>
+          <w:rFonts w:ascii="Aptos Narrow" w:eastAsia="Microsoft YaHei" w:hAnsi="Aptos Narrow" w:hint="eastAsia"/>
+        </w:rPr>
+        <w:t>，在系统摘要查看“基于虚拟化的安全”状态</w:t>
       </w:r>
     </w:p>
     <w:p>
@@ -19296,18 +20172,19 @@
           <w:iCs/>
         </w:rPr>
       </w:pPr>
-      <w:bookmarkStart w:id="13" w:name="_Ref148127222"/>
-      <w:bookmarkStart w:id="14" w:name="_Ref152179676"/>
-      <w:bookmarkStart w:id="15" w:name="_Ref173846302"/>
+      <w:bookmarkStart w:id="16" w:name="_Ref148127222"/>
+      <w:bookmarkStart w:id="17" w:name="_Ref152179676"/>
+      <w:bookmarkStart w:id="18" w:name="_Ref173846302"/>
+      <w:bookmarkEnd w:id="12"/>
       <w:r>
         <w:rPr>
           <w:rFonts w:ascii="Aptos Narrow" w:eastAsia="Microsoft YaHei" w:hAnsi="Aptos Narrow"/>
         </w:rPr>
         <w:t>命令行</w:t>
       </w:r>
-      <w:bookmarkEnd w:id="13"/>
-      <w:bookmarkEnd w:id="14"/>
-      <w:bookmarkEnd w:id="15"/>
+      <w:bookmarkEnd w:id="16"/>
+      <w:bookmarkEnd w:id="17"/>
+      <w:bookmarkEnd w:id="18"/>
     </w:p>
     <w:p>
       <w:pPr>
@@ -19482,6 +20359,7 @@
           <w:rFonts w:ascii="Aptos Narrow" w:eastAsia="Microsoft YaHei" w:hAnsi="Aptos Narrow"/>
           <w:color w:val="70AD47" w:themeColor="accent6"/>
         </w:rPr>
+        <w:lastRenderedPageBreak/>
         <w:t>Set-ExecutionPolicy -ExecutionPolicy Bypass -Force</w:t>
       </w:r>
     </w:p>
@@ -19658,18 +20536,18 @@
           <w:rFonts w:ascii="Aptos Narrow" w:hAnsi="Aptos Narrow"/>
         </w:rPr>
       </w:pPr>
-      <w:bookmarkStart w:id="16" w:name="_Ref148149090"/>
+      <w:bookmarkStart w:id="19" w:name="_Ref148149090"/>
       <w:bookmarkEnd w:id="6"/>
       <w:bookmarkEnd w:id="7"/>
       <w:bookmarkEnd w:id="8"/>
-      <w:bookmarkEnd w:id="12"/>
+      <w:bookmarkEnd w:id="13"/>
       <w:r>
         <w:rPr>
           <w:rFonts w:ascii="Aptos Narrow" w:hAnsi="Aptos Narrow"/>
         </w:rPr>
         <w:t>要求</w:t>
       </w:r>
-      <w:bookmarkEnd w:id="16"/>
+      <w:bookmarkEnd w:id="19"/>
     </w:p>
     <w:p>
       <w:pPr>
@@ -19684,7 +20562,7 @@
           <w:rFonts w:ascii="Aptos Narrow" w:eastAsia="Microsoft YaHei" w:hAnsi="Aptos Narrow"/>
         </w:rPr>
       </w:pPr>
-      <w:bookmarkStart w:id="17" w:name="_Ref148149087"/>
+      <w:bookmarkStart w:id="20" w:name="_Ref148149087"/>
       <w:r>
         <w:rPr>
           <w:rFonts w:ascii="Aptos Narrow" w:eastAsia="Microsoft YaHei" w:hAnsi="Aptos Narrow"/>
@@ -19700,7 +20578,7 @@
         </w:rPr>
         <w:t>包</w:t>
       </w:r>
-      <w:bookmarkEnd w:id="17"/>
+      <w:bookmarkEnd w:id="20"/>
     </w:p>
     <w:p>
       <w:pPr>
@@ -20165,7 +21043,7 @@
           <w:szCs w:val="20"/>
         </w:rPr>
       </w:pPr>
-      <w:bookmarkStart w:id="18" w:name="_Ref148149082"/>
+      <w:bookmarkStart w:id="21" w:name="_Ref148149082"/>
       <w:r>
         <w:rPr>
           <w:rFonts w:ascii="Aptos Narrow" w:eastAsia="Microsoft YaHei" w:hAnsi="Aptos Narrow" w:cstheme="minorHAnsi"/>
@@ -20173,7 +21051,7 @@
         </w:rPr>
         <w:t>语言包</w:t>
       </w:r>
-      <w:bookmarkEnd w:id="18"/>
+      <w:bookmarkEnd w:id="21"/>
     </w:p>
     <w:p>
       <w:pPr>
@@ -20191,7 +21069,7 @@
           <w:szCs w:val="20"/>
         </w:rPr>
       </w:pPr>
-      <w:bookmarkStart w:id="19" w:name="_Ref148149078"/>
+      <w:bookmarkStart w:id="22" w:name="_Ref148149078"/>
       <w:r>
         <w:rPr>
           <w:rFonts w:ascii="Aptos Narrow" w:eastAsia="Microsoft YaHei" w:hAnsi="Aptos Narrow"/>
@@ -20200,7 +21078,7 @@
         </w:rPr>
         <w:t>学习</w:t>
       </w:r>
-      <w:bookmarkEnd w:id="19"/>
+      <w:bookmarkEnd w:id="22"/>
     </w:p>
     <w:p>
       <w:pPr>
@@ -20589,6 +21467,7 @@
           <w:rFonts w:ascii="Aptos Narrow" w:eastAsia="Microsoft YaHei" w:hAnsi="Aptos Narrow" w:cstheme="minorHAnsi"/>
           <w:szCs w:val="20"/>
         </w:rPr>
+        <w:lastRenderedPageBreak/>
         <w:t>区域</w:t>
       </w:r>
       <w:r>
@@ -20830,7 +21709,7 @@
           <w:szCs w:val="20"/>
         </w:rPr>
       </w:pPr>
-      <w:bookmarkStart w:id="20" w:name="_Ref148149074"/>
+      <w:bookmarkStart w:id="23" w:name="_Ref148149074"/>
       <w:r>
         <w:rPr>
           <w:rFonts w:ascii="Aptos Narrow" w:eastAsia="Microsoft YaHei" w:hAnsi="Aptos Narrow" w:cstheme="minorHAnsi"/>
@@ -20855,7 +21734,7 @@
         </w:rPr>
         <w:t>：下载</w:t>
       </w:r>
-      <w:bookmarkEnd w:id="20"/>
+      <w:bookmarkEnd w:id="23"/>
     </w:p>
     <w:p>
       <w:pPr>
@@ -20943,7 +21822,7 @@
           <w:szCs w:val="20"/>
         </w:rPr>
       </w:pPr>
-      <w:bookmarkStart w:id="21" w:name="_Ref148149063"/>
+      <w:bookmarkStart w:id="24" w:name="_Ref148149063"/>
       <w:r>
         <w:rPr>
           <w:rFonts w:ascii="Aptos Narrow" w:hAnsi="Aptos Narrow" w:cstheme="minorHAnsi"/>
@@ -20951,7 +21830,7 @@
         </w:rPr>
         <w:t>语言包：提取</w:t>
       </w:r>
-      <w:bookmarkEnd w:id="21"/>
+      <w:bookmarkEnd w:id="24"/>
     </w:p>
     <w:p>
       <w:pPr>
@@ -20965,7 +21844,7 @@
           <w:rFonts w:ascii="Aptos Narrow" w:hAnsi="Aptos Narrow"/>
         </w:rPr>
       </w:pPr>
-      <w:bookmarkStart w:id="22" w:name="_Ref148149057"/>
+      <w:bookmarkStart w:id="25" w:name="_Ref148149057"/>
       <w:r>
         <w:rPr>
           <w:rFonts w:ascii="Aptos Narrow" w:hAnsi="Aptos Narrow"/>
@@ -20978,7 +21857,7 @@
         </w:rPr>
         <w:t>包：准备</w:t>
       </w:r>
-      <w:bookmarkEnd w:id="22"/>
+      <w:bookmarkEnd w:id="25"/>
     </w:p>
     <w:p>
       <w:pPr>
@@ -21042,7 +21921,7 @@
           <w:rFonts w:ascii="Aptos Narrow" w:hAnsi="Aptos Narrow"/>
         </w:rPr>
       </w:pPr>
-      <w:bookmarkStart w:id="23" w:name="_Ref148149052"/>
+      <w:bookmarkStart w:id="26" w:name="_Ref148149052"/>
       <w:r>
         <w:rPr>
           <w:rFonts w:ascii="Aptos Narrow" w:hAnsi="Aptos Narrow"/>
@@ -21061,7 +21940,7 @@
         </w:rPr>
         <w:t>方案</w:t>
       </w:r>
-      <w:bookmarkEnd w:id="23"/>
+      <w:bookmarkEnd w:id="26"/>
     </w:p>
     <w:p>
       <w:pPr>
@@ -21359,15 +22238,14 @@
           <w:rFonts w:ascii="Aptos Narrow" w:hAnsi="Aptos Narrow"/>
         </w:rPr>
       </w:pPr>
-      <w:bookmarkStart w:id="24" w:name="_Ref148149042"/>
+      <w:bookmarkStart w:id="27" w:name="_Ref148149042"/>
       <w:r>
         <w:rPr>
           <w:rFonts w:ascii="Aptos Narrow" w:hAnsi="Aptos Narrow"/>
         </w:rPr>
-        <w:lastRenderedPageBreak/>
         <w:t>执行提取命令</w:t>
       </w:r>
-      <w:bookmarkEnd w:id="24"/>
+      <w:bookmarkEnd w:id="27"/>
     </w:p>
     <w:p>
       <w:pPr>
@@ -21619,6 +22497,7 @@
           <w:color w:val="70AD47" w:themeColor="accent6"/>
           <w:szCs w:val="20"/>
         </w:rPr>
+        <w:lastRenderedPageBreak/>
         <w:t>$ISO = "Auto"</w:t>
       </w:r>
     </w:p>
@@ -22119,7 +22998,6 @@
           <w:color w:val="70AD47" w:themeColor="accent6"/>
           <w:szCs w:val="20"/>
         </w:rPr>
-        <w:lastRenderedPageBreak/>
         <w:t xml:space="preserve">            @{ Match = @("zh-TW", "cmn-Hant", "hak-Hant", "lzh-Hant", "zh-hak-Hant", "zh-Hant", "zh-HK", "zh-lzh-Hant", "zh-MO", "zh-yue-Hant"); Name = "Hant"; }</w:t>
       </w:r>
     </w:p>
@@ -22296,6 +23174,7 @@
           <w:color w:val="70AD47" w:themeColor="accent6"/>
           <w:szCs w:val="20"/>
         </w:rPr>
+        <w:lastRenderedPageBreak/>
         <w:t xml:space="preserve">            @{ Match = @("or", "or-IN"); Name = "Orya"; }</w:t>
       </w:r>
     </w:p>
@@ -22916,7 +23795,6 @@
           <w:color w:val="70AD47" w:themeColor="accent6"/>
           <w:szCs w:val="20"/>
         </w:rPr>
-        <w:lastRenderedPageBreak/>
         <w:t xml:space="preserve">    }</w:t>
       </w:r>
     </w:p>
@@ -23093,6 +23971,7 @@
           <w:color w:val="70AD47" w:themeColor="accent6"/>
           <w:szCs w:val="20"/>
         </w:rPr>
+        <w:lastRenderedPageBreak/>
         <w:t xml:space="preserve">                ForEach ($item in $Package) {</w:t>
       </w:r>
     </w:p>
@@ -23681,7 +24560,6 @@
           <w:color w:val="70AD47" w:themeColor="accent6"/>
           <w:szCs w:val="20"/>
         </w:rPr>
-        <w:lastRenderedPageBreak/>
         <w:t xml:space="preserve">            } else {</w:t>
       </w:r>
     </w:p>
@@ -23858,6 +24736,7 @@
           <w:color w:val="70AD47" w:themeColor="accent6"/>
           <w:szCs w:val="20"/>
         </w:rPr>
+        <w:lastRenderedPageBreak/>
         <w:t xml:space="preserve">            Rule = @(</w:t>
       </w:r>
     </w:p>
@@ -24430,7 +25309,6 @@
           <w:color w:val="70AD47" w:themeColor="accent6"/>
           <w:szCs w:val="20"/>
         </w:rPr>
-        <w:lastRenderedPageBreak/>
         <w:t xml:space="preserve">                "Windows Preinstallation Environment\x64\WinPE_OCs\{Lang}\winpe-atbroker_{Lang}.cab"</w:t>
       </w:r>
     </w:p>
@@ -24607,6 +25485,7 @@
           <w:color w:val="70AD47" w:themeColor="accent6"/>
           <w:szCs w:val="20"/>
         </w:rPr>
+        <w:lastRenderedPageBreak/>
         <w:t xml:space="preserve">                "Windows Preinstallation Environment\x64\WinPE_OCs\{Lang}\winpe-srt_{Lang}.cab"</w:t>
       </w:r>
     </w:p>
@@ -25179,7 +26058,6 @@
           <w:color w:val="70AD47" w:themeColor="accent6"/>
           <w:szCs w:val="20"/>
         </w:rPr>
-        <w:lastRenderedPageBreak/>
         <w:t xml:space="preserve">                "Windows Preinstallation Environment\x64\WinPE_OCs\{Lang}\winpe-srh_{Lang}.cab"</w:t>
       </w:r>
     </w:p>
@@ -25356,6 +26234,7 @@
           <w:color w:val="70AD47" w:themeColor="accent6"/>
           <w:szCs w:val="20"/>
         </w:rPr>
+        <w:lastRenderedPageBreak/>
         <w:t xml:space="preserve">    </w:t>
       </w:r>
       <w:r>
@@ -25700,7 +26579,7 @@
           <w:szCs w:val="20"/>
         </w:rPr>
       </w:pPr>
-      <w:bookmarkStart w:id="25" w:name="_Ref167435563"/>
+      <w:bookmarkStart w:id="28" w:name="_Ref167435563"/>
       <w:r>
         <w:rPr>
           <w:rFonts w:ascii="Aptos Narrow" w:hAnsi="Aptos Narrow"/>
@@ -25708,7 +26587,7 @@
         </w:rPr>
         <w:t>自定义封装</w:t>
       </w:r>
-      <w:bookmarkEnd w:id="25"/>
+      <w:bookmarkEnd w:id="28"/>
     </w:p>
     <w:p>
       <w:pPr>
@@ -25725,9 +26604,9 @@
           <w:szCs w:val="20"/>
         </w:rPr>
       </w:pPr>
-      <w:bookmarkStart w:id="26" w:name="_自定义封装：Install.wim"/>
-      <w:bookmarkStart w:id="27" w:name="_Ref148149033"/>
-      <w:bookmarkEnd w:id="26"/>
+      <w:bookmarkStart w:id="29" w:name="_自定义封装：Install.wim"/>
+      <w:bookmarkStart w:id="30" w:name="_Ref148149033"/>
+      <w:bookmarkEnd w:id="29"/>
       <w:r>
         <w:rPr>
           <w:rFonts w:ascii="Aptos Narrow" w:hAnsi="Aptos Narrow"/>
@@ -25752,7 +26631,7 @@
         </w:rPr>
         <w:t>Install.wim</w:t>
       </w:r>
-      <w:bookmarkEnd w:id="27"/>
+      <w:bookmarkEnd w:id="30"/>
     </w:p>
     <w:p>
       <w:pPr>
@@ -25769,7 +26648,7 @@
           <w:szCs w:val="20"/>
         </w:rPr>
       </w:pPr>
-      <w:bookmarkStart w:id="28" w:name="_Ref148149029"/>
+      <w:bookmarkStart w:id="31" w:name="_Ref148149029"/>
       <w:r>
         <w:rPr>
           <w:rFonts w:ascii="Aptos Narrow" w:eastAsia="Microsoft YaHei" w:hAnsi="Aptos Narrow"/>
@@ -25791,7 +26670,7 @@
         </w:rPr>
         <w:t>详细信息</w:t>
       </w:r>
-      <w:bookmarkEnd w:id="28"/>
+      <w:bookmarkEnd w:id="31"/>
     </w:p>
     <w:p>
       <w:pPr>
@@ -25937,7 +26816,7 @@
           <w:u w:val="none"/>
         </w:rPr>
       </w:pPr>
-      <w:bookmarkStart w:id="29" w:name="_Ref148149024"/>
+      <w:bookmarkStart w:id="32" w:name="_Ref148149024"/>
       <w:r>
         <w:rPr>
           <w:rFonts w:ascii="Aptos Narrow" w:eastAsia="Microsoft YaHei" w:hAnsi="Aptos Narrow"/>
@@ -25959,7 +26838,7 @@
         </w:rPr>
         <w:t>路径</w:t>
       </w:r>
-      <w:bookmarkEnd w:id="29"/>
+      <w:bookmarkEnd w:id="32"/>
     </w:p>
     <w:p>
       <w:pPr>
@@ -26012,14 +26891,13 @@
           <w:rFonts w:ascii="Aptos Narrow" w:eastAsia="Microsoft YaHei" w:hAnsi="Aptos Narrow"/>
         </w:rPr>
       </w:pPr>
-      <w:bookmarkStart w:id="30" w:name="_开始挂载_Install.wim"/>
-      <w:bookmarkStart w:id="31" w:name="_Ref148149020"/>
-      <w:bookmarkEnd w:id="30"/>
-      <w:r>
-        <w:rPr>
-          <w:rFonts w:ascii="Aptos Narrow" w:eastAsia="Microsoft YaHei" w:hAnsi="Aptos Narrow"/>
-        </w:rPr>
-        <w:lastRenderedPageBreak/>
+      <w:bookmarkStart w:id="33" w:name="_开始挂载_Install.wim"/>
+      <w:bookmarkStart w:id="34" w:name="_Ref148149020"/>
+      <w:bookmarkEnd w:id="33"/>
+      <w:r>
+        <w:rPr>
+          <w:rFonts w:ascii="Aptos Narrow" w:eastAsia="Microsoft YaHei" w:hAnsi="Aptos Narrow"/>
+        </w:rPr>
         <w:t>开始挂载</w:t>
       </w:r>
       <w:r>
@@ -26028,7 +26906,7 @@
         </w:rPr>
         <w:t xml:space="preserve"> Install.wim</w:t>
       </w:r>
-      <w:bookmarkEnd w:id="31"/>
+      <w:bookmarkEnd w:id="34"/>
     </w:p>
     <w:p>
       <w:pPr>
@@ -26216,7 +27094,7 @@
           <w:szCs w:val="20"/>
         </w:rPr>
       </w:pPr>
-      <w:bookmarkStart w:id="32" w:name="_Ref148149013"/>
+      <w:bookmarkStart w:id="35" w:name="_Ref148149013"/>
       <w:r>
         <w:rPr>
           <w:rFonts w:ascii="Aptos Narrow" w:eastAsia="Microsoft YaHei" w:hAnsi="Aptos Narrow"/>
@@ -26241,7 +27119,7 @@
         </w:rPr>
         <w:t>WinRE.wim</w:t>
       </w:r>
-      <w:bookmarkEnd w:id="32"/>
+      <w:bookmarkEnd w:id="35"/>
     </w:p>
     <w:p>
       <w:pPr>
@@ -26284,6 +27162,7 @@
           <w:rFonts w:ascii="Aptos Narrow" w:eastAsia="Microsoft YaHei" w:hAnsi="Aptos Narrow" w:cstheme="minorHAnsi"/>
           <w:szCs w:val="20"/>
         </w:rPr>
+        <w:lastRenderedPageBreak/>
         <w:t xml:space="preserve">WinRE.wim </w:t>
       </w:r>
       <w:r>
@@ -26526,7 +27405,7 @@
           <w:szCs w:val="20"/>
         </w:rPr>
       </w:pPr>
-      <w:bookmarkStart w:id="33" w:name="_Ref148149008"/>
+      <w:bookmarkStart w:id="36" w:name="_Ref148149008"/>
       <w:r>
         <w:rPr>
           <w:rFonts w:ascii="Aptos Narrow" w:hAnsi="Aptos Narrow"/>
@@ -26559,7 +27438,7 @@
         </w:rPr>
         <w:t>息</w:t>
       </w:r>
-      <w:bookmarkEnd w:id="33"/>
+      <w:bookmarkEnd w:id="36"/>
     </w:p>
     <w:p>
       <w:pPr>
@@ -26682,7 +27561,7 @@
           <w:szCs w:val="20"/>
         </w:rPr>
       </w:pPr>
-      <w:bookmarkStart w:id="34" w:name="_Ref148149004"/>
+      <w:bookmarkStart w:id="37" w:name="_Ref148149004"/>
       <w:r>
         <w:rPr>
           <w:rFonts w:ascii="Aptos Narrow" w:hAnsi="Aptos Narrow"/>
@@ -26707,7 +27586,7 @@
         </w:rPr>
         <w:t>路径</w:t>
       </w:r>
-      <w:bookmarkEnd w:id="34"/>
+      <w:bookmarkEnd w:id="37"/>
     </w:p>
     <w:p>
       <w:pPr>
@@ -26761,7 +27640,7 @@
           <w:szCs w:val="20"/>
         </w:rPr>
       </w:pPr>
-      <w:bookmarkStart w:id="35" w:name="_Ref148148989"/>
+      <w:bookmarkStart w:id="38" w:name="_Ref148148989"/>
       <w:r>
         <w:rPr>
           <w:rFonts w:ascii="Aptos Narrow" w:hAnsi="Aptos Narrow"/>
@@ -26778,7 +27657,7 @@
         </w:rPr>
         <w:t xml:space="preserve"> WinRE.wim</w:t>
       </w:r>
-      <w:bookmarkEnd w:id="35"/>
+      <w:bookmarkEnd w:id="38"/>
     </w:p>
     <w:p>
       <w:pPr>
@@ -26880,7 +27759,7 @@
           <w:szCs w:val="20"/>
         </w:rPr>
       </w:pPr>
-      <w:bookmarkStart w:id="36" w:name="_Ref148148974"/>
+      <w:bookmarkStart w:id="39" w:name="_Ref148148974"/>
       <w:r>
         <w:rPr>
           <w:rFonts w:ascii="Aptos Narrow" w:hAnsi="Aptos Narrow"/>
@@ -26889,7 +27768,7 @@
         </w:rPr>
         <w:t>语言包</w:t>
       </w:r>
-      <w:bookmarkEnd w:id="36"/>
+      <w:bookmarkEnd w:id="39"/>
     </w:p>
     <w:p>
       <w:pPr>
@@ -26986,7 +27865,7 @@
           <w:szCs w:val="20"/>
         </w:rPr>
       </w:pPr>
-      <w:bookmarkStart w:id="37" w:name="_Ref148148969"/>
+      <w:bookmarkStart w:id="40" w:name="_Ref148148969"/>
       <w:r>
         <w:rPr>
           <w:rFonts w:ascii="Aptos Narrow" w:eastAsia="Microsoft YaHei" w:hAnsi="Aptos Narrow"/>
@@ -26995,7 +27874,7 @@
         </w:rPr>
         <w:t>语言包：添加</w:t>
       </w:r>
-      <w:bookmarkEnd w:id="37"/>
+      <w:bookmarkEnd w:id="40"/>
     </w:p>
     <w:p>
       <w:pPr>
@@ -27288,6 +28167,7 @@
           <w:color w:val="70AD47" w:themeColor="accent6"/>
           <w:szCs w:val="20"/>
         </w:rPr>
+        <w:lastRenderedPageBreak/>
         <w:t xml:space="preserve">    $Initl_install_Language_Component += $_.PackageName</w:t>
       </w:r>
     </w:p>
@@ -27828,171 +28708,171 @@
           <w:color w:val="70AD47" w:themeColor="accent6"/>
           <w:szCs w:val="20"/>
         </w:rPr>
+        <w:t xml:space="preserve">        if ($Component -like "*$($Rule.Match)*") {</w:t>
+      </w:r>
+    </w:p>
+    <w:p>
+      <w:pPr>
+        <w:widowControl w:val="0"/>
+        <w:spacing w:line="360" w:lineRule="auto"/>
+        <w:ind w:left="5670"/>
+        <w:rPr>
+          <w:rFonts w:ascii="Aptos Narrow" w:eastAsia="Microsoft YaHei" w:hAnsi="Aptos Narrow"/>
+          <w:color w:val="70AD47" w:themeColor="accent6"/>
+          <w:szCs w:val="20"/>
+        </w:rPr>
+      </w:pPr>
+      <w:r>
+        <w:rPr>
+          <w:rFonts w:ascii="Aptos Narrow" w:eastAsia="Microsoft YaHei" w:hAnsi="Aptos Narrow"/>
+          <w:color w:val="70AD47" w:themeColor="accent6"/>
+          <w:szCs w:val="20"/>
+        </w:rPr>
+        <w:t xml:space="preserve">            Write-host "   Component name: " -NoNewline</w:t>
+      </w:r>
+    </w:p>
+    <w:p>
+      <w:pPr>
+        <w:widowControl w:val="0"/>
+        <w:spacing w:line="360" w:lineRule="auto"/>
+        <w:ind w:left="5670"/>
+        <w:rPr>
+          <w:rFonts w:ascii="Aptos Narrow" w:eastAsia="Microsoft YaHei" w:hAnsi="Aptos Narrow"/>
+          <w:color w:val="70AD47" w:themeColor="accent6"/>
+          <w:szCs w:val="20"/>
+        </w:rPr>
+      </w:pPr>
+      <w:r>
+        <w:rPr>
+          <w:rFonts w:ascii="Aptos Narrow" w:eastAsia="Microsoft YaHei" w:hAnsi="Aptos Narrow"/>
+          <w:color w:val="70AD47" w:themeColor="accent6"/>
+          <w:szCs w:val="20"/>
+        </w:rPr>
+        <w:t xml:space="preserve">            Write-host $Component -ForegroundColor Green</w:t>
+      </w:r>
+    </w:p>
+    <w:p>
+      <w:pPr>
+        <w:widowControl w:val="0"/>
+        <w:spacing w:line="360" w:lineRule="auto"/>
+        <w:ind w:left="5670"/>
+        <w:rPr>
+          <w:rFonts w:ascii="Aptos Narrow" w:eastAsia="Microsoft YaHei" w:hAnsi="Aptos Narrow"/>
+          <w:color w:val="70AD47" w:themeColor="accent6"/>
+          <w:szCs w:val="20"/>
+        </w:rPr>
+      </w:pPr>
+      <w:r>
+        <w:rPr>
+          <w:rFonts w:ascii="Aptos Narrow" w:eastAsia="Microsoft YaHei" w:hAnsi="Aptos Narrow"/>
+          <w:color w:val="70AD47" w:themeColor="accent6"/>
+          <w:szCs w:val="20"/>
+        </w:rPr>
+        <w:t xml:space="preserve">            Write-host "   </w:t>
+      </w:r>
+      <w:r>
+        <w:rPr>
+          <w:rFonts w:ascii="Aptos Narrow" w:eastAsia="Microsoft YaHei" w:hAnsi="Aptos Narrow"/>
+          <w:color w:val="70AD47" w:themeColor="accent6"/>
+          <w:szCs w:val="20"/>
+        </w:rPr>
+        <w:t xml:space="preserve">Language </w:t>
+      </w:r>
+      <w:r>
+        <w:rPr>
+          <w:rFonts w:ascii="Aptos Narrow" w:eastAsia="Microsoft YaHei" w:hAnsi="Aptos Narrow"/>
+          <w:color w:val="70AD47" w:themeColor="accent6"/>
+          <w:szCs w:val="20"/>
+        </w:rPr>
+        <w:t>file: " -NoNewline</w:t>
+      </w:r>
+    </w:p>
+    <w:p>
+      <w:pPr>
+        <w:widowControl w:val="0"/>
+        <w:spacing w:line="360" w:lineRule="auto"/>
+        <w:ind w:left="5670"/>
+        <w:rPr>
+          <w:rFonts w:ascii="Aptos Narrow" w:eastAsia="Microsoft YaHei" w:hAnsi="Aptos Narrow"/>
+          <w:color w:val="70AD47" w:themeColor="accent6"/>
+          <w:szCs w:val="20"/>
+        </w:rPr>
+      </w:pPr>
+      <w:r>
+        <w:rPr>
+          <w:rFonts w:ascii="Aptos Narrow" w:eastAsia="Microsoft YaHei" w:hAnsi="Aptos Narrow"/>
+          <w:color w:val="70AD47" w:themeColor="accent6"/>
+          <w:szCs w:val="20"/>
+        </w:rPr>
+        <w:t xml:space="preserve">            </w:t>
+      </w:r>
+      <w:r>
+        <w:rPr>
+          <w:rFonts w:ascii="Aptos Narrow" w:eastAsia="Microsoft YaHei" w:hAnsi="Aptos Narrow"/>
+          <w:color w:val="70AD47" w:themeColor="accent6"/>
+          <w:szCs w:val="20"/>
+        </w:rPr>
+        <w:t>Write-host "$($Sources)\$($Rule.File)" -ForegroundColor Green</w:t>
+      </w:r>
+    </w:p>
+    <w:p>
+      <w:pPr>
+        <w:widowControl w:val="0"/>
+        <w:spacing w:line="360" w:lineRule="auto"/>
+        <w:ind w:left="5670"/>
+        <w:rPr>
+          <w:rFonts w:ascii="Aptos Narrow" w:eastAsia="Microsoft YaHei" w:hAnsi="Aptos Narrow"/>
+          <w:color w:val="70AD47" w:themeColor="accent6"/>
+          <w:szCs w:val="20"/>
+        </w:rPr>
+      </w:pPr>
+      <w:r>
+        <w:rPr>
+          <w:rFonts w:ascii="Aptos Narrow" w:eastAsia="Microsoft YaHei" w:hAnsi="Aptos Narrow"/>
+          <w:color w:val="70AD47" w:themeColor="accent6"/>
+          <w:szCs w:val="20"/>
+        </w:rPr>
+        <w:t xml:space="preserve">            Write-Host "   Installing ".PadRight(22) -NoNewline</w:t>
+      </w:r>
+    </w:p>
+    <w:p>
+      <w:pPr>
+        <w:widowControl w:val="0"/>
+        <w:spacing w:line="360" w:lineRule="auto"/>
+        <w:ind w:left="5670"/>
+        <w:rPr>
+          <w:rFonts w:ascii="Aptos Narrow" w:eastAsia="Microsoft YaHei" w:hAnsi="Aptos Narrow"/>
+          <w:color w:val="70AD47" w:themeColor="accent6"/>
+          <w:szCs w:val="20"/>
+        </w:rPr>
+      </w:pPr>
+      <w:r>
+        <w:rPr>
+          <w:rFonts w:ascii="Aptos Narrow" w:eastAsia="Microsoft YaHei" w:hAnsi="Aptos Narrow"/>
+          <w:color w:val="70AD47" w:themeColor="accent6"/>
+          <w:szCs w:val="20"/>
+        </w:rPr>
+        <w:t xml:space="preserve">            try {</w:t>
+      </w:r>
+    </w:p>
+    <w:p>
+      <w:pPr>
+        <w:widowControl w:val="0"/>
+        <w:spacing w:line="360" w:lineRule="auto"/>
+        <w:ind w:left="5670"/>
+        <w:rPr>
+          <w:rFonts w:ascii="Aptos Narrow" w:eastAsia="Microsoft YaHei" w:hAnsi="Aptos Narrow"/>
+          <w:color w:val="70AD47" w:themeColor="accent6"/>
+          <w:szCs w:val="20"/>
+        </w:rPr>
+      </w:pPr>
+      <w:r>
+        <w:rPr>
+          <w:rFonts w:ascii="Aptos Narrow" w:eastAsia="Microsoft YaHei" w:hAnsi="Aptos Narrow"/>
+          <w:color w:val="70AD47" w:themeColor="accent6"/>
+          <w:szCs w:val="20"/>
+        </w:rPr>
         <w:lastRenderedPageBreak/>
-        <w:t xml:space="preserve">        if ($Component -like "*$($Rule.Match)*") {</w:t>
-      </w:r>
-    </w:p>
-    <w:p>
-      <w:pPr>
-        <w:widowControl w:val="0"/>
-        <w:spacing w:line="360" w:lineRule="auto"/>
-        <w:ind w:left="5670"/>
-        <w:rPr>
-          <w:rFonts w:ascii="Aptos Narrow" w:eastAsia="Microsoft YaHei" w:hAnsi="Aptos Narrow"/>
-          <w:color w:val="70AD47" w:themeColor="accent6"/>
-          <w:szCs w:val="20"/>
-        </w:rPr>
-      </w:pPr>
-      <w:r>
-        <w:rPr>
-          <w:rFonts w:ascii="Aptos Narrow" w:eastAsia="Microsoft YaHei" w:hAnsi="Aptos Narrow"/>
-          <w:color w:val="70AD47" w:themeColor="accent6"/>
-          <w:szCs w:val="20"/>
-        </w:rPr>
-        <w:t xml:space="preserve">            Write-host "   Component name: " -NoNewline</w:t>
-      </w:r>
-    </w:p>
-    <w:p>
-      <w:pPr>
-        <w:widowControl w:val="0"/>
-        <w:spacing w:line="360" w:lineRule="auto"/>
-        <w:ind w:left="5670"/>
-        <w:rPr>
-          <w:rFonts w:ascii="Aptos Narrow" w:eastAsia="Microsoft YaHei" w:hAnsi="Aptos Narrow"/>
-          <w:color w:val="70AD47" w:themeColor="accent6"/>
-          <w:szCs w:val="20"/>
-        </w:rPr>
-      </w:pPr>
-      <w:r>
-        <w:rPr>
-          <w:rFonts w:ascii="Aptos Narrow" w:eastAsia="Microsoft YaHei" w:hAnsi="Aptos Narrow"/>
-          <w:color w:val="70AD47" w:themeColor="accent6"/>
-          <w:szCs w:val="20"/>
-        </w:rPr>
-        <w:t xml:space="preserve">            Write-host $Component -ForegroundColor Green</w:t>
-      </w:r>
-    </w:p>
-    <w:p>
-      <w:pPr>
-        <w:widowControl w:val="0"/>
-        <w:spacing w:line="360" w:lineRule="auto"/>
-        <w:ind w:left="5670"/>
-        <w:rPr>
-          <w:rFonts w:ascii="Aptos Narrow" w:eastAsia="Microsoft YaHei" w:hAnsi="Aptos Narrow"/>
-          <w:color w:val="70AD47" w:themeColor="accent6"/>
-          <w:szCs w:val="20"/>
-        </w:rPr>
-      </w:pPr>
-      <w:r>
-        <w:rPr>
-          <w:rFonts w:ascii="Aptos Narrow" w:eastAsia="Microsoft YaHei" w:hAnsi="Aptos Narrow"/>
-          <w:color w:val="70AD47" w:themeColor="accent6"/>
-          <w:szCs w:val="20"/>
-        </w:rPr>
-        <w:t xml:space="preserve">            Write-host "   </w:t>
-      </w:r>
-      <w:r>
-        <w:rPr>
-          <w:rFonts w:ascii="Aptos Narrow" w:eastAsia="Microsoft YaHei" w:hAnsi="Aptos Narrow"/>
-          <w:color w:val="70AD47" w:themeColor="accent6"/>
-          <w:szCs w:val="20"/>
-        </w:rPr>
-        <w:t xml:space="preserve">Language </w:t>
-      </w:r>
-      <w:r>
-        <w:rPr>
-          <w:rFonts w:ascii="Aptos Narrow" w:eastAsia="Microsoft YaHei" w:hAnsi="Aptos Narrow"/>
-          <w:color w:val="70AD47" w:themeColor="accent6"/>
-          <w:szCs w:val="20"/>
-        </w:rPr>
-        <w:t>file: " -NoNewline</w:t>
-      </w:r>
-    </w:p>
-    <w:p>
-      <w:pPr>
-        <w:widowControl w:val="0"/>
-        <w:spacing w:line="360" w:lineRule="auto"/>
-        <w:ind w:left="5670"/>
-        <w:rPr>
-          <w:rFonts w:ascii="Aptos Narrow" w:eastAsia="Microsoft YaHei" w:hAnsi="Aptos Narrow"/>
-          <w:color w:val="70AD47" w:themeColor="accent6"/>
-          <w:szCs w:val="20"/>
-        </w:rPr>
-      </w:pPr>
-      <w:r>
-        <w:rPr>
-          <w:rFonts w:ascii="Aptos Narrow" w:eastAsia="Microsoft YaHei" w:hAnsi="Aptos Narrow"/>
-          <w:color w:val="70AD47" w:themeColor="accent6"/>
-          <w:szCs w:val="20"/>
-        </w:rPr>
-        <w:t xml:space="preserve">            </w:t>
-      </w:r>
-      <w:r>
-        <w:rPr>
-          <w:rFonts w:ascii="Aptos Narrow" w:eastAsia="Microsoft YaHei" w:hAnsi="Aptos Narrow"/>
-          <w:color w:val="70AD47" w:themeColor="accent6"/>
-          <w:szCs w:val="20"/>
-        </w:rPr>
-        <w:t>Write-host "$($Sources)\$($Rule.File)" -ForegroundColor Green</w:t>
-      </w:r>
-    </w:p>
-    <w:p>
-      <w:pPr>
-        <w:widowControl w:val="0"/>
-        <w:spacing w:line="360" w:lineRule="auto"/>
-        <w:ind w:left="5670"/>
-        <w:rPr>
-          <w:rFonts w:ascii="Aptos Narrow" w:eastAsia="Microsoft YaHei" w:hAnsi="Aptos Narrow"/>
-          <w:color w:val="70AD47" w:themeColor="accent6"/>
-          <w:szCs w:val="20"/>
-        </w:rPr>
-      </w:pPr>
-      <w:r>
-        <w:rPr>
-          <w:rFonts w:ascii="Aptos Narrow" w:eastAsia="Microsoft YaHei" w:hAnsi="Aptos Narrow"/>
-          <w:color w:val="70AD47" w:themeColor="accent6"/>
-          <w:szCs w:val="20"/>
-        </w:rPr>
-        <w:t xml:space="preserve">            Write-Host "   Installing ".PadRight(22) -NoNewline</w:t>
-      </w:r>
-    </w:p>
-    <w:p>
-      <w:pPr>
-        <w:widowControl w:val="0"/>
-        <w:spacing w:line="360" w:lineRule="auto"/>
-        <w:ind w:left="5670"/>
-        <w:rPr>
-          <w:rFonts w:ascii="Aptos Narrow" w:eastAsia="Microsoft YaHei" w:hAnsi="Aptos Narrow"/>
-          <w:color w:val="70AD47" w:themeColor="accent6"/>
-          <w:szCs w:val="20"/>
-        </w:rPr>
-      </w:pPr>
-      <w:r>
-        <w:rPr>
-          <w:rFonts w:ascii="Aptos Narrow" w:eastAsia="Microsoft YaHei" w:hAnsi="Aptos Narrow"/>
-          <w:color w:val="70AD47" w:themeColor="accent6"/>
-          <w:szCs w:val="20"/>
-        </w:rPr>
-        <w:t xml:space="preserve">            try {</w:t>
-      </w:r>
-    </w:p>
-    <w:p>
-      <w:pPr>
-        <w:widowControl w:val="0"/>
-        <w:spacing w:line="360" w:lineRule="auto"/>
-        <w:ind w:left="5670"/>
-        <w:rPr>
-          <w:rFonts w:ascii="Aptos Narrow" w:eastAsia="Microsoft YaHei" w:hAnsi="Aptos Narrow"/>
-          <w:color w:val="70AD47" w:themeColor="accent6"/>
-          <w:szCs w:val="20"/>
-        </w:rPr>
-      </w:pPr>
-      <w:r>
-        <w:rPr>
-          <w:rFonts w:ascii="Aptos Narrow" w:eastAsia="Microsoft YaHei" w:hAnsi="Aptos Narrow"/>
-          <w:color w:val="70AD47" w:themeColor="accent6"/>
-          <w:szCs w:val="20"/>
-        </w:rPr>
         <w:t xml:space="preserve">                Add-WindowsPackage -Path $Mount -PackagePath "$($Sources)\$($Rule.File)" | Out-Null</w:t>
       </w:r>
     </w:p>
@@ -28175,7 +29055,7 @@
           <w:szCs w:val="20"/>
         </w:rPr>
       </w:pPr>
-      <w:bookmarkStart w:id="38" w:name="_Ref148148964"/>
+      <w:bookmarkStart w:id="41" w:name="_Ref148148964"/>
       <w:r>
         <w:rPr>
           <w:rFonts w:ascii="Aptos Narrow" w:eastAsia="Microsoft YaHei" w:hAnsi="Aptos Narrow" w:cstheme="minorBidi"/>
@@ -28185,7 +29065,7 @@
         </w:rPr>
         <w:t>脱机映像语言：更改</w:t>
       </w:r>
-      <w:bookmarkEnd w:id="38"/>
+      <w:bookmarkEnd w:id="41"/>
     </w:p>
     <w:p>
       <w:pPr>
@@ -28206,7 +29086,7 @@
           <w:u w:val="none"/>
         </w:rPr>
       </w:pPr>
-      <w:bookmarkStart w:id="39" w:name="_Ref148148958"/>
+      <w:bookmarkStart w:id="42" w:name="_Ref148148958"/>
       <w:r>
         <w:rPr>
           <w:rStyle w:val="Hyperlink"/>
@@ -28218,7 +29098,7 @@
         </w:rPr>
         <w:t>更改默认语言、区域设置和其他国际设置</w:t>
       </w:r>
-      <w:bookmarkEnd w:id="39"/>
+      <w:bookmarkEnd w:id="42"/>
     </w:p>
     <w:p>
       <w:pPr>
@@ -28305,7 +29185,7 @@
           <w:szCs w:val="20"/>
         </w:rPr>
       </w:pPr>
-      <w:bookmarkStart w:id="40" w:name="_Ref148148939"/>
+      <w:bookmarkStart w:id="43" w:name="_Ref148148939"/>
       <w:r>
         <w:rPr>
           <w:rStyle w:val="Hyperlink"/>
@@ -28317,7 +29197,7 @@
         </w:rPr>
         <w:t>查看可用的语言设置</w:t>
       </w:r>
-      <w:bookmarkEnd w:id="40"/>
+      <w:bookmarkEnd w:id="43"/>
     </w:p>
     <w:p>
       <w:pPr>
@@ -28374,7 +29254,7 @@
           <w:szCs w:val="20"/>
         </w:rPr>
       </w:pPr>
-      <w:bookmarkStart w:id="41" w:name="_Ref148148929"/>
+      <w:bookmarkStart w:id="44" w:name="_Ref148148929"/>
       <w:r>
         <w:rPr>
           <w:rFonts w:ascii="Aptos Narrow" w:eastAsia="Microsoft YaHei" w:hAnsi="Aptos Narrow"/>
@@ -28392,7 +29272,7 @@
         </w:rPr>
         <w:t>映像中已安装的所有包</w:t>
       </w:r>
-      <w:bookmarkEnd w:id="41"/>
+      <w:bookmarkEnd w:id="44"/>
     </w:p>
     <w:p>
       <w:pPr>
@@ -28600,7 +29480,6 @@
           <w:color w:val="70AD47" w:themeColor="accent6"/>
           <w:szCs w:val="20"/>
         </w:rPr>
-        <w:lastRenderedPageBreak/>
         <w:t>Write-host $SaveTo -ForegroundColor Green</w:t>
       </w:r>
     </w:p>
@@ -28623,7 +29502,7 @@
           <w:u w:val="none"/>
         </w:rPr>
       </w:pPr>
-      <w:bookmarkStart w:id="42" w:name="_Ref148148925"/>
+      <w:bookmarkStart w:id="45" w:name="_Ref148148925"/>
       <w:r>
         <w:rPr>
           <w:rFonts w:ascii="Aptos Narrow" w:hAnsi="Aptos Narrow"/>
@@ -28640,7 +29519,7 @@
         </w:rPr>
         <w:t>新</w:t>
       </w:r>
-      <w:bookmarkEnd w:id="42"/>
+      <w:bookmarkEnd w:id="45"/>
     </w:p>
     <w:p>
       <w:pPr>
@@ -28717,7 +29596,7 @@
           <w:szCs w:val="20"/>
         </w:rPr>
       </w:pPr>
-      <w:bookmarkStart w:id="43" w:name="_Ref148148920"/>
+      <w:bookmarkStart w:id="46" w:name="_Ref148148920"/>
       <w:r>
         <w:rPr>
           <w:rFonts w:ascii="Aptos Narrow" w:eastAsia="Microsoft YaHei" w:hAnsi="Aptos Narrow"/>
@@ -28727,7 +29606,7 @@
         </w:rPr>
         <w:t>添加</w:t>
       </w:r>
-      <w:bookmarkEnd w:id="43"/>
+      <w:bookmarkEnd w:id="46"/>
     </w:p>
     <w:p>
       <w:pPr>
@@ -28834,6 +29713,7 @@
           <w:color w:val="70AD47" w:themeColor="accent6"/>
           <w:szCs w:val="20"/>
         </w:rPr>
+        <w:lastRenderedPageBreak/>
         <w:t>Add-WindowsPackage -Path "D:\</w:t>
       </w:r>
       <w:r>
@@ -28904,7 +29784,7 @@
           <w:szCs w:val="20"/>
         </w:rPr>
       </w:pPr>
-      <w:bookmarkStart w:id="44" w:name="_Ref148148914"/>
+      <w:bookmarkStart w:id="47" w:name="_Ref148148914"/>
       <w:r>
         <w:rPr>
           <w:rFonts w:ascii="Aptos Narrow" w:eastAsia="Microsoft YaHei" w:hAnsi="Aptos Narrow"/>
@@ -28914,7 +29794,7 @@
         </w:rPr>
         <w:t>删除</w:t>
       </w:r>
-      <w:bookmarkEnd w:id="44"/>
+      <w:bookmarkEnd w:id="47"/>
     </w:p>
     <w:p>
       <w:pPr>
@@ -29087,7 +29967,7 @@
           <w:szCs w:val="20"/>
         </w:rPr>
       </w:pPr>
-      <w:bookmarkStart w:id="45" w:name="_Ref148148908"/>
+      <w:bookmarkStart w:id="48" w:name="_Ref148148908"/>
       <w:r>
         <w:rPr>
           <w:rFonts w:ascii="Aptos Narrow" w:eastAsia="Microsoft YaHei" w:hAnsi="Aptos Narrow"/>
@@ -29097,7 +29977,7 @@
         </w:rPr>
         <w:t>固化更新</w:t>
       </w:r>
-      <w:bookmarkEnd w:id="45"/>
+      <w:bookmarkEnd w:id="48"/>
     </w:p>
     <w:p>
       <w:pPr>
@@ -29236,7 +30116,7 @@
           <w:u w:val="none"/>
         </w:rPr>
       </w:pPr>
-      <w:bookmarkStart w:id="46" w:name="_Ref148148891"/>
+      <w:bookmarkStart w:id="49" w:name="_Ref148148891"/>
       <w:r>
         <w:rPr>
           <w:rFonts w:ascii="Aptos Narrow" w:hAnsi="Aptos Narrow"/>
@@ -29245,7 +30125,7 @@
         </w:rPr>
         <w:t>固化更新后清理组件</w:t>
       </w:r>
-      <w:bookmarkEnd w:id="46"/>
+      <w:bookmarkEnd w:id="49"/>
     </w:p>
     <w:p>
       <w:pPr>
@@ -29451,7 +30331,7 @@
           <w:szCs w:val="20"/>
         </w:rPr>
       </w:pPr>
-      <w:bookmarkStart w:id="47" w:name="_Ref148148881"/>
+      <w:bookmarkStart w:id="50" w:name="_Ref148148881"/>
       <w:r>
         <w:rPr>
           <w:rFonts w:ascii="Aptos Narrow" w:hAnsi="Aptos Narrow"/>
@@ -29460,7 +30340,7 @@
         </w:rPr>
         <w:t>驱动</w:t>
       </w:r>
-      <w:bookmarkEnd w:id="47"/>
+      <w:bookmarkEnd w:id="50"/>
     </w:p>
     <w:p>
       <w:pPr>
@@ -29478,8 +30358,8 @@
           <w:szCs w:val="20"/>
         </w:rPr>
       </w:pPr>
-      <w:bookmarkStart w:id="48" w:name="_Ref148148874"/>
-      <w:bookmarkStart w:id="49" w:name="_Ref161455760"/>
+      <w:bookmarkStart w:id="51" w:name="_Ref148148874"/>
+      <w:bookmarkStart w:id="52" w:name="_Ref161455760"/>
       <w:r>
         <w:rPr>
           <w:rFonts w:ascii="Aptos Narrow" w:hAnsi="Aptos Narrow"/>
@@ -29496,7 +30376,7 @@
         </w:rPr>
         <w:t>存映像</w:t>
       </w:r>
-      <w:bookmarkEnd w:id="48"/>
+      <w:bookmarkEnd w:id="51"/>
       <w:r>
         <w:rPr>
           <w:rFonts w:ascii="Aptos Narrow" w:hAnsi="Aptos Narrow"/>
@@ -29513,7 +30393,7 @@
         </w:rPr>
         <w:t>WinRE.wim</w:t>
       </w:r>
-      <w:bookmarkEnd w:id="49"/>
+      <w:bookmarkEnd w:id="52"/>
     </w:p>
     <w:p>
       <w:pPr>
@@ -29570,8 +30450,8 @@
           <w:u w:val="none"/>
         </w:rPr>
       </w:pPr>
-      <w:bookmarkStart w:id="50" w:name="_Ref148148868"/>
-      <w:bookmarkStart w:id="51" w:name="_Ref161455764"/>
+      <w:bookmarkStart w:id="53" w:name="_Ref148148868"/>
+      <w:bookmarkStart w:id="54" w:name="_Ref161455764"/>
       <w:r>
         <w:rPr>
           <w:rFonts w:ascii="Aptos Narrow" w:hAnsi="Aptos Narrow"/>
@@ -29580,7 +30460,7 @@
         </w:rPr>
         <w:t>卸载映像</w:t>
       </w:r>
-      <w:bookmarkEnd w:id="50"/>
+      <w:bookmarkEnd w:id="53"/>
       <w:r>
         <w:rPr>
           <w:rFonts w:ascii="Aptos Narrow" w:hAnsi="Aptos Narrow"/>
@@ -29597,7 +30477,7 @@
         </w:rPr>
         <w:t>WinRE.wim</w:t>
       </w:r>
-      <w:bookmarkEnd w:id="51"/>
+      <w:bookmarkEnd w:id="54"/>
     </w:p>
     <w:p>
       <w:pPr>
@@ -29669,14 +30549,13 @@
           <w:szCs w:val="20"/>
         </w:rPr>
       </w:pPr>
-      <w:bookmarkStart w:id="52" w:name="_Ref148148862"/>
+      <w:bookmarkStart w:id="55" w:name="_Ref148148862"/>
       <w:r>
         <w:rPr>
           <w:rFonts w:ascii="Aptos Narrow" w:hAnsi="Aptos Narrow"/>
           <w:iCs w:val="0"/>
           <w:szCs w:val="20"/>
         </w:rPr>
-        <w:lastRenderedPageBreak/>
         <w:t>重建</w:t>
       </w:r>
       <w:r>
@@ -29695,7 +30574,7 @@
         </w:rPr>
         <w:t>后，可缩小文件大小</w:t>
       </w:r>
-      <w:bookmarkEnd w:id="52"/>
+      <w:bookmarkEnd w:id="55"/>
     </w:p>
     <w:p>
       <w:pPr>
@@ -29840,6 +30719,7 @@
           <w:rFonts w:ascii="Aptos Narrow" w:eastAsia="Microsoft YaHei" w:hAnsi="Aptos Narrow"/>
           <w:szCs w:val="20"/>
         </w:rPr>
+        <w:lastRenderedPageBreak/>
         <w:t>复制代码</w:t>
       </w:r>
     </w:p>
@@ -30279,7 +31159,7 @@
           <w:szCs w:val="20"/>
         </w:rPr>
       </w:pPr>
-      <w:bookmarkStart w:id="53" w:name="_Ref148148857"/>
+      <w:bookmarkStart w:id="56" w:name="_Ref148148857"/>
       <w:r>
         <w:rPr>
           <w:rFonts w:ascii="Aptos Narrow" w:hAnsi="Aptos Narrow"/>
@@ -30312,7 +31192,7 @@
         </w:rPr>
         <w:t>.wim</w:t>
       </w:r>
-      <w:bookmarkEnd w:id="53"/>
+      <w:bookmarkEnd w:id="56"/>
     </w:p>
     <w:p>
       <w:pPr>
@@ -30457,7 +31337,6 @@
           <w:rFonts w:ascii="Aptos Narrow" w:eastAsia="Microsoft YaHei" w:hAnsi="Aptos Narrow"/>
           <w:szCs w:val="20"/>
         </w:rPr>
-        <w:lastRenderedPageBreak/>
         <w:t>复制代码</w:t>
       </w:r>
     </w:p>
@@ -30589,13 +31468,14 @@
           <w:szCs w:val="20"/>
         </w:rPr>
       </w:pPr>
-      <w:bookmarkStart w:id="54" w:name="_Ref148148852"/>
+      <w:bookmarkStart w:id="57" w:name="_Ref148148852"/>
       <w:r>
         <w:rPr>
           <w:rFonts w:ascii="Aptos Narrow" w:hAnsi="Aptos Narrow"/>
           <w:iCs w:val="0"/>
           <w:szCs w:val="20"/>
         </w:rPr>
+        <w:lastRenderedPageBreak/>
         <w:t>替换</w:t>
       </w:r>
       <w:r>
@@ -30622,7 +31502,7 @@
         </w:rPr>
         <w:t xml:space="preserve"> WinRE.wim</w:t>
       </w:r>
-      <w:bookmarkEnd w:id="54"/>
+      <w:bookmarkEnd w:id="57"/>
     </w:p>
     <w:p>
       <w:pPr>
@@ -30990,7 +31870,7 @@
           <w:szCs w:val="20"/>
         </w:rPr>
       </w:pPr>
-      <w:bookmarkStart w:id="55" w:name="_Ref148148847"/>
+      <w:bookmarkStart w:id="58" w:name="_Ref148148847"/>
       <w:r>
         <w:rPr>
           <w:rFonts w:ascii="Aptos Narrow" w:eastAsia="Microsoft YaHei" w:hAnsi="Aptos Narrow"/>
@@ -30998,7 +31878,7 @@
         </w:rPr>
         <w:t>语言包</w:t>
       </w:r>
-      <w:bookmarkEnd w:id="55"/>
+      <w:bookmarkEnd w:id="58"/>
     </w:p>
     <w:p>
       <w:pPr>
@@ -31099,7 +31979,7 @@
           <w:szCs w:val="20"/>
         </w:rPr>
       </w:pPr>
-      <w:bookmarkStart w:id="56" w:name="_Ref148148842"/>
+      <w:bookmarkStart w:id="59" w:name="_Ref148148842"/>
       <w:r>
         <w:rPr>
           <w:rFonts w:ascii="Aptos Narrow" w:eastAsia="Microsoft YaHei" w:hAnsi="Aptos Narrow"/>
@@ -31108,7 +31988,7 @@
         </w:rPr>
         <w:t>语言包：添加</w:t>
       </w:r>
-      <w:bookmarkEnd w:id="56"/>
+      <w:bookmarkEnd w:id="59"/>
     </w:p>
     <w:p>
       <w:pPr>
@@ -31529,8 +32409,88 @@
           <w:color w:val="70AD47" w:themeColor="accent6"/>
           <w:szCs w:val="20"/>
         </w:rPr>
+        <w:t xml:space="preserve">    @{ Match = "*Handwriting*"; File = "Microsoft-Windows-LanguageFeatures-Handwriting-zh-CN-Package~31bf3856ad364e35~amd64~~.cab"; }</w:t>
+      </w:r>
+    </w:p>
+    <w:p>
+      <w:pPr>
+        <w:widowControl w:val="0"/>
+        <w:spacing w:line="360" w:lineRule="auto"/>
+        <w:ind w:left="3510"/>
+        <w:rPr>
+          <w:rFonts w:ascii="Aptos Narrow" w:eastAsia="Microsoft YaHei" w:hAnsi="Aptos Narrow"/>
+          <w:color w:val="70AD47" w:themeColor="accent6"/>
+          <w:szCs w:val="20"/>
+        </w:rPr>
+      </w:pPr>
+      <w:r>
+        <w:rPr>
+          <w:rFonts w:ascii="Aptos Narrow" w:eastAsia="Microsoft YaHei" w:hAnsi="Aptos Narrow"/>
+          <w:color w:val="70AD47" w:themeColor="accent6"/>
+          <w:szCs w:val="20"/>
+        </w:rPr>
+        <w:t xml:space="preserve">    @{ Match = "*OCR*"; File = "Microsoft-Windows-LanguageFeatures-OCR-zh-CN-Package~31bf3856ad364e35~amd64~~.cab"; }</w:t>
+      </w:r>
+    </w:p>
+    <w:p>
+      <w:pPr>
+        <w:widowControl w:val="0"/>
+        <w:spacing w:line="360" w:lineRule="auto"/>
+        <w:ind w:left="3510"/>
+        <w:rPr>
+          <w:rFonts w:ascii="Aptos Narrow" w:eastAsia="Microsoft YaHei" w:hAnsi="Aptos Narrow"/>
+          <w:color w:val="70AD47" w:themeColor="accent6"/>
+          <w:szCs w:val="20"/>
+        </w:rPr>
+      </w:pPr>
+      <w:r>
+        <w:rPr>
+          <w:rFonts w:ascii="Aptos Narrow" w:eastAsia="Microsoft YaHei" w:hAnsi="Aptos Narrow"/>
+          <w:color w:val="70AD47" w:themeColor="accent6"/>
+          <w:szCs w:val="20"/>
+        </w:rPr>
+        <w:t xml:space="preserve">    @{ Match = "*LanguageFeatures-Speech*"; File = "Microsoft-Windows-LanguageFeatures-Speech-zh-CN-Package~31bf3856ad364e35~amd64~~.cab"; }</w:t>
+      </w:r>
+    </w:p>
+    <w:p>
+      <w:pPr>
+        <w:widowControl w:val="0"/>
+        <w:spacing w:line="360" w:lineRule="auto"/>
+        <w:ind w:left="3510"/>
+        <w:rPr>
+          <w:rFonts w:ascii="Aptos Narrow" w:eastAsia="Microsoft YaHei" w:hAnsi="Aptos Narrow"/>
+          <w:color w:val="70AD47" w:themeColor="accent6"/>
+          <w:szCs w:val="20"/>
+        </w:rPr>
+      </w:pPr>
+      <w:r>
+        <w:rPr>
+          <w:rFonts w:ascii="Aptos Narrow" w:eastAsia="Microsoft YaHei" w:hAnsi="Aptos Narrow"/>
+          <w:color w:val="70AD47" w:themeColor="accent6"/>
+          <w:szCs w:val="20"/>
+        </w:rPr>
+        <w:t xml:space="preserve">    @{ Match = "*TextToSpeech*"; File = "Microsoft-Windows-LanguageFeatures-TextToSpeech-zh-CN-Package~31bf3856ad364e35~amd64~~.cab"; }</w:t>
+      </w:r>
+    </w:p>
+    <w:p>
+      <w:pPr>
+        <w:widowControl w:val="0"/>
+        <w:spacing w:line="360" w:lineRule="auto"/>
+        <w:ind w:left="3510"/>
+        <w:rPr>
+          <w:rFonts w:ascii="Aptos Narrow" w:eastAsia="Microsoft YaHei" w:hAnsi="Aptos Narrow"/>
+          <w:color w:val="70AD47" w:themeColor="accent6"/>
+          <w:szCs w:val="20"/>
+        </w:rPr>
+      </w:pPr>
+      <w:r>
+        <w:rPr>
+          <w:rFonts w:ascii="Aptos Narrow" w:eastAsia="Microsoft YaHei" w:hAnsi="Aptos Narrow"/>
+          <w:color w:val="70AD47" w:themeColor="accent6"/>
+          <w:szCs w:val="20"/>
+        </w:rPr>
         <w:lastRenderedPageBreak/>
-        <w:t xml:space="preserve">    @{ Match = "*Handwriting*"; File = "Microsoft-Windows-LanguageFeatures-Handwriting-zh-CN-Package~31bf3856ad364e35~amd64~~.cab"; }</w:t>
+        <w:t xml:space="preserve">    @{ Match = "*MSPaint*amd64*"; File = "Microsoft-Windows-MSPaint-FoD-Package~31bf3856ad364e35~amd64~zh-CN~.cab"; }</w:t>
       </w:r>
     </w:p>
     <w:p>
@@ -31550,7 +32510,7 @@
           <w:color w:val="70AD47" w:themeColor="accent6"/>
           <w:szCs w:val="20"/>
         </w:rPr>
-        <w:t xml:space="preserve">    @{ Match = "*OCR*"; File = "Microsoft-Windows-LanguageFeatures-OCR-zh-CN-Package~31bf3856ad364e35~amd64~~.cab"; }</w:t>
+        <w:t xml:space="preserve">    @{ Match = "*MSPaint*wow64*"; File = "Microsoft-Windows-MSPaint-FoD-Package~31bf3856ad364e35~wow64~zh-CN~.cab"; }</w:t>
       </w:r>
     </w:p>
     <w:p>
@@ -31570,7 +32530,7 @@
           <w:color w:val="70AD47" w:themeColor="accent6"/>
           <w:szCs w:val="20"/>
         </w:rPr>
-        <w:t xml:space="preserve">    @{ Match = "*LanguageFeatures-Speech*"; File = "Microsoft-Windows-LanguageFeatures-Speech-zh-CN-Package~31bf3856ad364e35~amd64~~.cab"; }</w:t>
+        <w:t xml:space="preserve">    @{ Match = "*Notepad*amd64*"; File = "Microsoft-Windows-Notepad-FoD-Package~31bf3856ad364e35~amd64~zh-CN~.cab"; }</w:t>
       </w:r>
     </w:p>
     <w:p>
@@ -31590,7 +32550,7 @@
           <w:color w:val="70AD47" w:themeColor="accent6"/>
           <w:szCs w:val="20"/>
         </w:rPr>
-        <w:t xml:space="preserve">    @{ Match = "*TextToSpeech*"; File = "Microsoft-Windows-LanguageFeatures-TextToSpeech-zh-CN-Package~31bf3856ad364e35~amd64~~.cab"; }</w:t>
+        <w:t xml:space="preserve">    @{ Match = "*Notepad*wow64*"; File = "Microsoft-Windows-Notepad-FoD-Package~31bf3856ad364e35~wow64~zh-CN~.cab"; }</w:t>
       </w:r>
     </w:p>
     <w:p>
@@ -31610,7 +32570,7 @@
           <w:color w:val="70AD47" w:themeColor="accent6"/>
           <w:szCs w:val="20"/>
         </w:rPr>
-        <w:t xml:space="preserve">    @{ Match = "*MSPaint*amd64*"; File = "Microsoft-Windows-MSPaint-FoD-Package~31bf3856ad364e35~amd64~zh-CN~.cab"; }</w:t>
+        <w:t xml:space="preserve">    @{ Match = "*PowerShell*amd64*"; File = "Microsoft-Windows-PowerShell-ISE-FOD-Package~31bf3856ad364e35~amd64~zh-CN~.cab"; }</w:t>
       </w:r>
     </w:p>
     <w:p>
@@ -31630,7 +32590,7 @@
           <w:color w:val="70AD47" w:themeColor="accent6"/>
           <w:szCs w:val="20"/>
         </w:rPr>
-        <w:t xml:space="preserve">    @{ Match = "*MSPaint*wow64*"; File = "Microsoft-Windows-MSPaint-FoD-Package~31bf3856ad364e35~wow64~zh-CN~.cab"; }</w:t>
+        <w:t xml:space="preserve">    @{ Match = "*PowerShell*wow64*"; File = "Microsoft-Windows-PowerShell-ISE-FOD-Package~31bf3856ad364e35~wow64~zh-CN~.cab"; }</w:t>
       </w:r>
     </w:p>
     <w:p>
@@ -31650,7 +32610,7 @@
           <w:color w:val="70AD47" w:themeColor="accent6"/>
           <w:szCs w:val="20"/>
         </w:rPr>
-        <w:t xml:space="preserve">    @{ Match = "*Notepad*amd64*"; File = "Microsoft-Windows-Notepad-FoD-Package~31bf3856ad364e35~amd64~zh-CN~.cab"; }</w:t>
+        <w:t xml:space="preserve">    @{ Match = "*StepsRecorder*amd64*"; File = "Microsoft-Windows-StepsRecorder-Package~31bf3856ad364e35~amd64~zh-CN~.cab"; }</w:t>
       </w:r>
     </w:p>
     <w:p>
@@ -31670,7 +32630,7 @@
           <w:color w:val="70AD47" w:themeColor="accent6"/>
           <w:szCs w:val="20"/>
         </w:rPr>
-        <w:t xml:space="preserve">    @{ Match = "*Notepad*wow64*"; File = "Microsoft-Windows-Notepad-FoD-Package~31bf3856ad364e35~wow64~zh-CN~.cab"; }</w:t>
+        <w:t xml:space="preserve">    @{ Match = "*StepsRecorder*wow64*"; File = "Microsoft-Windows-StepsRecorder-Package~31bf3856ad364e35~wow64~zh-CN~.cab"; }</w:t>
       </w:r>
     </w:p>
     <w:p>
@@ -31690,7 +32650,7 @@
           <w:color w:val="70AD47" w:themeColor="accent6"/>
           <w:szCs w:val="20"/>
         </w:rPr>
-        <w:t xml:space="preserve">    @{ Match = "*PowerShell*amd64*"; File = "Microsoft-Windows-PowerShell-ISE-FOD-Package~31bf3856ad364e35~amd64~zh-CN~.cab"; }</w:t>
+        <w:t xml:space="preserve">    @{ Match = "*WordPad*amd64*"; File = "Microsoft-Windows-WordPad-FoD-Package~31bf3856ad364e35~amd64~zh-CN~.cab"; }</w:t>
       </w:r>
     </w:p>
     <w:p>
@@ -31710,7 +32670,7 @@
           <w:color w:val="70AD47" w:themeColor="accent6"/>
           <w:szCs w:val="20"/>
         </w:rPr>
-        <w:t xml:space="preserve">    @{ Match = "*PowerShell*wow64*"; File = "Microsoft-Windows-PowerShell-ISE-FOD-Package~31bf3856ad364e35~wow64~zh-CN~.cab"; }</w:t>
+        <w:t xml:space="preserve">    @{ Match = "*WordPad*wow64*"; File = "Microsoft-Windows-WordPad-FoD-Package~31bf3856ad364e35~wow64~zh-CN~.cab"; }</w:t>
       </w:r>
     </w:p>
     <w:p>
@@ -31730,7 +32690,7 @@
           <w:color w:val="70AD47" w:themeColor="accent6"/>
           <w:szCs w:val="20"/>
         </w:rPr>
-        <w:t xml:space="preserve">    @{ Match = "*StepsRecorder*amd64*"; File = "Microsoft-Windows-StepsRecorder-Package~31bf3856ad364e35~amd64~zh-CN~.cab"; }</w:t>
+        <w:t xml:space="preserve">    @{ Match = "*Client*LanguagePack*zh-TW*"; File = "Microsoft-Windows-InternationalFeatures-Taiwan-Package~31bf3856ad364e35~amd64~~.cab"; }</w:t>
       </w:r>
     </w:p>
     <w:p>
@@ -31750,7 +32710,7 @@
           <w:color w:val="70AD47" w:themeColor="accent6"/>
           <w:szCs w:val="20"/>
         </w:rPr>
-        <w:t xml:space="preserve">    @{ Match = "*StepsRecorder*wow64*"; File = "Microsoft-Windows-StepsRecorder-Package~31bf3856ad364e35~wow64~zh-CN~.cab"; }</w:t>
+        <w:t>)</w:t>
       </w:r>
     </w:p>
     <w:p>
@@ -31770,7 +32730,7 @@
           <w:color w:val="70AD47" w:themeColor="accent6"/>
           <w:szCs w:val="20"/>
         </w:rPr>
-        <w:t xml:space="preserve">    @{ Match = "*WordPad*amd64*"; File = "Microsoft-Windows-WordPad-FoD-Package~31bf3856ad364e35~amd64~zh-CN~.cab"; }</w:t>
+        <w:t>ForEach ($Rule in $Language_List) {</w:t>
       </w:r>
     </w:p>
     <w:p>
@@ -31790,7 +32750,7 @@
           <w:color w:val="70AD47" w:themeColor="accent6"/>
           <w:szCs w:val="20"/>
         </w:rPr>
-        <w:t xml:space="preserve">    @{ Match = "*WordPad*wow64*"; File = "Microsoft-Windows-WordPad-FoD-Package~31bf3856ad364e35~wow64~zh-CN~.cab"; }</w:t>
+        <w:t xml:space="preserve">    Write-host "`n   Rule name: $($Rule.Match)" -ForegroundColor Yellow; Write-host "   $('-' * 80)"</w:t>
       </w:r>
     </w:p>
     <w:p>
@@ -31810,7 +32770,7 @@
           <w:color w:val="70AD47" w:themeColor="accent6"/>
           <w:szCs w:val="20"/>
         </w:rPr>
-        <w:t xml:space="preserve">    @{ Match = "*Client*LanguagePack*zh-TW*"; File = "Microsoft-Windows-InternationalFeatures-Taiwan-Package~31bf3856ad364e35~amd64~~.cab"; }</w:t>
+        <w:t xml:space="preserve">    ForEach ($Component in $Initl_install_Language_Component) {</w:t>
       </w:r>
     </w:p>
     <w:p>
@@ -31830,7 +32790,7 @@
           <w:color w:val="70AD47" w:themeColor="accent6"/>
           <w:szCs w:val="20"/>
         </w:rPr>
-        <w:t>)</w:t>
+        <w:t xml:space="preserve">        if ($Component -like "*$($Rule.Match)*") {</w:t>
       </w:r>
     </w:p>
     <w:p>
@@ -31850,7 +32810,7 @@
           <w:color w:val="70AD47" w:themeColor="accent6"/>
           <w:szCs w:val="20"/>
         </w:rPr>
-        <w:t>ForEach ($Rule in $Language_List) {</w:t>
+        <w:t xml:space="preserve">            Write-host "   Component name: " -NoNewline</w:t>
       </w:r>
     </w:p>
     <w:p>
@@ -31870,7 +32830,15 @@
           <w:color w:val="70AD47" w:themeColor="accent6"/>
           <w:szCs w:val="20"/>
         </w:rPr>
-        <w:t xml:space="preserve">    Write-host "`n   Rule name: $($Rule.Match)" -ForegroundColor Yellow; Write-host "   $('-' * 80)"</w:t>
+        <w:t xml:space="preserve">           </w:t>
+      </w:r>
+      <w:r>
+        <w:rPr>
+          <w:rFonts w:ascii="Aptos Narrow" w:eastAsia="Microsoft YaHei" w:hAnsi="Aptos Narrow"/>
+          <w:color w:val="70AD47" w:themeColor="accent6"/>
+          <w:szCs w:val="20"/>
+        </w:rPr>
+        <w:t xml:space="preserve"> Write-host $Component -ForegroundColor Green</w:t>
       </w:r>
     </w:p>
     <w:p>
@@ -31890,7 +32858,23 @@
           <w:color w:val="70AD47" w:themeColor="accent6"/>
           <w:szCs w:val="20"/>
         </w:rPr>
-        <w:t xml:space="preserve">    ForEach ($Component in $Initl_install_Language_Component) {</w:t>
+        <w:t xml:space="preserve">            Write-host "   </w:t>
+      </w:r>
+      <w:r>
+        <w:rPr>
+          <w:rFonts w:ascii="Aptos Narrow" w:eastAsia="Microsoft YaHei" w:hAnsi="Aptos Narrow"/>
+          <w:color w:val="70AD47" w:themeColor="accent6"/>
+          <w:szCs w:val="20"/>
+        </w:rPr>
+        <w:t>Language pack</w:t>
+      </w:r>
+      <w:r>
+        <w:rPr>
+          <w:rFonts w:ascii="Aptos Narrow" w:eastAsia="Microsoft YaHei" w:hAnsi="Aptos Narrow"/>
+          <w:color w:val="70AD47" w:themeColor="accent6"/>
+          <w:szCs w:val="20"/>
+        </w:rPr>
+        <w:t xml:space="preserve"> file: " -NoNewline</w:t>
       </w:r>
     </w:p>
     <w:p>
@@ -31910,7 +32894,15 @@
           <w:color w:val="70AD47" w:themeColor="accent6"/>
           <w:szCs w:val="20"/>
         </w:rPr>
-        <w:t xml:space="preserve">        if ($Component -like "*$($Rule.Match)*") {</w:t>
+        <w:t xml:space="preserve">            </w:t>
+      </w:r>
+      <w:r>
+        <w:rPr>
+          <w:rFonts w:ascii="Aptos Narrow" w:eastAsia="Microsoft YaHei" w:hAnsi="Aptos Narrow"/>
+          <w:color w:val="70AD47" w:themeColor="accent6"/>
+          <w:szCs w:val="20"/>
+        </w:rPr>
+        <w:t>Write-host "$($Sources)\$($Rule.File)" -ForegroundColor Green</w:t>
       </w:r>
     </w:p>
     <w:p>
@@ -31930,7 +32922,7 @@
           <w:color w:val="70AD47" w:themeColor="accent6"/>
           <w:szCs w:val="20"/>
         </w:rPr>
-        <w:t xml:space="preserve">            Write-host "   Component name: " -NoNewline</w:t>
+        <w:t xml:space="preserve">            Write-Host "   Installing ".PadRight(22) -NoNewline</w:t>
       </w:r>
     </w:p>
     <w:p>
@@ -31950,15 +32942,7 @@
           <w:color w:val="70AD47" w:themeColor="accent6"/>
           <w:szCs w:val="20"/>
         </w:rPr>
-        <w:t xml:space="preserve">           </w:t>
-      </w:r>
-      <w:r>
-        <w:rPr>
-          <w:rFonts w:ascii="Aptos Narrow" w:eastAsia="Microsoft YaHei" w:hAnsi="Aptos Narrow"/>
-          <w:color w:val="70AD47" w:themeColor="accent6"/>
-          <w:szCs w:val="20"/>
-        </w:rPr>
-        <w:t xml:space="preserve"> Write-host $Component -ForegroundColor Green</w:t>
+        <w:t xml:space="preserve">            try {</w:t>
       </w:r>
     </w:p>
     <w:p>
@@ -31978,23 +32962,7 @@
           <w:color w:val="70AD47" w:themeColor="accent6"/>
           <w:szCs w:val="20"/>
         </w:rPr>
-        <w:t xml:space="preserve">            Write-host "   </w:t>
-      </w:r>
-      <w:r>
-        <w:rPr>
-          <w:rFonts w:ascii="Aptos Narrow" w:eastAsia="Microsoft YaHei" w:hAnsi="Aptos Narrow"/>
-          <w:color w:val="70AD47" w:themeColor="accent6"/>
-          <w:szCs w:val="20"/>
-        </w:rPr>
-        <w:t>Language pack</w:t>
-      </w:r>
-      <w:r>
-        <w:rPr>
-          <w:rFonts w:ascii="Aptos Narrow" w:eastAsia="Microsoft YaHei" w:hAnsi="Aptos Narrow"/>
-          <w:color w:val="70AD47" w:themeColor="accent6"/>
-          <w:szCs w:val="20"/>
-        </w:rPr>
-        <w:t xml:space="preserve"> file: " -NoNewline</w:t>
+        <w:t xml:space="preserve">                Add-WindowsPackage -Path $Mount -PackagePath "$($Sources)\$($Rule.File)" | Out-Null</w:t>
       </w:r>
     </w:p>
     <w:p>
@@ -32014,15 +32982,7 @@
           <w:color w:val="70AD47" w:themeColor="accent6"/>
           <w:szCs w:val="20"/>
         </w:rPr>
-        <w:t xml:space="preserve">            </w:t>
-      </w:r>
-      <w:r>
-        <w:rPr>
-          <w:rFonts w:ascii="Aptos Narrow" w:eastAsia="Microsoft YaHei" w:hAnsi="Aptos Narrow"/>
-          <w:color w:val="70AD47" w:themeColor="accent6"/>
-          <w:szCs w:val="20"/>
-        </w:rPr>
-        <w:t>Write-host "$($Sources)\$($Rule.File)" -ForegroundColor Green</w:t>
+        <w:t xml:space="preserve">                Write-host "Finish" -ForegroundColor Green</w:t>
       </w:r>
     </w:p>
     <w:p>
@@ -32042,7 +33002,7 @@
           <w:color w:val="70AD47" w:themeColor="accent6"/>
           <w:szCs w:val="20"/>
         </w:rPr>
-        <w:t xml:space="preserve">            Write-Host "   Installing ".PadRight(22) -NoNewline</w:t>
+        <w:t xml:space="preserve">                break</w:t>
       </w:r>
     </w:p>
     <w:p>
@@ -32062,7 +33022,7 @@
           <w:color w:val="70AD47" w:themeColor="accent6"/>
           <w:szCs w:val="20"/>
         </w:rPr>
-        <w:t xml:space="preserve">            try {</w:t>
+        <w:t xml:space="preserve">            } catch {</w:t>
       </w:r>
     </w:p>
     <w:p>
@@ -32082,7 +33042,7 @@
           <w:color w:val="70AD47" w:themeColor="accent6"/>
           <w:szCs w:val="20"/>
         </w:rPr>
-        <w:t xml:space="preserve">                Add-WindowsPackage -Path $Mount -PackagePath "$($Sources)\$($Rule.File)" | Out-Null</w:t>
+        <w:t xml:space="preserve">                Write-host "Failed" -ForegroundColor Red</w:t>
       </w:r>
     </w:p>
     <w:p>
@@ -32102,7 +33062,7 @@
           <w:color w:val="70AD47" w:themeColor="accent6"/>
           <w:szCs w:val="20"/>
         </w:rPr>
-        <w:t xml:space="preserve">                Write-host "Finish" -ForegroundColor Green</w:t>
+        <w:t xml:space="preserve">            }</w:t>
       </w:r>
     </w:p>
     <w:p>
@@ -32122,127 +33082,47 @@
           <w:color w:val="70AD47" w:themeColor="accent6"/>
           <w:szCs w:val="20"/>
         </w:rPr>
+        <w:t xml:space="preserve">        }</w:t>
+      </w:r>
+    </w:p>
+    <w:p>
+      <w:pPr>
+        <w:widowControl w:val="0"/>
+        <w:spacing w:line="360" w:lineRule="auto"/>
+        <w:ind w:left="3510"/>
+        <w:rPr>
+          <w:rFonts w:ascii="Aptos Narrow" w:eastAsia="Microsoft YaHei" w:hAnsi="Aptos Narrow"/>
+          <w:color w:val="70AD47" w:themeColor="accent6"/>
+          <w:szCs w:val="20"/>
+        </w:rPr>
+      </w:pPr>
+      <w:r>
+        <w:rPr>
+          <w:rFonts w:ascii="Aptos Narrow" w:eastAsia="Microsoft YaHei" w:hAnsi="Aptos Narrow"/>
+          <w:color w:val="70AD47" w:themeColor="accent6"/>
+          <w:szCs w:val="20"/>
+        </w:rPr>
+        <w:t xml:space="preserve">    }</w:t>
+      </w:r>
+    </w:p>
+    <w:p>
+      <w:pPr>
+        <w:widowControl w:val="0"/>
+        <w:spacing w:line="360" w:lineRule="auto"/>
+        <w:ind w:left="3510"/>
+        <w:rPr>
+          <w:rFonts w:ascii="Aptos Narrow" w:eastAsia="Microsoft YaHei" w:hAnsi="Aptos Narrow"/>
+          <w:color w:val="70AD47" w:themeColor="accent6"/>
+          <w:szCs w:val="20"/>
+        </w:rPr>
+      </w:pPr>
+      <w:r>
+        <w:rPr>
+          <w:rFonts w:ascii="Aptos Narrow" w:eastAsia="Microsoft YaHei" w:hAnsi="Aptos Narrow"/>
+          <w:color w:val="70AD47" w:themeColor="accent6"/>
+          <w:szCs w:val="20"/>
+        </w:rPr>
         <w:lastRenderedPageBreak/>
-        <w:t xml:space="preserve">                break</w:t>
-      </w:r>
-    </w:p>
-    <w:p>
-      <w:pPr>
-        <w:widowControl w:val="0"/>
-        <w:spacing w:line="360" w:lineRule="auto"/>
-        <w:ind w:left="3510"/>
-        <w:rPr>
-          <w:rFonts w:ascii="Aptos Narrow" w:eastAsia="Microsoft YaHei" w:hAnsi="Aptos Narrow"/>
-          <w:color w:val="70AD47" w:themeColor="accent6"/>
-          <w:szCs w:val="20"/>
-        </w:rPr>
-      </w:pPr>
-      <w:r>
-        <w:rPr>
-          <w:rFonts w:ascii="Aptos Narrow" w:eastAsia="Microsoft YaHei" w:hAnsi="Aptos Narrow"/>
-          <w:color w:val="70AD47" w:themeColor="accent6"/>
-          <w:szCs w:val="20"/>
-        </w:rPr>
-        <w:t xml:space="preserve">            } catch {</w:t>
-      </w:r>
-    </w:p>
-    <w:p>
-      <w:pPr>
-        <w:widowControl w:val="0"/>
-        <w:spacing w:line="360" w:lineRule="auto"/>
-        <w:ind w:left="3510"/>
-        <w:rPr>
-          <w:rFonts w:ascii="Aptos Narrow" w:eastAsia="Microsoft YaHei" w:hAnsi="Aptos Narrow"/>
-          <w:color w:val="70AD47" w:themeColor="accent6"/>
-          <w:szCs w:val="20"/>
-        </w:rPr>
-      </w:pPr>
-      <w:r>
-        <w:rPr>
-          <w:rFonts w:ascii="Aptos Narrow" w:eastAsia="Microsoft YaHei" w:hAnsi="Aptos Narrow"/>
-          <w:color w:val="70AD47" w:themeColor="accent6"/>
-          <w:szCs w:val="20"/>
-        </w:rPr>
-        <w:t xml:space="preserve">                Write-host "Failed" -ForegroundColor Red</w:t>
-      </w:r>
-    </w:p>
-    <w:p>
-      <w:pPr>
-        <w:widowControl w:val="0"/>
-        <w:spacing w:line="360" w:lineRule="auto"/>
-        <w:ind w:left="3510"/>
-        <w:rPr>
-          <w:rFonts w:ascii="Aptos Narrow" w:eastAsia="Microsoft YaHei" w:hAnsi="Aptos Narrow"/>
-          <w:color w:val="70AD47" w:themeColor="accent6"/>
-          <w:szCs w:val="20"/>
-        </w:rPr>
-      </w:pPr>
-      <w:r>
-        <w:rPr>
-          <w:rFonts w:ascii="Aptos Narrow" w:eastAsia="Microsoft YaHei" w:hAnsi="Aptos Narrow"/>
-          <w:color w:val="70AD47" w:themeColor="accent6"/>
-          <w:szCs w:val="20"/>
-        </w:rPr>
-        <w:t xml:space="preserve">            }</w:t>
-      </w:r>
-    </w:p>
-    <w:p>
-      <w:pPr>
-        <w:widowControl w:val="0"/>
-        <w:spacing w:line="360" w:lineRule="auto"/>
-        <w:ind w:left="3510"/>
-        <w:rPr>
-          <w:rFonts w:ascii="Aptos Narrow" w:eastAsia="Microsoft YaHei" w:hAnsi="Aptos Narrow"/>
-          <w:color w:val="70AD47" w:themeColor="accent6"/>
-          <w:szCs w:val="20"/>
-        </w:rPr>
-      </w:pPr>
-      <w:r>
-        <w:rPr>
-          <w:rFonts w:ascii="Aptos Narrow" w:eastAsia="Microsoft YaHei" w:hAnsi="Aptos Narrow"/>
-          <w:color w:val="70AD47" w:themeColor="accent6"/>
-          <w:szCs w:val="20"/>
-        </w:rPr>
-        <w:t xml:space="preserve">        }</w:t>
-      </w:r>
-    </w:p>
-    <w:p>
-      <w:pPr>
-        <w:widowControl w:val="0"/>
-        <w:spacing w:line="360" w:lineRule="auto"/>
-        <w:ind w:left="3510"/>
-        <w:rPr>
-          <w:rFonts w:ascii="Aptos Narrow" w:eastAsia="Microsoft YaHei" w:hAnsi="Aptos Narrow"/>
-          <w:color w:val="70AD47" w:themeColor="accent6"/>
-          <w:szCs w:val="20"/>
-        </w:rPr>
-      </w:pPr>
-      <w:r>
-        <w:rPr>
-          <w:rFonts w:ascii="Aptos Narrow" w:eastAsia="Microsoft YaHei" w:hAnsi="Aptos Narrow"/>
-          <w:color w:val="70AD47" w:themeColor="accent6"/>
-          <w:szCs w:val="20"/>
-        </w:rPr>
-        <w:t xml:space="preserve">    }</w:t>
-      </w:r>
-    </w:p>
-    <w:p>
-      <w:pPr>
-        <w:widowControl w:val="0"/>
-        <w:spacing w:line="360" w:lineRule="auto"/>
-        <w:ind w:left="3510"/>
-        <w:rPr>
-          <w:rFonts w:ascii="Aptos Narrow" w:eastAsia="Microsoft YaHei" w:hAnsi="Aptos Narrow"/>
-          <w:color w:val="70AD47" w:themeColor="accent6"/>
-          <w:szCs w:val="20"/>
-        </w:rPr>
-      </w:pPr>
-      <w:r>
-        <w:rPr>
-          <w:rFonts w:ascii="Aptos Narrow" w:eastAsia="Microsoft YaHei" w:hAnsi="Aptos Narrow"/>
-          <w:color w:val="70AD47" w:themeColor="accent6"/>
-          <w:szCs w:val="20"/>
-        </w:rPr>
         <w:t>}</w:t>
       </w:r>
     </w:p>
@@ -32262,7 +33142,7 @@
           <w:szCs w:val="20"/>
         </w:rPr>
       </w:pPr>
-      <w:bookmarkStart w:id="57" w:name="_Ref148148837"/>
+      <w:bookmarkStart w:id="60" w:name="_Ref148148837"/>
       <w:r>
         <w:rPr>
           <w:rFonts w:ascii="Aptos Narrow" w:eastAsia="Microsoft YaHei" w:hAnsi="Aptos Narrow"/>
@@ -32271,7 +33151,7 @@
         </w:rPr>
         <w:t>脱机映像语言：更改</w:t>
       </w:r>
-      <w:bookmarkEnd w:id="57"/>
+      <w:bookmarkEnd w:id="60"/>
     </w:p>
     <w:p>
       <w:pPr>
@@ -32634,14 +33514,14 @@
           <w:rFonts w:ascii="Aptos Narrow" w:hAnsi="Aptos Narrow"/>
         </w:rPr>
       </w:pPr>
-      <w:bookmarkStart w:id="58" w:name="_Ref148148831"/>
+      <w:bookmarkStart w:id="61" w:name="_Ref148148831"/>
       <w:r>
         <w:rPr>
           <w:rFonts w:ascii="Aptos Narrow" w:hAnsi="Aptos Narrow"/>
         </w:rPr>
         <w:t>更改默认语言、区域设置和其他国际设置</w:t>
       </w:r>
-      <w:bookmarkEnd w:id="58"/>
+      <w:bookmarkEnd w:id="61"/>
     </w:p>
     <w:p>
       <w:pPr>
@@ -32725,14 +33605,14 @@
           <w:rFonts w:ascii="Aptos Narrow" w:hAnsi="Aptos Narrow"/>
         </w:rPr>
       </w:pPr>
-      <w:bookmarkStart w:id="59" w:name="_Ref148148824"/>
+      <w:bookmarkStart w:id="62" w:name="_Ref148148824"/>
       <w:r>
         <w:rPr>
           <w:rFonts w:ascii="Aptos Narrow" w:hAnsi="Aptos Narrow"/>
         </w:rPr>
         <w:t>查看可用的语言设置</w:t>
       </w:r>
-      <w:bookmarkEnd w:id="59"/>
+      <w:bookmarkEnd w:id="62"/>
     </w:p>
     <w:p>
       <w:pPr>
@@ -32786,7 +33666,7 @@
           <w:szCs w:val="20"/>
         </w:rPr>
       </w:pPr>
-      <w:bookmarkStart w:id="60" w:name="_Ref148148811"/>
+      <w:bookmarkStart w:id="63" w:name="_Ref148148811"/>
       <w:r>
         <w:rPr>
           <w:rFonts w:ascii="Aptos Narrow" w:eastAsia="Microsoft YaHei" w:hAnsi="Aptos Narrow"/>
@@ -32803,7 +33683,7 @@
         </w:rPr>
         <w:t>映像中已安装的所有包</w:t>
       </w:r>
-      <w:bookmarkEnd w:id="60"/>
+      <w:bookmarkEnd w:id="63"/>
     </w:p>
     <w:p>
       <w:pPr>
@@ -33030,7 +33910,7 @@
           <w:szCs w:val="20"/>
         </w:rPr>
       </w:pPr>
-      <w:bookmarkStart w:id="61" w:name="_Ref148148804"/>
+      <w:bookmarkStart w:id="64" w:name="_Ref148148804"/>
       <w:r>
         <w:rPr>
           <w:rFonts w:ascii="Aptos Narrow" w:eastAsia="Microsoft YaHei" w:hAnsi="Aptos Narrow"/>
@@ -33045,7 +33925,7 @@
         </w:rPr>
         <w:t>新</w:t>
       </w:r>
-      <w:bookmarkEnd w:id="61"/>
+      <w:bookmarkEnd w:id="64"/>
     </w:p>
     <w:p>
       <w:pPr>
@@ -33063,7 +33943,7 @@
           <w:szCs w:val="20"/>
         </w:rPr>
       </w:pPr>
-      <w:bookmarkStart w:id="62" w:name="_Ref148148795"/>
+      <w:bookmarkStart w:id="65" w:name="_Ref148148795"/>
       <w:r>
         <w:rPr>
           <w:rFonts w:ascii="Aptos Narrow" w:eastAsia="Microsoft YaHei" w:hAnsi="Aptos Narrow"/>
@@ -33072,7 +33952,7 @@
         </w:rPr>
         <w:t>下载</w:t>
       </w:r>
-      <w:bookmarkEnd w:id="62"/>
+      <w:bookmarkEnd w:id="65"/>
     </w:p>
     <w:p>
       <w:pPr>
@@ -33091,7 +33971,6 @@
           <w:rFonts w:ascii="Aptos Narrow" w:eastAsia="Microsoft YaHei" w:hAnsi="Aptos Narrow" w:cstheme="minorHAnsi"/>
           <w:szCs w:val="20"/>
         </w:rPr>
-        <w:lastRenderedPageBreak/>
         <w:t>查阅</w:t>
       </w:r>
       <w:r>
@@ -33294,7 +34173,7 @@
           <w:szCs w:val="20"/>
         </w:rPr>
       </w:pPr>
-      <w:bookmarkStart w:id="63" w:name="_Ref148148789"/>
+      <w:bookmarkStart w:id="66" w:name="_Ref148148789"/>
       <w:r>
         <w:rPr>
           <w:rFonts w:ascii="Aptos Narrow" w:eastAsia="Microsoft YaHei" w:hAnsi="Aptos Narrow"/>
@@ -33303,7 +34182,7 @@
         </w:rPr>
         <w:t>添加</w:t>
       </w:r>
-      <w:bookmarkEnd w:id="63"/>
+      <w:bookmarkEnd w:id="66"/>
     </w:p>
     <w:p>
       <w:pPr>
@@ -33324,6 +34203,7 @@
           <w:color w:val="70AD47" w:themeColor="accent6"/>
           <w:szCs w:val="20"/>
         </w:rPr>
+        <w:lastRenderedPageBreak/>
         <w:t>$KBPath = "D:\</w:t>
       </w:r>
       <w:r>
@@ -33397,7 +34277,7 @@
           <w:szCs w:val="20"/>
         </w:rPr>
       </w:pPr>
-      <w:bookmarkStart w:id="64" w:name="_Ref148148783"/>
+      <w:bookmarkStart w:id="67" w:name="_Ref148148783"/>
       <w:r>
         <w:rPr>
           <w:rFonts w:ascii="Aptos Narrow" w:eastAsia="Microsoft YaHei" w:hAnsi="Aptos Narrow"/>
@@ -33406,7 +34286,7 @@
         </w:rPr>
         <w:t>固化更新</w:t>
       </w:r>
-      <w:bookmarkEnd w:id="64"/>
+      <w:bookmarkEnd w:id="67"/>
     </w:p>
     <w:p>
       <w:pPr>
@@ -33486,7 +34366,7 @@
           <w:szCs w:val="20"/>
         </w:rPr>
       </w:pPr>
-      <w:bookmarkStart w:id="65" w:name="_Ref148148777"/>
+      <w:bookmarkStart w:id="68" w:name="_Ref148148777"/>
       <w:r>
         <w:rPr>
           <w:rStyle w:val="Hyperlink"/>
@@ -33498,7 +34378,7 @@
         </w:rPr>
         <w:t>固化更新后清理组件</w:t>
       </w:r>
-      <w:bookmarkEnd w:id="65"/>
+      <w:bookmarkEnd w:id="68"/>
     </w:p>
     <w:p>
       <w:pPr>
@@ -33674,7 +34554,7 @@
           <w:u w:val="none"/>
         </w:rPr>
       </w:pPr>
-      <w:bookmarkStart w:id="66" w:name="_Ref148148770"/>
+      <w:bookmarkStart w:id="69" w:name="_Ref148148770"/>
       <w:r>
         <w:rPr>
           <w:rFonts w:ascii="Aptos Narrow" w:eastAsia="Microsoft YaHei" w:hAnsi="Aptos Narrow"/>
@@ -33682,7 +34562,7 @@
         </w:rPr>
         <w:t>驱动</w:t>
       </w:r>
-      <w:bookmarkEnd w:id="66"/>
+      <w:bookmarkEnd w:id="69"/>
     </w:p>
     <w:p>
       <w:pPr>
@@ -33702,8 +34582,8 @@
           <w:u w:val="none"/>
         </w:rPr>
       </w:pPr>
-      <w:bookmarkStart w:id="67" w:name="_Ref148148765"/>
-      <w:bookmarkStart w:id="68" w:name="_Ref161455868"/>
+      <w:bookmarkStart w:id="70" w:name="_Ref148148765"/>
+      <w:bookmarkStart w:id="71" w:name="_Ref161455868"/>
       <w:r>
         <w:rPr>
           <w:rStyle w:val="Hyperlink"/>
@@ -33714,7 +34594,7 @@
         </w:rPr>
         <w:t>部署引擎</w:t>
       </w:r>
-      <w:bookmarkEnd w:id="67"/>
+      <w:bookmarkEnd w:id="70"/>
       <w:r>
         <w:rPr>
           <w:rStyle w:val="Hyperlink"/>
@@ -33725,7 +34605,7 @@
         </w:rPr>
         <w:t>：添加</w:t>
       </w:r>
-      <w:bookmarkEnd w:id="68"/>
+      <w:bookmarkEnd w:id="71"/>
     </w:p>
     <w:p>
       <w:pPr>
@@ -33891,7 +34771,7 @@
           <w:szCs w:val="20"/>
         </w:rPr>
       </w:pPr>
-      <w:bookmarkStart w:id="69" w:name="_Ref148148759"/>
+      <w:bookmarkStart w:id="72" w:name="_Ref148148759"/>
       <w:r>
         <w:rPr>
           <w:rFonts w:ascii="Aptos Narrow" w:eastAsia="Microsoft YaHei" w:hAnsi="Aptos Narrow"/>
@@ -33906,7 +34786,7 @@
         </w:rPr>
         <w:t>康</w:t>
       </w:r>
-      <w:bookmarkEnd w:id="69"/>
+      <w:bookmarkEnd w:id="72"/>
     </w:p>
     <w:p>
       <w:pPr>
@@ -33977,9 +34857,9 @@
           <w:szCs w:val="20"/>
         </w:rPr>
       </w:pPr>
-      <w:bookmarkStart w:id="70" w:name="_替换_WinRE.wim"/>
-      <w:bookmarkStart w:id="71" w:name="_Ref148148754"/>
-      <w:bookmarkEnd w:id="70"/>
+      <w:bookmarkStart w:id="73" w:name="_替换_WinRE.wim"/>
+      <w:bookmarkStart w:id="74" w:name="_Ref148148754"/>
+      <w:bookmarkEnd w:id="73"/>
       <w:r>
         <w:rPr>
           <w:rFonts w:ascii="Aptos Narrow" w:eastAsia="Microsoft YaHei" w:hAnsi="Aptos Narrow"/>
@@ -33994,7 +34874,7 @@
         </w:rPr>
         <w:t xml:space="preserve"> WinRE.wim</w:t>
       </w:r>
-      <w:bookmarkEnd w:id="71"/>
+      <w:bookmarkEnd w:id="74"/>
     </w:p>
     <w:p>
       <w:pPr>
@@ -34011,7 +34891,6 @@
           <w:rFonts w:ascii="Aptos Narrow" w:eastAsia="Microsoft YaHei" w:hAnsi="Aptos Narrow"/>
           <w:szCs w:val="20"/>
         </w:rPr>
-        <w:lastRenderedPageBreak/>
         <w:t>已批量替换</w:t>
       </w:r>
       <w:r>
@@ -34150,7 +35029,7 @@
           <w:szCs w:val="20"/>
         </w:rPr>
       </w:pPr>
-      <w:bookmarkStart w:id="72" w:name="_Ref148148750"/>
+      <w:bookmarkStart w:id="75" w:name="_Ref148148750"/>
       <w:r>
         <w:rPr>
           <w:rFonts w:ascii="Aptos Narrow" w:eastAsia="Microsoft YaHei" w:hAnsi="Aptos Narrow"/>
@@ -34158,7 +35037,7 @@
         </w:rPr>
         <w:t>保存映像</w:t>
       </w:r>
-      <w:bookmarkEnd w:id="72"/>
+      <w:bookmarkEnd w:id="75"/>
     </w:p>
     <w:p>
       <w:pPr>
@@ -34177,6 +35056,7 @@
           <w:color w:val="70AD47" w:themeColor="accent6"/>
           <w:szCs w:val="20"/>
         </w:rPr>
+        <w:lastRenderedPageBreak/>
         <w:t>Save-WindowsImage -Path "D:\</w:t>
       </w:r>
       <w:r>
@@ -34214,7 +35094,7 @@
           <w:u w:val="none"/>
         </w:rPr>
       </w:pPr>
-      <w:bookmarkStart w:id="73" w:name="_Ref148148745"/>
+      <w:bookmarkStart w:id="76" w:name="_Ref148148745"/>
       <w:r>
         <w:rPr>
           <w:rFonts w:ascii="Aptos Narrow" w:eastAsia="Microsoft YaHei" w:hAnsi="Aptos Narrow"/>
@@ -34222,7 +35102,7 @@
         </w:rPr>
         <w:t>卸载映像</w:t>
       </w:r>
-      <w:bookmarkEnd w:id="73"/>
+      <w:bookmarkEnd w:id="76"/>
     </w:p>
     <w:p>
       <w:pPr>
@@ -34313,8 +35193,8 @@
           <w:szCs w:val="20"/>
         </w:rPr>
       </w:pPr>
-      <w:bookmarkStart w:id="74" w:name="_Ref148148727"/>
-      <w:bookmarkStart w:id="75" w:name="_Ref148148737"/>
+      <w:bookmarkStart w:id="77" w:name="_Ref148148727"/>
+      <w:bookmarkStart w:id="78" w:name="_Ref148148737"/>
       <w:r>
         <w:rPr>
           <w:rFonts w:ascii="Aptos Narrow" w:eastAsia="Microsoft YaHei" w:hAnsi="Aptos Narrow"/>
@@ -34343,7 +35223,7 @@
         </w:rPr>
         <w:t xml:space="preserve"> WinRE.wim</w:t>
       </w:r>
-      <w:bookmarkEnd w:id="74"/>
+      <w:bookmarkEnd w:id="77"/>
     </w:p>
     <w:p>
       <w:pPr>
@@ -34361,7 +35241,7 @@
           <w:szCs w:val="20"/>
         </w:rPr>
       </w:pPr>
-      <w:bookmarkStart w:id="76" w:name="_Ref148148717"/>
+      <w:bookmarkStart w:id="79" w:name="_Ref148148717"/>
       <w:r>
         <w:rPr>
           <w:rFonts w:ascii="Aptos Narrow" w:eastAsia="Microsoft YaHei" w:hAnsi="Aptos Narrow"/>
@@ -34378,7 +35258,7 @@
         </w:rPr>
         <w:t>WimLib</w:t>
       </w:r>
-      <w:bookmarkEnd w:id="76"/>
+      <w:bookmarkEnd w:id="79"/>
     </w:p>
     <w:p>
       <w:pPr>
@@ -34514,7 +35394,7 @@
         </w:rPr>
       </w:pPr>
       <w:hyperlink w:anchor="_如何批量替换_Install.wim_里的所有索引号里的" w:history="1">
-        <w:bookmarkStart w:id="77" w:name="_Ref148148710"/>
+        <w:bookmarkStart w:id="80" w:name="_Ref148148710"/>
         <w:r>
           <w:rPr>
             <w:rStyle w:val="Hyperlink"/>
@@ -34555,7 +35435,7 @@
           </w:rPr>
           <w:t xml:space="preserve"> WinRE.wim</w:t>
         </w:r>
-        <w:bookmarkEnd w:id="77"/>
+        <w:bookmarkEnd w:id="80"/>
       </w:hyperlink>
     </w:p>
     <w:p>
@@ -34924,7 +35804,6 @@
           <w:color w:val="70AD47" w:themeColor="accent6"/>
           <w:szCs w:val="20"/>
         </w:rPr>
-        <w:lastRenderedPageBreak/>
         <w:t>Start-Process -FilePath "d:\wimlib\wimlib-imagex.exe" -ArgumentList $Arguments -wait -nonewwindow</w:t>
       </w:r>
     </w:p>
@@ -34944,9 +35823,9 @@
           <w:szCs w:val="20"/>
         </w:rPr>
       </w:pPr>
-      <w:bookmarkStart w:id="78" w:name="_获取_Install.wim_所有索引号后并替换旧的"/>
-      <w:bookmarkStart w:id="79" w:name="_Ref180489476"/>
-      <w:bookmarkEnd w:id="78"/>
+      <w:bookmarkStart w:id="81" w:name="_获取_Install.wim_所有索引号后并替换旧的"/>
+      <w:bookmarkStart w:id="82" w:name="_Ref180489476"/>
+      <w:bookmarkEnd w:id="81"/>
       <w:r>
         <w:rPr>
           <w:rStyle w:val="Hyperlink"/>
@@ -34991,7 +35870,7 @@
         </w:rPr>
         <w:t xml:space="preserve"> WinRE.wim</w:t>
       </w:r>
-      <w:bookmarkEnd w:id="79"/>
+      <w:bookmarkEnd w:id="82"/>
     </w:p>
     <w:p>
       <w:pPr>
@@ -35100,6 +35979,7 @@
           <w:rFonts w:ascii="Aptos Narrow" w:eastAsia="Microsoft YaHei" w:hAnsi="Aptos Narrow" w:cstheme="minorHAnsi"/>
           <w:szCs w:val="20"/>
         </w:rPr>
+        <w:lastRenderedPageBreak/>
         <w:t>复制代码</w:t>
       </w:r>
     </w:p>
@@ -35382,7 +36262,7 @@
           <w:szCs w:val="20"/>
         </w:rPr>
       </w:pPr>
-      <w:bookmarkStart w:id="80" w:name="_Ref161962245"/>
+      <w:bookmarkStart w:id="83" w:name="_Ref161962245"/>
       <w:r>
         <w:rPr>
           <w:rFonts w:ascii="Aptos Narrow" w:eastAsia="Microsoft YaHei" w:hAnsi="Aptos Narrow"/>
@@ -35404,8 +36284,8 @@
         </w:rPr>
         <w:t>后可缩小文件大小</w:t>
       </w:r>
-      <w:bookmarkEnd w:id="75"/>
-      <w:bookmarkEnd w:id="80"/>
+      <w:bookmarkEnd w:id="78"/>
+      <w:bookmarkEnd w:id="83"/>
     </w:p>
     <w:p>
       <w:pPr>
@@ -35690,147 +36570,147 @@
           <w:color w:val="70AD47" w:themeColor="accent6"/>
           <w:szCs w:val="20"/>
         </w:rPr>
+        <w:t xml:space="preserve">    Write-Host "`n   Rebuild".PadRight(28) -NoNewline</w:t>
+      </w:r>
+    </w:p>
+    <w:p>
+      <w:pPr>
+        <w:widowControl w:val="0"/>
+        <w:spacing w:line="360" w:lineRule="auto"/>
+        <w:ind w:left="2700"/>
+        <w:rPr>
+          <w:rFonts w:ascii="Aptos Narrow" w:eastAsia="Microsoft YaHei" w:hAnsi="Aptos Narrow"/>
+          <w:color w:val="70AD47" w:themeColor="accent6"/>
+          <w:szCs w:val="20"/>
+        </w:rPr>
+      </w:pPr>
+      <w:r>
+        <w:rPr>
+          <w:rFonts w:ascii="Aptos Narrow" w:eastAsia="Microsoft YaHei" w:hAnsi="Aptos Narrow"/>
+          <w:color w:val="70AD47" w:themeColor="accent6"/>
+          <w:szCs w:val="20"/>
+        </w:rPr>
+        <w:t xml:space="preserve">    Export-WindowsImage -SourceImagePath $InstallWim -SourceIndex $_.ImageIndex -DestinationImagePath "$($InstallWim).New" -CompressionType max | Out-Null</w:t>
+      </w:r>
+    </w:p>
+    <w:p>
+      <w:pPr>
+        <w:widowControl w:val="0"/>
+        <w:spacing w:line="360" w:lineRule="auto"/>
+        <w:ind w:left="2700"/>
+        <w:rPr>
+          <w:rFonts w:ascii="Aptos Narrow" w:eastAsia="Microsoft YaHei" w:hAnsi="Aptos Narrow"/>
+          <w:color w:val="70AD47" w:themeColor="accent6"/>
+          <w:szCs w:val="20"/>
+        </w:rPr>
+      </w:pPr>
+      <w:r>
+        <w:rPr>
+          <w:rFonts w:ascii="Aptos Narrow" w:eastAsia="Microsoft YaHei" w:hAnsi="Aptos Narrow"/>
+          <w:color w:val="70AD47" w:themeColor="accent6"/>
+          <w:szCs w:val="20"/>
+        </w:rPr>
+        <w:t xml:space="preserve">    Write-Host "Finish`n" -ForegroundColor Green</w:t>
+      </w:r>
+    </w:p>
+    <w:p>
+      <w:pPr>
+        <w:widowControl w:val="0"/>
+        <w:spacing w:line="360" w:lineRule="auto"/>
+        <w:ind w:left="2700"/>
+        <w:rPr>
+          <w:rFonts w:ascii="Aptos Narrow" w:eastAsia="Microsoft YaHei" w:hAnsi="Aptos Narrow"/>
+          <w:color w:val="70AD47" w:themeColor="accent6"/>
+          <w:szCs w:val="20"/>
+        </w:rPr>
+      </w:pPr>
+      <w:r>
+        <w:rPr>
+          <w:rFonts w:ascii="Aptos Narrow" w:eastAsia="Microsoft YaHei" w:hAnsi="Aptos Narrow"/>
+          <w:color w:val="70AD47" w:themeColor="accent6"/>
+          <w:szCs w:val="20"/>
+        </w:rPr>
+        <w:t>}</w:t>
+      </w:r>
+    </w:p>
+    <w:p>
+      <w:pPr>
+        <w:widowControl w:val="0"/>
+        <w:spacing w:line="360" w:lineRule="auto"/>
+        <w:ind w:left="2700"/>
+        <w:rPr>
+          <w:rFonts w:ascii="Aptos Narrow" w:eastAsia="Microsoft YaHei" w:hAnsi="Aptos Narrow"/>
+          <w:color w:val="70AD47" w:themeColor="accent6"/>
+          <w:szCs w:val="20"/>
+        </w:rPr>
+      </w:pPr>
+      <w:r>
+        <w:rPr>
+          <w:rFonts w:ascii="Aptos Narrow" w:eastAsia="Microsoft YaHei" w:hAnsi="Aptos Narrow"/>
+          <w:color w:val="70AD47" w:themeColor="accent6"/>
+          <w:szCs w:val="20"/>
+        </w:rPr>
+        <w:t>if (Test-Path "$($InstallWim).New" -PathType Leaf) {</w:t>
+      </w:r>
+    </w:p>
+    <w:p>
+      <w:pPr>
+        <w:widowControl w:val="0"/>
+        <w:spacing w:line="360" w:lineRule="auto"/>
+        <w:ind w:left="2700"/>
+        <w:rPr>
+          <w:rFonts w:ascii="Aptos Narrow" w:eastAsia="Microsoft YaHei" w:hAnsi="Aptos Narrow"/>
+          <w:color w:val="70AD47" w:themeColor="accent6"/>
+          <w:szCs w:val="20"/>
+        </w:rPr>
+      </w:pPr>
+      <w:r>
+        <w:rPr>
+          <w:rFonts w:ascii="Aptos Narrow" w:eastAsia="Microsoft YaHei" w:hAnsi="Aptos Narrow"/>
+          <w:color w:val="70AD47" w:themeColor="accent6"/>
+          <w:szCs w:val="20"/>
+        </w:rPr>
+        <w:t xml:space="preserve">    Remove-Item -Path $InstallWim</w:t>
+      </w:r>
+    </w:p>
+    <w:p>
+      <w:pPr>
+        <w:widowControl w:val="0"/>
+        <w:spacing w:line="360" w:lineRule="auto"/>
+        <w:ind w:left="2700"/>
+        <w:rPr>
+          <w:rFonts w:ascii="Aptos Narrow" w:eastAsia="Microsoft YaHei" w:hAnsi="Aptos Narrow"/>
+          <w:color w:val="70AD47" w:themeColor="accent6"/>
+          <w:szCs w:val="20"/>
+        </w:rPr>
+      </w:pPr>
+      <w:r>
+        <w:rPr>
+          <w:rFonts w:ascii="Aptos Narrow" w:eastAsia="Microsoft YaHei" w:hAnsi="Aptos Narrow"/>
+          <w:color w:val="70AD47" w:themeColor="accent6"/>
+          <w:szCs w:val="20"/>
+        </w:rPr>
+        <w:t xml:space="preserve">    Move-Item -Path "$($InstallWim).New" -Destination $InstallWim</w:t>
+      </w:r>
+    </w:p>
+    <w:p>
+      <w:pPr>
+        <w:widowControl w:val="0"/>
+        <w:spacing w:line="360" w:lineRule="auto"/>
+        <w:ind w:left="2700"/>
+        <w:rPr>
+          <w:rFonts w:ascii="Aptos Narrow" w:eastAsia="Microsoft YaHei" w:hAnsi="Aptos Narrow"/>
+          <w:color w:val="70AD47" w:themeColor="accent6"/>
+          <w:szCs w:val="20"/>
+        </w:rPr>
+      </w:pPr>
+      <w:r>
+        <w:rPr>
+          <w:rFonts w:ascii="Aptos Narrow" w:eastAsia="Microsoft YaHei" w:hAnsi="Aptos Narrow"/>
+          <w:color w:val="70AD47" w:themeColor="accent6"/>
+          <w:szCs w:val="20"/>
+        </w:rPr>
         <w:lastRenderedPageBreak/>
-        <w:t xml:space="preserve">    Write-Host "`n   Rebuild".PadRight(28) -NoNewline</w:t>
-      </w:r>
-    </w:p>
-    <w:p>
-      <w:pPr>
-        <w:widowControl w:val="0"/>
-        <w:spacing w:line="360" w:lineRule="auto"/>
-        <w:ind w:left="2700"/>
-        <w:rPr>
-          <w:rFonts w:ascii="Aptos Narrow" w:eastAsia="Microsoft YaHei" w:hAnsi="Aptos Narrow"/>
-          <w:color w:val="70AD47" w:themeColor="accent6"/>
-          <w:szCs w:val="20"/>
-        </w:rPr>
-      </w:pPr>
-      <w:r>
-        <w:rPr>
-          <w:rFonts w:ascii="Aptos Narrow" w:eastAsia="Microsoft YaHei" w:hAnsi="Aptos Narrow"/>
-          <w:color w:val="70AD47" w:themeColor="accent6"/>
-          <w:szCs w:val="20"/>
-        </w:rPr>
-        <w:t xml:space="preserve">    Export-WindowsImage -SourceImagePath $InstallWim -SourceIndex $_.ImageIndex -DestinationImagePath "$($InstallWim).New" -CompressionType max | Out-Null</w:t>
-      </w:r>
-    </w:p>
-    <w:p>
-      <w:pPr>
-        <w:widowControl w:val="0"/>
-        <w:spacing w:line="360" w:lineRule="auto"/>
-        <w:ind w:left="2700"/>
-        <w:rPr>
-          <w:rFonts w:ascii="Aptos Narrow" w:eastAsia="Microsoft YaHei" w:hAnsi="Aptos Narrow"/>
-          <w:color w:val="70AD47" w:themeColor="accent6"/>
-          <w:szCs w:val="20"/>
-        </w:rPr>
-      </w:pPr>
-      <w:r>
-        <w:rPr>
-          <w:rFonts w:ascii="Aptos Narrow" w:eastAsia="Microsoft YaHei" w:hAnsi="Aptos Narrow"/>
-          <w:color w:val="70AD47" w:themeColor="accent6"/>
-          <w:szCs w:val="20"/>
-        </w:rPr>
-        <w:t xml:space="preserve">    Write-Host "Finish`n" -ForegroundColor Green</w:t>
-      </w:r>
-    </w:p>
-    <w:p>
-      <w:pPr>
-        <w:widowControl w:val="0"/>
-        <w:spacing w:line="360" w:lineRule="auto"/>
-        <w:ind w:left="2700"/>
-        <w:rPr>
-          <w:rFonts w:ascii="Aptos Narrow" w:eastAsia="Microsoft YaHei" w:hAnsi="Aptos Narrow"/>
-          <w:color w:val="70AD47" w:themeColor="accent6"/>
-          <w:szCs w:val="20"/>
-        </w:rPr>
-      </w:pPr>
-      <w:r>
-        <w:rPr>
-          <w:rFonts w:ascii="Aptos Narrow" w:eastAsia="Microsoft YaHei" w:hAnsi="Aptos Narrow"/>
-          <w:color w:val="70AD47" w:themeColor="accent6"/>
-          <w:szCs w:val="20"/>
-        </w:rPr>
-        <w:t>}</w:t>
-      </w:r>
-    </w:p>
-    <w:p>
-      <w:pPr>
-        <w:widowControl w:val="0"/>
-        <w:spacing w:line="360" w:lineRule="auto"/>
-        <w:ind w:left="2700"/>
-        <w:rPr>
-          <w:rFonts w:ascii="Aptos Narrow" w:eastAsia="Microsoft YaHei" w:hAnsi="Aptos Narrow"/>
-          <w:color w:val="70AD47" w:themeColor="accent6"/>
-          <w:szCs w:val="20"/>
-        </w:rPr>
-      </w:pPr>
-      <w:r>
-        <w:rPr>
-          <w:rFonts w:ascii="Aptos Narrow" w:eastAsia="Microsoft YaHei" w:hAnsi="Aptos Narrow"/>
-          <w:color w:val="70AD47" w:themeColor="accent6"/>
-          <w:szCs w:val="20"/>
-        </w:rPr>
-        <w:t>if (Test-Path "$($InstallWim).New" -PathType Leaf) {</w:t>
-      </w:r>
-    </w:p>
-    <w:p>
-      <w:pPr>
-        <w:widowControl w:val="0"/>
-        <w:spacing w:line="360" w:lineRule="auto"/>
-        <w:ind w:left="2700"/>
-        <w:rPr>
-          <w:rFonts w:ascii="Aptos Narrow" w:eastAsia="Microsoft YaHei" w:hAnsi="Aptos Narrow"/>
-          <w:color w:val="70AD47" w:themeColor="accent6"/>
-          <w:szCs w:val="20"/>
-        </w:rPr>
-      </w:pPr>
-      <w:r>
-        <w:rPr>
-          <w:rFonts w:ascii="Aptos Narrow" w:eastAsia="Microsoft YaHei" w:hAnsi="Aptos Narrow"/>
-          <w:color w:val="70AD47" w:themeColor="accent6"/>
-          <w:szCs w:val="20"/>
-        </w:rPr>
-        <w:t xml:space="preserve">    Remove-Item -Path $InstallWim</w:t>
-      </w:r>
-    </w:p>
-    <w:p>
-      <w:pPr>
-        <w:widowControl w:val="0"/>
-        <w:spacing w:line="360" w:lineRule="auto"/>
-        <w:ind w:left="2700"/>
-        <w:rPr>
-          <w:rFonts w:ascii="Aptos Narrow" w:eastAsia="Microsoft YaHei" w:hAnsi="Aptos Narrow"/>
-          <w:color w:val="70AD47" w:themeColor="accent6"/>
-          <w:szCs w:val="20"/>
-        </w:rPr>
-      </w:pPr>
-      <w:r>
-        <w:rPr>
-          <w:rFonts w:ascii="Aptos Narrow" w:eastAsia="Microsoft YaHei" w:hAnsi="Aptos Narrow"/>
-          <w:color w:val="70AD47" w:themeColor="accent6"/>
-          <w:szCs w:val="20"/>
-        </w:rPr>
-        <w:t xml:space="preserve">    Move-Item -Path "$($InstallWim).New" -Destination $InstallWim</w:t>
-      </w:r>
-    </w:p>
-    <w:p>
-      <w:pPr>
-        <w:widowControl w:val="0"/>
-        <w:spacing w:line="360" w:lineRule="auto"/>
-        <w:ind w:left="2700"/>
-        <w:rPr>
-          <w:rFonts w:ascii="Aptos Narrow" w:eastAsia="Microsoft YaHei" w:hAnsi="Aptos Narrow"/>
-          <w:color w:val="70AD47" w:themeColor="accent6"/>
-          <w:szCs w:val="20"/>
-        </w:rPr>
-      </w:pPr>
-      <w:r>
-        <w:rPr>
-          <w:rFonts w:ascii="Aptos Narrow" w:eastAsia="Microsoft YaHei" w:hAnsi="Aptos Narrow"/>
-          <w:color w:val="70AD47" w:themeColor="accent6"/>
-          <w:szCs w:val="20"/>
-        </w:rPr>
         <w:t xml:space="preserve">    Write-Host "Finish" -ForegroundColor Green</w:t>
       </w:r>
     </w:p>
@@ -35907,14 +36787,14 @@
           <w:rFonts w:ascii="Aptos Narrow" w:eastAsia="Microsoft YaHei" w:hAnsi="Aptos Narrow"/>
         </w:rPr>
       </w:pPr>
-      <w:bookmarkStart w:id="81" w:name="_Ref183014184"/>
+      <w:bookmarkStart w:id="84" w:name="_Ref183014184"/>
       <w:r>
         <w:rPr>
           <w:rFonts w:ascii="Aptos Narrow" w:eastAsia="Microsoft YaHei" w:hAnsi="Aptos Narrow" w:hint="eastAsia"/>
         </w:rPr>
         <w:t>拆分、合并、压缩、互转</w:t>
       </w:r>
-      <w:bookmarkEnd w:id="81"/>
+      <w:bookmarkEnd w:id="84"/>
     </w:p>
     <w:p>
       <w:pPr>
@@ -36146,7 +37026,7 @@
           <w:color w:val="auto"/>
         </w:rPr>
       </w:pPr>
-      <w:bookmarkStart w:id="82" w:name="_Ref183014198"/>
+      <w:bookmarkStart w:id="85" w:name="_Ref183014198"/>
       <w:r>
         <w:rPr>
           <w:rFonts w:ascii="Aptos Narrow" w:eastAsia="Microsoft YaHei" w:hAnsi="Aptos Narrow" w:hint="eastAsia"/>
@@ -36154,7 +37034,7 @@
         </w:rPr>
         <w:t>拆分和合并</w:t>
       </w:r>
-      <w:bookmarkEnd w:id="82"/>
+      <w:bookmarkEnd w:id="85"/>
     </w:p>
     <w:p>
       <w:pPr>
@@ -36169,14 +37049,14 @@
           <w:rFonts w:ascii="Aptos Narrow" w:hAnsi="Aptos Narrow"/>
         </w:rPr>
       </w:pPr>
-      <w:bookmarkStart w:id="83" w:name="_Ref183014206"/>
+      <w:bookmarkStart w:id="86" w:name="_Ref183014206"/>
       <w:r>
         <w:rPr>
           <w:rFonts w:ascii="Aptos Narrow" w:hAnsi="Aptos Narrow" w:hint="eastAsia"/>
         </w:rPr>
         <w:t>拆分</w:t>
       </w:r>
-      <w:bookmarkEnd w:id="83"/>
+      <w:bookmarkEnd w:id="86"/>
     </w:p>
     <w:p>
       <w:pPr>
@@ -36512,7 +37392,6 @@
           <w:rFonts w:ascii="Aptos Narrow" w:eastAsia="Microsoft YaHei" w:hAnsi="Aptos Narrow"/>
           <w:color w:val="70AD47" w:themeColor="accent6"/>
         </w:rPr>
-        <w:lastRenderedPageBreak/>
         <w:t xml:space="preserve">    Remove-Item -Path "D:\</w:t>
       </w:r>
       <w:r>
@@ -36612,14 +37491,14 @@
           <w:rFonts w:ascii="Aptos Narrow" w:hAnsi="Aptos Narrow"/>
         </w:rPr>
       </w:pPr>
-      <w:bookmarkStart w:id="84" w:name="_Ref183014208"/>
+      <w:bookmarkStart w:id="87" w:name="_Ref183014208"/>
       <w:r>
         <w:rPr>
           <w:rFonts w:ascii="Aptos Narrow" w:hAnsi="Aptos Narrow" w:hint="eastAsia"/>
         </w:rPr>
         <w:t>合并</w:t>
       </w:r>
-      <w:bookmarkEnd w:id="84"/>
+      <w:bookmarkEnd w:id="87"/>
     </w:p>
     <w:p>
       <w:pPr>
@@ -36635,6 +37514,7 @@
           <w:rFonts w:ascii="Aptos Narrow" w:eastAsia="Microsoft YaHei" w:hAnsi="Aptos Narrow" w:hint="eastAsia"/>
           <w:szCs w:val="20"/>
         </w:rPr>
+        <w:lastRenderedPageBreak/>
         <w:t>把所有</w:t>
       </w:r>
       <w:r>
@@ -37185,13 +38065,12 @@
           <w:color w:val="auto"/>
         </w:rPr>
       </w:pPr>
-      <w:bookmarkStart w:id="85" w:name="_Ref183014212"/>
+      <w:bookmarkStart w:id="88" w:name="_Ref183014212"/>
       <w:r>
         <w:rPr>
           <w:rFonts w:ascii="Aptos Narrow" w:eastAsia="Microsoft YaHei" w:hAnsi="Aptos Narrow" w:hint="eastAsia"/>
           <w:color w:val="auto"/>
         </w:rPr>
-        <w:lastRenderedPageBreak/>
         <w:t>固实压缩</w:t>
       </w:r>
       <w:r>
@@ -37222,7 +38101,7 @@
         </w:rPr>
         <w:t>格式</w:t>
       </w:r>
-      <w:bookmarkEnd w:id="85"/>
+      <w:bookmarkEnd w:id="88"/>
     </w:p>
     <w:p>
       <w:pPr>
@@ -37237,14 +38116,14 @@
           <w:rFonts w:ascii="Aptos Narrow" w:hAnsi="Aptos Narrow"/>
         </w:rPr>
       </w:pPr>
-      <w:bookmarkStart w:id="86" w:name="_Ref183014214"/>
+      <w:bookmarkStart w:id="89" w:name="_Ref183014214"/>
       <w:r>
         <w:rPr>
           <w:rFonts w:ascii="Aptos Narrow" w:hAnsi="Aptos Narrow" w:hint="eastAsia"/>
         </w:rPr>
         <w:t>固实压缩</w:t>
       </w:r>
-      <w:bookmarkEnd w:id="86"/>
+      <w:bookmarkEnd w:id="89"/>
     </w:p>
     <w:p>
       <w:pPr>
@@ -37730,7 +38609,7 @@
           <w:rFonts w:ascii="Aptos Narrow" w:hAnsi="Aptos Narrow"/>
         </w:rPr>
       </w:pPr>
-      <w:bookmarkStart w:id="87" w:name="_Ref183014218"/>
+      <w:bookmarkStart w:id="90" w:name="_Ref183014218"/>
       <w:r>
         <w:rPr>
           <w:rFonts w:ascii="Aptos Narrow" w:hAnsi="Aptos Narrow" w:hint="eastAsia"/>
@@ -37749,7 +38628,7 @@
         </w:rPr>
         <w:t>文件格式</w:t>
       </w:r>
-      <w:bookmarkEnd w:id="87"/>
+      <w:bookmarkEnd w:id="90"/>
     </w:p>
     <w:p>
       <w:pPr>
@@ -37874,7 +38753,6 @@
           <w:rFonts w:ascii="Aptos Narrow" w:eastAsia="Microsoft YaHei" w:hAnsi="Aptos Narrow"/>
           <w:color w:val="70AD47" w:themeColor="accent6"/>
         </w:rPr>
-        <w:lastRenderedPageBreak/>
         <w:t>Get-WindowsImage -ImagePath "D:\</w:t>
       </w:r>
       <w:r>
@@ -37982,6 +38860,7 @@
           <w:rFonts w:ascii="Aptos Narrow" w:eastAsia="Microsoft YaHei" w:hAnsi="Aptos Narrow"/>
           <w:color w:val="70AD47" w:themeColor="accent6"/>
         </w:rPr>
+        <w:lastRenderedPageBreak/>
         <w:t xml:space="preserve">        Export-WindowsImage -SourceImagePath "D:\</w:t>
       </w:r>
       <w:r>
@@ -38280,7 +39159,7 @@
           <w:szCs w:val="20"/>
         </w:rPr>
       </w:pPr>
-      <w:bookmarkStart w:id="88" w:name="_Ref148149329"/>
+      <w:bookmarkStart w:id="91" w:name="_Ref148149329"/>
       <w:r>
         <w:rPr>
           <w:rFonts w:ascii="Aptos Narrow" w:hAnsi="Aptos Narrow"/>
@@ -38305,7 +39184,7 @@
         </w:rPr>
         <w:t>boot.wim</w:t>
       </w:r>
-      <w:bookmarkEnd w:id="88"/>
+      <w:bookmarkEnd w:id="91"/>
     </w:p>
     <w:p>
       <w:pPr>
@@ -38322,7 +39201,7 @@
           <w:szCs w:val="20"/>
         </w:rPr>
       </w:pPr>
-      <w:bookmarkStart w:id="89" w:name="_Ref148148702"/>
+      <w:bookmarkStart w:id="92" w:name="_Ref148148702"/>
       <w:r>
         <w:rPr>
           <w:rFonts w:ascii="Aptos Narrow" w:eastAsia="Microsoft YaHei" w:hAnsi="Aptos Narrow"/>
@@ -38344,7 +39223,7 @@
         </w:rPr>
         <w:t>文件信息</w:t>
       </w:r>
-      <w:bookmarkEnd w:id="89"/>
+      <w:bookmarkEnd w:id="92"/>
     </w:p>
     <w:p>
       <w:pPr>
@@ -38467,7 +39346,7 @@
           <w:szCs w:val="20"/>
         </w:rPr>
       </w:pPr>
-      <w:bookmarkStart w:id="90" w:name="_Ref148148697"/>
+      <w:bookmarkStart w:id="93" w:name="_Ref148148697"/>
       <w:r>
         <w:rPr>
           <w:rFonts w:ascii="Aptos Narrow" w:eastAsia="Microsoft YaHei" w:hAnsi="Aptos Narrow"/>
@@ -38489,7 +39368,7 @@
         </w:rPr>
         <w:t>路径</w:t>
       </w:r>
-      <w:bookmarkEnd w:id="90"/>
+      <w:bookmarkEnd w:id="93"/>
     </w:p>
     <w:p>
       <w:pPr>
@@ -38542,7 +39421,7 @@
           <w:szCs w:val="20"/>
         </w:rPr>
       </w:pPr>
-      <w:bookmarkStart w:id="91" w:name="_Ref148148691"/>
+      <w:bookmarkStart w:id="94" w:name="_Ref148148691"/>
       <w:r>
         <w:rPr>
           <w:rFonts w:ascii="Aptos Narrow" w:eastAsia="Microsoft YaHei" w:hAnsi="Aptos Narrow"/>
@@ -38557,7 +39436,7 @@
         </w:rPr>
         <w:t xml:space="preserve"> Boot.wim</w:t>
       </w:r>
-      <w:bookmarkEnd w:id="91"/>
+      <w:bookmarkEnd w:id="94"/>
     </w:p>
     <w:p>
       <w:pPr>
@@ -38670,7 +39549,7 @@
           <w:u w:val="none"/>
         </w:rPr>
       </w:pPr>
-      <w:bookmarkStart w:id="92" w:name="_Ref148148685"/>
+      <w:bookmarkStart w:id="95" w:name="_Ref148148685"/>
       <w:r>
         <w:rPr>
           <w:rStyle w:val="Hyperlink"/>
@@ -38679,10 +39558,9 @@
           <w:szCs w:val="20"/>
           <w:u w:val="none"/>
         </w:rPr>
-        <w:lastRenderedPageBreak/>
         <w:t>语言包</w:t>
       </w:r>
-      <w:bookmarkEnd w:id="92"/>
+      <w:bookmarkEnd w:id="95"/>
     </w:p>
     <w:p>
       <w:pPr>
@@ -38783,7 +39661,7 @@
           <w:szCs w:val="20"/>
         </w:rPr>
       </w:pPr>
-      <w:bookmarkStart w:id="93" w:name="_Ref148148679"/>
+      <w:bookmarkStart w:id="96" w:name="_Ref148148679"/>
       <w:r>
         <w:rPr>
           <w:rStyle w:val="Hyperlink"/>
@@ -38792,9 +39670,10 @@
           <w:szCs w:val="20"/>
           <w:u w:val="none"/>
         </w:rPr>
+        <w:lastRenderedPageBreak/>
         <w:t>语言包：添加</w:t>
       </w:r>
-      <w:bookmarkEnd w:id="93"/>
+      <w:bookmarkEnd w:id="96"/>
     </w:p>
     <w:p>
       <w:pPr>
@@ -39503,87 +40382,87 @@
           <w:color w:val="70AD47" w:themeColor="accent6"/>
           <w:szCs w:val="20"/>
         </w:rPr>
+        <w:t>ForEach ($Rule in $Language) {</w:t>
+      </w:r>
+    </w:p>
+    <w:p>
+      <w:pPr>
+        <w:widowControl w:val="0"/>
+        <w:spacing w:line="360" w:lineRule="auto"/>
+        <w:ind w:left="3420"/>
+        <w:rPr>
+          <w:rFonts w:ascii="Aptos Narrow" w:eastAsia="Microsoft YaHei" w:hAnsi="Aptos Narrow"/>
+          <w:color w:val="70AD47" w:themeColor="accent6"/>
+          <w:szCs w:val="20"/>
+        </w:rPr>
+      </w:pPr>
+      <w:r>
+        <w:rPr>
+          <w:rFonts w:ascii="Aptos Narrow" w:eastAsia="Microsoft YaHei" w:hAnsi="Aptos Narrow"/>
+          <w:color w:val="70AD47" w:themeColor="accent6"/>
+          <w:szCs w:val="20"/>
+        </w:rPr>
+        <w:t xml:space="preserve">    Write-host "`n   Rule name: $($Rule.Match)" -ForegroundColor Yellow; Write-host "   $('-' * 80)"</w:t>
+      </w:r>
+    </w:p>
+    <w:p>
+      <w:pPr>
+        <w:widowControl w:val="0"/>
+        <w:spacing w:line="360" w:lineRule="auto"/>
+        <w:ind w:left="3420"/>
+        <w:rPr>
+          <w:rFonts w:ascii="Aptos Narrow" w:eastAsia="Microsoft YaHei" w:hAnsi="Aptos Narrow"/>
+          <w:color w:val="70AD47" w:themeColor="accent6"/>
+          <w:szCs w:val="20"/>
+        </w:rPr>
+      </w:pPr>
+      <w:r>
+        <w:rPr>
+          <w:rFonts w:ascii="Aptos Narrow" w:eastAsia="Microsoft YaHei" w:hAnsi="Aptos Narrow"/>
+          <w:color w:val="70AD47" w:themeColor="accent6"/>
+          <w:szCs w:val="20"/>
+        </w:rPr>
+        <w:t xml:space="preserve">    ForEach ($Component in $Initl_install_Language_Component) {</w:t>
+      </w:r>
+    </w:p>
+    <w:p>
+      <w:pPr>
+        <w:widowControl w:val="0"/>
+        <w:spacing w:line="360" w:lineRule="auto"/>
+        <w:ind w:left="3420"/>
+        <w:rPr>
+          <w:rFonts w:ascii="Aptos Narrow" w:eastAsia="Microsoft YaHei" w:hAnsi="Aptos Narrow"/>
+          <w:color w:val="70AD47" w:themeColor="accent6"/>
+          <w:szCs w:val="20"/>
+        </w:rPr>
+      </w:pPr>
+      <w:r>
+        <w:rPr>
+          <w:rFonts w:ascii="Aptos Narrow" w:eastAsia="Microsoft YaHei" w:hAnsi="Aptos Narrow"/>
+          <w:color w:val="70AD47" w:themeColor="accent6"/>
+          <w:szCs w:val="20"/>
+        </w:rPr>
+        <w:t xml:space="preserve">        if ($Component -like "*$($Rule.Match)*") {</w:t>
+      </w:r>
+    </w:p>
+    <w:p>
+      <w:pPr>
+        <w:widowControl w:val="0"/>
+        <w:spacing w:line="360" w:lineRule="auto"/>
+        <w:ind w:left="3420"/>
+        <w:rPr>
+          <w:rFonts w:ascii="Aptos Narrow" w:eastAsia="Microsoft YaHei" w:hAnsi="Aptos Narrow"/>
+          <w:color w:val="70AD47" w:themeColor="accent6"/>
+          <w:szCs w:val="20"/>
+        </w:rPr>
+      </w:pPr>
+      <w:r>
+        <w:rPr>
+          <w:rFonts w:ascii="Aptos Narrow" w:eastAsia="Microsoft YaHei" w:hAnsi="Aptos Narrow"/>
+          <w:color w:val="70AD47" w:themeColor="accent6"/>
+          <w:szCs w:val="20"/>
+        </w:rPr>
         <w:lastRenderedPageBreak/>
-        <w:t>ForEach ($Rule in $Language) {</w:t>
-      </w:r>
-    </w:p>
-    <w:p>
-      <w:pPr>
-        <w:widowControl w:val="0"/>
-        <w:spacing w:line="360" w:lineRule="auto"/>
-        <w:ind w:left="3420"/>
-        <w:rPr>
-          <w:rFonts w:ascii="Aptos Narrow" w:eastAsia="Microsoft YaHei" w:hAnsi="Aptos Narrow"/>
-          <w:color w:val="70AD47" w:themeColor="accent6"/>
-          <w:szCs w:val="20"/>
-        </w:rPr>
-      </w:pPr>
-      <w:r>
-        <w:rPr>
-          <w:rFonts w:ascii="Aptos Narrow" w:eastAsia="Microsoft YaHei" w:hAnsi="Aptos Narrow"/>
-          <w:color w:val="70AD47" w:themeColor="accent6"/>
-          <w:szCs w:val="20"/>
-        </w:rPr>
-        <w:t xml:space="preserve">    Write-host "`n   Rule name: $($Rule.Match)" -ForegroundColor Yellow; Write-host "   $('-' * 80)"</w:t>
-      </w:r>
-    </w:p>
-    <w:p>
-      <w:pPr>
-        <w:widowControl w:val="0"/>
-        <w:spacing w:line="360" w:lineRule="auto"/>
-        <w:ind w:left="3420"/>
-        <w:rPr>
-          <w:rFonts w:ascii="Aptos Narrow" w:eastAsia="Microsoft YaHei" w:hAnsi="Aptos Narrow"/>
-          <w:color w:val="70AD47" w:themeColor="accent6"/>
-          <w:szCs w:val="20"/>
-        </w:rPr>
-      </w:pPr>
-      <w:r>
-        <w:rPr>
-          <w:rFonts w:ascii="Aptos Narrow" w:eastAsia="Microsoft YaHei" w:hAnsi="Aptos Narrow"/>
-          <w:color w:val="70AD47" w:themeColor="accent6"/>
-          <w:szCs w:val="20"/>
-        </w:rPr>
-        <w:t xml:space="preserve">    ForEach ($Component in $Initl_install_Language_Component) {</w:t>
-      </w:r>
-    </w:p>
-    <w:p>
-      <w:pPr>
-        <w:widowControl w:val="0"/>
-        <w:spacing w:line="360" w:lineRule="auto"/>
-        <w:ind w:left="3420"/>
-        <w:rPr>
-          <w:rFonts w:ascii="Aptos Narrow" w:eastAsia="Microsoft YaHei" w:hAnsi="Aptos Narrow"/>
-          <w:color w:val="70AD47" w:themeColor="accent6"/>
-          <w:szCs w:val="20"/>
-        </w:rPr>
-      </w:pPr>
-      <w:r>
-        <w:rPr>
-          <w:rFonts w:ascii="Aptos Narrow" w:eastAsia="Microsoft YaHei" w:hAnsi="Aptos Narrow"/>
-          <w:color w:val="70AD47" w:themeColor="accent6"/>
-          <w:szCs w:val="20"/>
-        </w:rPr>
-        <w:t xml:space="preserve">        if ($Component -like "*$($Rule.Match)*") {</w:t>
-      </w:r>
-    </w:p>
-    <w:p>
-      <w:pPr>
-        <w:widowControl w:val="0"/>
-        <w:spacing w:line="360" w:lineRule="auto"/>
-        <w:ind w:left="3420"/>
-        <w:rPr>
-          <w:rFonts w:ascii="Aptos Narrow" w:eastAsia="Microsoft YaHei" w:hAnsi="Aptos Narrow"/>
-          <w:color w:val="70AD47" w:themeColor="accent6"/>
-          <w:szCs w:val="20"/>
-        </w:rPr>
-      </w:pPr>
-      <w:r>
-        <w:rPr>
-          <w:rFonts w:ascii="Aptos Narrow" w:eastAsia="Microsoft YaHei" w:hAnsi="Aptos Narrow"/>
-          <w:color w:val="70AD47" w:themeColor="accent6"/>
-          <w:szCs w:val="20"/>
-        </w:rPr>
         <w:t xml:space="preserve">            Write-host "   Component name: " -NoNewline</w:t>
       </w:r>
     </w:p>
@@ -39907,7 +40786,7 @@
           <w:szCs w:val="20"/>
         </w:rPr>
       </w:pPr>
-      <w:bookmarkStart w:id="94" w:name="_Ref148148674"/>
+      <w:bookmarkStart w:id="97" w:name="_Ref148148674"/>
       <w:r>
         <w:rPr>
           <w:rFonts w:ascii="Aptos Narrow" w:eastAsia="Microsoft YaHei" w:hAnsi="Aptos Narrow"/>
@@ -39916,7 +40795,7 @@
         </w:rPr>
         <w:t>脱机映像语言：更改</w:t>
       </w:r>
-      <w:bookmarkEnd w:id="94"/>
+      <w:bookmarkEnd w:id="97"/>
     </w:p>
     <w:p>
       <w:pPr>
@@ -39937,7 +40816,7 @@
           <w:u w:val="none"/>
         </w:rPr>
       </w:pPr>
-      <w:bookmarkStart w:id="95" w:name="_Ref148148666"/>
+      <w:bookmarkStart w:id="98" w:name="_Ref148148666"/>
       <w:r>
         <w:rPr>
           <w:rStyle w:val="Hyperlink"/>
@@ -39949,7 +40828,7 @@
         </w:rPr>
         <w:t>更改默认语言、区域设置和其他国际设置</w:t>
       </w:r>
-      <w:bookmarkEnd w:id="95"/>
+      <w:bookmarkEnd w:id="98"/>
     </w:p>
     <w:p>
       <w:pPr>
@@ -40036,7 +40915,7 @@
           <w:szCs w:val="20"/>
         </w:rPr>
       </w:pPr>
-      <w:bookmarkStart w:id="96" w:name="_Ref148148660"/>
+      <w:bookmarkStart w:id="99" w:name="_Ref148148660"/>
       <w:r>
         <w:rPr>
           <w:rStyle w:val="Hyperlink"/>
@@ -40048,7 +40927,7 @@
         </w:rPr>
         <w:t>查看可用的语言设置</w:t>
       </w:r>
-      <w:bookmarkEnd w:id="96"/>
+      <w:bookmarkEnd w:id="99"/>
     </w:p>
     <w:p>
       <w:pPr>
@@ -40102,7 +40981,7 @@
           <w:szCs w:val="20"/>
         </w:rPr>
       </w:pPr>
-      <w:bookmarkStart w:id="97" w:name="_Ref148148648"/>
+      <w:bookmarkStart w:id="100" w:name="_Ref148148648"/>
       <w:r>
         <w:rPr>
           <w:rStyle w:val="Hyperlink"/>
@@ -40113,7 +40992,7 @@
         </w:rPr>
         <w:t>组件：映像中已安装的所有包</w:t>
       </w:r>
-      <w:bookmarkEnd w:id="97"/>
+      <w:bookmarkEnd w:id="100"/>
     </w:p>
     <w:p>
       <w:pPr>
@@ -40278,7 +41157,6 @@
           <w:color w:val="70AD47" w:themeColor="accent6"/>
           <w:szCs w:val="20"/>
         </w:rPr>
-        <w:lastRenderedPageBreak/>
         <w:t>Get-WindowsPackage -Path "D:\</w:t>
       </w:r>
       <w:r>
@@ -40333,7 +41211,7 @@
           <w:szCs w:val="20"/>
         </w:rPr>
       </w:pPr>
-      <w:bookmarkStart w:id="98" w:name="_Ref148148642"/>
+      <w:bookmarkStart w:id="101" w:name="_Ref148148642"/>
       <w:r>
         <w:rPr>
           <w:rFonts w:ascii="Aptos Narrow" w:eastAsia="Microsoft YaHei" w:hAnsi="Aptos Narrow"/>
@@ -40358,7 +41236,7 @@
         </w:rPr>
         <w:t>安装程序</w:t>
       </w:r>
-      <w:bookmarkEnd w:id="98"/>
+      <w:bookmarkEnd w:id="101"/>
     </w:p>
     <w:p>
       <w:pPr>
@@ -40377,6 +41255,7 @@
           <w:color w:val="70AD47" w:themeColor="accent6"/>
           <w:szCs w:val="20"/>
         </w:rPr>
+        <w:lastRenderedPageBreak/>
         <w:t>Copy-Item -Path "D:\</w:t>
       </w:r>
       <w:r>
@@ -40428,7 +41307,7 @@
           <w:szCs w:val="20"/>
         </w:rPr>
       </w:pPr>
-      <w:bookmarkStart w:id="99" w:name="_Ref148148637"/>
+      <w:bookmarkStart w:id="102" w:name="_Ref148148637"/>
       <w:r>
         <w:rPr>
           <w:rFonts w:ascii="Aptos Narrow" w:eastAsia="Microsoft YaHei" w:hAnsi="Aptos Narrow"/>
@@ -40453,7 +41332,7 @@
         </w:rPr>
         <w:t>i</w:t>
       </w:r>
-      <w:bookmarkEnd w:id="99"/>
+      <w:bookmarkEnd w:id="102"/>
     </w:p>
     <w:p>
       <w:pPr>
@@ -40587,7 +41466,7 @@
           <w:szCs w:val="20"/>
         </w:rPr>
       </w:pPr>
-      <w:bookmarkStart w:id="100" w:name="_Ref148148632"/>
+      <w:bookmarkStart w:id="103" w:name="_Ref148148632"/>
       <w:r>
         <w:rPr>
           <w:rStyle w:val="Hyperlink"/>
@@ -40610,7 +41489,7 @@
         </w:rPr>
         <w:t xml:space="preserve"> lang.ini</w:t>
       </w:r>
-      <w:bookmarkEnd w:id="100"/>
+      <w:bookmarkEnd w:id="103"/>
     </w:p>
     <w:p>
       <w:pPr>
@@ -40736,7 +41615,7 @@
           <w:szCs w:val="20"/>
         </w:rPr>
       </w:pPr>
-      <w:bookmarkStart w:id="101" w:name="_Ref148148626"/>
+      <w:bookmarkStart w:id="104" w:name="_Ref148148626"/>
       <w:r>
         <w:rPr>
           <w:rStyle w:val="Hyperlink"/>
@@ -40770,7 +41649,7 @@
         </w:rPr>
         <w:t>后，同步到安装程序</w:t>
       </w:r>
-      <w:bookmarkEnd w:id="101"/>
+      <w:bookmarkEnd w:id="104"/>
     </w:p>
     <w:p>
       <w:pPr>
@@ -40898,7 +41777,7 @@
           <w:u w:val="none"/>
         </w:rPr>
       </w:pPr>
-      <w:bookmarkStart w:id="102" w:name="_Ref148148621"/>
+      <w:bookmarkStart w:id="105" w:name="_Ref148148621"/>
       <w:r>
         <w:rPr>
           <w:rFonts w:ascii="Aptos Narrow" w:eastAsia="Microsoft YaHei" w:hAnsi="Aptos Narrow"/>
@@ -40913,7 +41792,7 @@
         </w:rPr>
         <w:t>新</w:t>
       </w:r>
-      <w:bookmarkEnd w:id="102"/>
+      <w:bookmarkEnd w:id="105"/>
     </w:p>
     <w:p>
       <w:pPr>
@@ -40973,7 +41852,7 @@
           <w:szCs w:val="20"/>
         </w:rPr>
       </w:pPr>
-      <w:bookmarkStart w:id="103" w:name="_Ref148148616"/>
+      <w:bookmarkStart w:id="106" w:name="_Ref148148616"/>
       <w:r>
         <w:rPr>
           <w:rFonts w:ascii="Aptos Narrow" w:eastAsia="Microsoft YaHei" w:hAnsi="Aptos Narrow"/>
@@ -40982,7 +41861,7 @@
         </w:rPr>
         <w:t>添加</w:t>
       </w:r>
-      <w:bookmarkEnd w:id="103"/>
+      <w:bookmarkEnd w:id="106"/>
     </w:p>
     <w:p>
       <w:pPr>
@@ -41079,7 +41958,7 @@
           <w:szCs w:val="20"/>
         </w:rPr>
       </w:pPr>
-      <w:bookmarkStart w:id="104" w:name="_Ref148148611"/>
+      <w:bookmarkStart w:id="107" w:name="_Ref148148611"/>
       <w:r>
         <w:rPr>
           <w:rFonts w:ascii="Aptos Narrow" w:eastAsia="Microsoft YaHei" w:hAnsi="Aptos Narrow"/>
@@ -41088,7 +41967,7 @@
         </w:rPr>
         <w:t>删除</w:t>
       </w:r>
-      <w:bookmarkEnd w:id="104"/>
+      <w:bookmarkEnd w:id="107"/>
     </w:p>
     <w:p>
       <w:pPr>
@@ -41181,7 +42060,7 @@
           <w:szCs w:val="20"/>
         </w:rPr>
       </w:pPr>
-      <w:bookmarkStart w:id="105" w:name="_Ref148148605"/>
+      <w:bookmarkStart w:id="108" w:name="_Ref148148605"/>
       <w:r>
         <w:rPr>
           <w:rFonts w:ascii="Aptos Narrow" w:eastAsia="Microsoft YaHei" w:hAnsi="Aptos Narrow"/>
@@ -41190,7 +42069,7 @@
         </w:rPr>
         <w:t>固化更新</w:t>
       </w:r>
-      <w:bookmarkEnd w:id="105"/>
+      <w:bookmarkEnd w:id="108"/>
     </w:p>
     <w:p>
       <w:pPr>
@@ -41273,7 +42152,7 @@
           <w:u w:val="none"/>
         </w:rPr>
       </w:pPr>
-      <w:bookmarkStart w:id="106" w:name="_Ref148148598"/>
+      <w:bookmarkStart w:id="109" w:name="_Ref148148598"/>
       <w:r>
         <w:rPr>
           <w:rFonts w:ascii="Aptos Narrow" w:hAnsi="Aptos Narrow"/>
@@ -41282,7 +42161,7 @@
         </w:rPr>
         <w:t>固化更新后清理组件</w:t>
       </w:r>
-      <w:bookmarkEnd w:id="106"/>
+      <w:bookmarkEnd w:id="109"/>
     </w:p>
     <w:p>
       <w:pPr>
@@ -41301,103 +42180,103 @@
           <w:color w:val="70AD47" w:themeColor="accent6"/>
           <w:szCs w:val="20"/>
         </w:rPr>
+        <w:t>$Mount = "D:\</w:t>
+      </w:r>
+      <w:r>
+        <w:rPr>
+          <w:rFonts w:ascii="Aptos Narrow" w:eastAsia="Microsoft YaHei" w:hAnsi="Aptos Narrow"/>
+          <w:color w:val="70AD47" w:themeColor="accent6"/>
+          <w:szCs w:val="20"/>
+        </w:rPr>
+        <w:t>OS_2022</w:t>
+      </w:r>
+      <w:r>
+        <w:rPr>
+          <w:rFonts w:ascii="Aptos Narrow" w:eastAsia="Microsoft YaHei" w:hAnsi="Aptos Narrow"/>
+          <w:color w:val="70AD47" w:themeColor="accent6"/>
+          <w:szCs w:val="20"/>
+        </w:rPr>
+        <w:t>_Custom\Boot\Boot\Mount"</w:t>
+      </w:r>
+    </w:p>
+    <w:p>
+      <w:pPr>
+        <w:widowControl w:val="0"/>
+        <w:spacing w:line="360" w:lineRule="auto"/>
+        <w:ind w:left="3828"/>
+        <w:rPr>
+          <w:rFonts w:ascii="Aptos Narrow" w:eastAsia="Microsoft YaHei" w:hAnsi="Aptos Narrow"/>
+          <w:color w:val="70AD47" w:themeColor="accent6"/>
+          <w:szCs w:val="20"/>
+        </w:rPr>
+      </w:pPr>
+      <w:r>
+        <w:rPr>
+          <w:rFonts w:ascii="Aptos Narrow" w:eastAsia="Microsoft YaHei" w:hAnsi="Aptos Narrow"/>
+          <w:color w:val="70AD47" w:themeColor="accent6"/>
+          <w:szCs w:val="20"/>
+        </w:rPr>
+        <w:t>Get-WindowsPackage -Path $Mount -ErrorAction SilentlyContinue | ForEach-Object {</w:t>
+      </w:r>
+    </w:p>
+    <w:p>
+      <w:pPr>
+        <w:widowControl w:val="0"/>
+        <w:spacing w:line="360" w:lineRule="auto"/>
+        <w:ind w:left="3828"/>
+        <w:rPr>
+          <w:rFonts w:ascii="Aptos Narrow" w:eastAsia="Microsoft YaHei" w:hAnsi="Aptos Narrow"/>
+          <w:color w:val="70AD47" w:themeColor="accent6"/>
+          <w:szCs w:val="20"/>
+        </w:rPr>
+      </w:pPr>
+      <w:r>
+        <w:rPr>
+          <w:rFonts w:ascii="Aptos Narrow" w:eastAsia="Microsoft YaHei" w:hAnsi="Aptos Narrow"/>
+          <w:color w:val="70AD47" w:themeColor="accent6"/>
+          <w:szCs w:val="20"/>
+        </w:rPr>
+        <w:t xml:space="preserve">    if ($_.PackageState -eq "Superseded") {</w:t>
+      </w:r>
+    </w:p>
+    <w:p>
+      <w:pPr>
+        <w:widowControl w:val="0"/>
+        <w:spacing w:line="360" w:lineRule="auto"/>
+        <w:ind w:left="3828"/>
+        <w:rPr>
+          <w:rFonts w:ascii="Aptos Narrow" w:eastAsia="Microsoft YaHei" w:hAnsi="Aptos Narrow"/>
+          <w:color w:val="70AD47" w:themeColor="accent6"/>
+          <w:szCs w:val="20"/>
+        </w:rPr>
+      </w:pPr>
+      <w:r>
+        <w:rPr>
+          <w:rFonts w:ascii="Aptos Narrow" w:eastAsia="Microsoft YaHei" w:hAnsi="Aptos Narrow"/>
+          <w:color w:val="70AD47" w:themeColor="accent6"/>
+          <w:szCs w:val="20"/>
+        </w:rPr>
+        <w:t xml:space="preserve">        Write-Host "   $($_.PackageName)" -ForegroundColor Green</w:t>
+      </w:r>
+    </w:p>
+    <w:p>
+      <w:pPr>
+        <w:widowControl w:val="0"/>
+        <w:spacing w:line="360" w:lineRule="auto"/>
+        <w:ind w:left="3828"/>
+        <w:rPr>
+          <w:rFonts w:ascii="Aptos Narrow" w:eastAsia="Microsoft YaHei" w:hAnsi="Aptos Narrow"/>
+          <w:color w:val="70AD47" w:themeColor="accent6"/>
+          <w:szCs w:val="20"/>
+        </w:rPr>
+      </w:pPr>
+      <w:r>
+        <w:rPr>
+          <w:rFonts w:ascii="Aptos Narrow" w:eastAsia="Microsoft YaHei" w:hAnsi="Aptos Narrow"/>
+          <w:color w:val="70AD47" w:themeColor="accent6"/>
+          <w:szCs w:val="20"/>
+        </w:rPr>
         <w:lastRenderedPageBreak/>
-        <w:t>$Mount = "D:\</w:t>
-      </w:r>
-      <w:r>
-        <w:rPr>
-          <w:rFonts w:ascii="Aptos Narrow" w:eastAsia="Microsoft YaHei" w:hAnsi="Aptos Narrow"/>
-          <w:color w:val="70AD47" w:themeColor="accent6"/>
-          <w:szCs w:val="20"/>
-        </w:rPr>
-        <w:t>OS_2022</w:t>
-      </w:r>
-      <w:r>
-        <w:rPr>
-          <w:rFonts w:ascii="Aptos Narrow" w:eastAsia="Microsoft YaHei" w:hAnsi="Aptos Narrow"/>
-          <w:color w:val="70AD47" w:themeColor="accent6"/>
-          <w:szCs w:val="20"/>
-        </w:rPr>
-        <w:t>_Custom\Boot\Boot\Mount"</w:t>
-      </w:r>
-    </w:p>
-    <w:p>
-      <w:pPr>
-        <w:widowControl w:val="0"/>
-        <w:spacing w:line="360" w:lineRule="auto"/>
-        <w:ind w:left="3828"/>
-        <w:rPr>
-          <w:rFonts w:ascii="Aptos Narrow" w:eastAsia="Microsoft YaHei" w:hAnsi="Aptos Narrow"/>
-          <w:color w:val="70AD47" w:themeColor="accent6"/>
-          <w:szCs w:val="20"/>
-        </w:rPr>
-      </w:pPr>
-      <w:r>
-        <w:rPr>
-          <w:rFonts w:ascii="Aptos Narrow" w:eastAsia="Microsoft YaHei" w:hAnsi="Aptos Narrow"/>
-          <w:color w:val="70AD47" w:themeColor="accent6"/>
-          <w:szCs w:val="20"/>
-        </w:rPr>
-        <w:t>Get-WindowsPackage -Path $Mount -ErrorAction SilentlyContinue | ForEach-Object {</w:t>
-      </w:r>
-    </w:p>
-    <w:p>
-      <w:pPr>
-        <w:widowControl w:val="0"/>
-        <w:spacing w:line="360" w:lineRule="auto"/>
-        <w:ind w:left="3828"/>
-        <w:rPr>
-          <w:rFonts w:ascii="Aptos Narrow" w:eastAsia="Microsoft YaHei" w:hAnsi="Aptos Narrow"/>
-          <w:color w:val="70AD47" w:themeColor="accent6"/>
-          <w:szCs w:val="20"/>
-        </w:rPr>
-      </w:pPr>
-      <w:r>
-        <w:rPr>
-          <w:rFonts w:ascii="Aptos Narrow" w:eastAsia="Microsoft YaHei" w:hAnsi="Aptos Narrow"/>
-          <w:color w:val="70AD47" w:themeColor="accent6"/>
-          <w:szCs w:val="20"/>
-        </w:rPr>
-        <w:t xml:space="preserve">    if ($_.PackageState -eq "Superseded") {</w:t>
-      </w:r>
-    </w:p>
-    <w:p>
-      <w:pPr>
-        <w:widowControl w:val="0"/>
-        <w:spacing w:line="360" w:lineRule="auto"/>
-        <w:ind w:left="3828"/>
-        <w:rPr>
-          <w:rFonts w:ascii="Aptos Narrow" w:eastAsia="Microsoft YaHei" w:hAnsi="Aptos Narrow"/>
-          <w:color w:val="70AD47" w:themeColor="accent6"/>
-          <w:szCs w:val="20"/>
-        </w:rPr>
-      </w:pPr>
-      <w:r>
-        <w:rPr>
-          <w:rFonts w:ascii="Aptos Narrow" w:eastAsia="Microsoft YaHei" w:hAnsi="Aptos Narrow"/>
-          <w:color w:val="70AD47" w:themeColor="accent6"/>
-          <w:szCs w:val="20"/>
-        </w:rPr>
-        <w:t xml:space="preserve">        Write-Host "   $($_.PackageName)" -ForegroundColor Green</w:t>
-      </w:r>
-    </w:p>
-    <w:p>
-      <w:pPr>
-        <w:widowControl w:val="0"/>
-        <w:spacing w:line="360" w:lineRule="auto"/>
-        <w:ind w:left="3828"/>
-        <w:rPr>
-          <w:rFonts w:ascii="Aptos Narrow" w:eastAsia="Microsoft YaHei" w:hAnsi="Aptos Narrow"/>
-          <w:color w:val="70AD47" w:themeColor="accent6"/>
-          <w:szCs w:val="20"/>
-        </w:rPr>
-      </w:pPr>
-      <w:r>
-        <w:rPr>
-          <w:rFonts w:ascii="Aptos Narrow" w:eastAsia="Microsoft YaHei" w:hAnsi="Aptos Narrow"/>
-          <w:color w:val="70AD47" w:themeColor="accent6"/>
-          <w:szCs w:val="20"/>
-        </w:rPr>
         <w:t xml:space="preserve">        Remove-WindowsPackage -Path $Mount -PackageName $_.PackageName | Out-Null</w:t>
       </w:r>
     </w:p>
@@ -41456,7 +42335,7 @@
           <w:szCs w:val="20"/>
         </w:rPr>
       </w:pPr>
-      <w:bookmarkStart w:id="107" w:name="_Ref148148592"/>
+      <w:bookmarkStart w:id="110" w:name="_Ref148148592"/>
       <w:r>
         <w:rPr>
           <w:rFonts w:ascii="Aptos Narrow" w:eastAsia="Microsoft YaHei" w:hAnsi="Aptos Narrow"/>
@@ -41464,7 +42343,7 @@
         </w:rPr>
         <w:t>驱动</w:t>
       </w:r>
-      <w:bookmarkEnd w:id="107"/>
+      <w:bookmarkEnd w:id="110"/>
     </w:p>
     <w:p>
       <w:pPr>
@@ -41481,8 +42360,8 @@
           <w:szCs w:val="20"/>
         </w:rPr>
       </w:pPr>
-      <w:bookmarkStart w:id="108" w:name="_Ref148148585"/>
-      <w:bookmarkStart w:id="109" w:name="_Ref161456044"/>
+      <w:bookmarkStart w:id="111" w:name="_Ref148148585"/>
+      <w:bookmarkStart w:id="112" w:name="_Ref161456044"/>
       <w:r>
         <w:rPr>
           <w:rFonts w:ascii="Aptos Narrow" w:eastAsia="Microsoft YaHei" w:hAnsi="Aptos Narrow"/>
@@ -41490,7 +42369,7 @@
         </w:rPr>
         <w:t>保存映像</w:t>
       </w:r>
-      <w:bookmarkEnd w:id="108"/>
+      <w:bookmarkEnd w:id="111"/>
       <w:r>
         <w:rPr>
           <w:rFonts w:ascii="Aptos Narrow" w:eastAsia="Microsoft YaHei" w:hAnsi="Aptos Narrow"/>
@@ -41505,7 +42384,7 @@
         </w:rPr>
         <w:t>Boot.wim</w:t>
       </w:r>
-      <w:bookmarkEnd w:id="109"/>
+      <w:bookmarkEnd w:id="112"/>
     </w:p>
     <w:p>
       <w:pPr>
@@ -41561,8 +42440,8 @@
           <w:u w:val="none"/>
         </w:rPr>
       </w:pPr>
-      <w:bookmarkStart w:id="110" w:name="_Ref148148580"/>
-      <w:bookmarkStart w:id="111" w:name="_Ref161456047"/>
+      <w:bookmarkStart w:id="113" w:name="_Ref148148580"/>
+      <w:bookmarkStart w:id="114" w:name="_Ref161456047"/>
       <w:r>
         <w:rPr>
           <w:rFonts w:ascii="Aptos Narrow" w:eastAsia="Microsoft YaHei" w:hAnsi="Aptos Narrow"/>
@@ -41570,7 +42449,7 @@
         </w:rPr>
         <w:t>卸载映像</w:t>
       </w:r>
-      <w:bookmarkEnd w:id="110"/>
+      <w:bookmarkEnd w:id="113"/>
       <w:r>
         <w:rPr>
           <w:rFonts w:ascii="Aptos Narrow" w:eastAsia="Microsoft YaHei" w:hAnsi="Aptos Narrow"/>
@@ -41585,7 +42464,7 @@
         </w:rPr>
         <w:t>Boot.wim</w:t>
       </w:r>
-      <w:bookmarkEnd w:id="111"/>
+      <w:bookmarkEnd w:id="114"/>
     </w:p>
     <w:p>
       <w:pPr>
@@ -41657,7 +42536,7 @@
           <w:szCs w:val="20"/>
         </w:rPr>
       </w:pPr>
-      <w:bookmarkStart w:id="112" w:name="_Ref148148574"/>
+      <w:bookmarkStart w:id="115" w:name="_Ref148148574"/>
       <w:r>
         <w:rPr>
           <w:rFonts w:ascii="Aptos Narrow" w:hAnsi="Aptos Narrow"/>
@@ -41666,7 +42545,7 @@
         </w:rPr>
         <w:t>部署引擎</w:t>
       </w:r>
-      <w:bookmarkEnd w:id="112"/>
+      <w:bookmarkEnd w:id="115"/>
     </w:p>
     <w:p>
       <w:pPr>
@@ -42211,7 +43090,7 @@
           <w:szCs w:val="20"/>
         </w:rPr>
       </w:pPr>
-      <w:bookmarkStart w:id="113" w:name="_Ref148148567"/>
+      <w:bookmarkStart w:id="116" w:name="_Ref148148567"/>
       <w:r>
         <w:rPr>
           <w:rFonts w:ascii="Aptos Narrow" w:eastAsia="Microsoft YaHei" w:hAnsi="Aptos Narrow"/>
@@ -42219,7 +43098,7 @@
         </w:rPr>
         <w:t>添加方式</w:t>
       </w:r>
-      <w:bookmarkEnd w:id="113"/>
+      <w:bookmarkEnd w:id="116"/>
     </w:p>
     <w:p>
       <w:pPr>
@@ -42553,7 +43432,6 @@
           <w:sz w:val="20"/>
           <w:szCs w:val="20"/>
         </w:rPr>
-        <w:lastRenderedPageBreak/>
         <w:t>添加到：</w:t>
       </w:r>
       <w:r>
@@ -42668,6 +43546,7 @@
           <w:rFonts w:ascii="Aptos Narrow" w:eastAsia="Microsoft YaHei" w:hAnsi="Aptos Narrow" w:cstheme="minorHAnsi"/>
           <w:szCs w:val="20"/>
         </w:rPr>
+        <w:lastRenderedPageBreak/>
         <w:t>复制</w:t>
       </w:r>
       <w:r>
@@ -43634,7 +44513,6 @@
           <w:color w:val="70AD47" w:themeColor="accent6"/>
           <w:szCs w:val="20"/>
         </w:rPr>
-        <w:lastRenderedPageBreak/>
         <w:t xml:space="preserve">    "Disable_Cleanup_Appx_Tasks" # Appx </w:t>
       </w:r>
       <w:r>
@@ -43695,6 +44573,7 @@
           <w:color w:val="70AD47" w:themeColor="accent6"/>
           <w:szCs w:val="20"/>
         </w:rPr>
+        <w:lastRenderedPageBreak/>
         <w:t xml:space="preserve">    "Disable_Cleanup_Unsed_Language" # </w:t>
       </w:r>
       <w:r>
@@ -44629,7 +45508,6 @@
           <w:rFonts w:ascii="Aptos Narrow" w:eastAsia="Microsoft YaHei" w:hAnsi="Aptos Narrow" w:cstheme="minorHAnsi"/>
           <w:szCs w:val="20"/>
         </w:rPr>
-        <w:lastRenderedPageBreak/>
         <w:t>复制</w:t>
       </w:r>
       <w:r>
@@ -44757,6 +45635,7 @@
           <w:sz w:val="20"/>
           <w:szCs w:val="20"/>
         </w:rPr>
+        <w:lastRenderedPageBreak/>
         <w:t>部署引擎：自定义部署标记</w:t>
       </w:r>
     </w:p>
@@ -45473,16 +46352,15 @@
           <w:szCs w:val="20"/>
         </w:rPr>
       </w:pPr>
-      <w:bookmarkStart w:id="114" w:name="_Ref148148552"/>
-      <w:r>
-        <w:rPr>
-          <w:rFonts w:ascii="Aptos Narrow" w:eastAsia="Microsoft YaHei" w:hAnsi="Aptos Narrow"/>
-          <w:szCs w:val="20"/>
-        </w:rPr>
-        <w:lastRenderedPageBreak/>
+      <w:bookmarkStart w:id="117" w:name="_Ref148148552"/>
+      <w:r>
+        <w:rPr>
+          <w:rFonts w:ascii="Aptos Narrow" w:eastAsia="Microsoft YaHei" w:hAnsi="Aptos Narrow"/>
+          <w:szCs w:val="20"/>
+        </w:rPr>
         <w:t>部署引擎：进阶</w:t>
       </w:r>
-      <w:bookmarkEnd w:id="114"/>
+      <w:bookmarkEnd w:id="117"/>
     </w:p>
     <w:p>
       <w:pPr>
@@ -45559,6 +46437,7 @@
           <w:color w:val="auto"/>
           <w:szCs w:val="20"/>
         </w:rPr>
+        <w:lastRenderedPageBreak/>
         <w:t>无人值守方案</w:t>
       </w:r>
     </w:p>
@@ -46188,7 +47067,6 @@
           <w:rFonts w:ascii="Aptos Narrow" w:eastAsia="Microsoft YaHei" w:hAnsi="Aptos Narrow" w:cstheme="minorHAnsi"/>
           <w:szCs w:val="20"/>
         </w:rPr>
-        <w:lastRenderedPageBreak/>
         <w:t>默认使用自建用户</w:t>
       </w:r>
       <w:r>
@@ -46387,6 +47265,7 @@
           <w:color w:val="7030A0"/>
           <w:szCs w:val="20"/>
         </w:rPr>
+        <w:lastRenderedPageBreak/>
         <w:t xml:space="preserve">    &lt;LocalAccounts&gt;</w:t>
       </w:r>
     </w:p>
@@ -47016,7 +47895,6 @@
         <w:rPr>
           <w:rFonts w:ascii="Aptos Narrow" w:hAnsi="Aptos Narrow"/>
         </w:rPr>
-        <w:lastRenderedPageBreak/>
         <w:t>替换</w:t>
       </w:r>
     </w:p>
@@ -47148,6 +48026,7 @@
           <w:color w:val="7030A0"/>
           <w:szCs w:val="20"/>
         </w:rPr>
+        <w:lastRenderedPageBreak/>
         <w:t xml:space="preserve">    &lt;HideEULAPage&gt;true&lt;/HideEULAPage&gt;</w:t>
       </w:r>
     </w:p>
@@ -47210,7 +48089,7 @@
           <w:szCs w:val="20"/>
         </w:rPr>
       </w:pPr>
-      <w:bookmarkStart w:id="115" w:name="_Ref148148540"/>
+      <w:bookmarkStart w:id="118" w:name="_Ref148148540"/>
       <w:r>
         <w:rPr>
           <w:rFonts w:ascii="Aptos Narrow" w:hAnsi="Aptos Narrow"/>
@@ -47225,7 +48104,7 @@
         </w:rPr>
         <w:t xml:space="preserve"> ISO</w:t>
       </w:r>
-      <w:bookmarkEnd w:id="115"/>
+      <w:bookmarkEnd w:id="118"/>
     </w:p>
     <w:p>
       <w:pPr>
@@ -47902,22 +48781,21 @@
           <w:szCs w:val="20"/>
         </w:rPr>
       </w:pPr>
-      <w:bookmarkStart w:id="116" w:name="_报告"/>
-      <w:bookmarkStart w:id="117" w:name="_常见问题"/>
-      <w:bookmarkStart w:id="118" w:name="_Ref148148534"/>
-      <w:bookmarkStart w:id="119" w:name="_Ref161252636"/>
-      <w:bookmarkEnd w:id="116"/>
-      <w:bookmarkEnd w:id="117"/>
+      <w:bookmarkStart w:id="119" w:name="_报告"/>
+      <w:bookmarkStart w:id="120" w:name="_常见问题"/>
+      <w:bookmarkStart w:id="121" w:name="_Ref148148534"/>
+      <w:bookmarkStart w:id="122" w:name="_Ref161252636"/>
+      <w:bookmarkEnd w:id="119"/>
+      <w:bookmarkEnd w:id="120"/>
       <w:r>
         <w:rPr>
           <w:rFonts w:ascii="Aptos Narrow" w:hAnsi="Aptos Narrow"/>
           <w:szCs w:val="20"/>
         </w:rPr>
-        <w:lastRenderedPageBreak/>
         <w:t>常见问题</w:t>
       </w:r>
-      <w:bookmarkEnd w:id="118"/>
-      <w:bookmarkEnd w:id="119"/>
+      <w:bookmarkEnd w:id="121"/>
+      <w:bookmarkEnd w:id="122"/>
     </w:p>
     <w:p>
       <w:pPr>
@@ -47933,7 +48811,7 @@
           <w:szCs w:val="20"/>
         </w:rPr>
       </w:pPr>
-      <w:bookmarkStart w:id="120" w:name="_Ref148148529"/>
+      <w:bookmarkStart w:id="123" w:name="_Ref148148529"/>
       <w:r>
         <w:rPr>
           <w:rFonts w:ascii="Aptos Narrow" w:hAnsi="Aptos Narrow"/>
@@ -47941,7 +48819,7 @@
         </w:rPr>
         <w:t>清理所有挂载到</w:t>
       </w:r>
-      <w:bookmarkEnd w:id="120"/>
+      <w:bookmarkEnd w:id="123"/>
     </w:p>
     <w:p>
       <w:pPr>
@@ -47985,6 +48863,7 @@
           <w:color w:val="70AD47" w:themeColor="accent6"/>
           <w:szCs w:val="20"/>
         </w:rPr>
+        <w:lastRenderedPageBreak/>
         <w:t>Dismount-WindowsImage -Path "D:\</w:t>
       </w:r>
       <w:r>
@@ -48101,7 +48980,7 @@
           <w:szCs w:val="20"/>
         </w:rPr>
       </w:pPr>
-      <w:bookmarkStart w:id="121" w:name="_Ref148148522"/>
+      <w:bookmarkStart w:id="124" w:name="_Ref148148522"/>
       <w:r>
         <w:rPr>
           <w:rFonts w:ascii="Aptos Narrow" w:hAnsi="Aptos Narrow"/>
@@ -48109,7 +48988,7 @@
         </w:rPr>
         <w:t>修复挂载出现异常的问题</w:t>
       </w:r>
-      <w:bookmarkEnd w:id="121"/>
+      <w:bookmarkEnd w:id="124"/>
     </w:p>
     <w:p>
       <w:pPr>
@@ -48292,7 +49171,7 @@
           <w:szCs w:val="20"/>
         </w:rPr>
       </w:pPr>
-      <w:bookmarkStart w:id="122" w:name="_Ref180157767"/>
+      <w:bookmarkStart w:id="125" w:name="_Ref180157767"/>
       <w:r>
         <w:rPr>
           <w:rFonts w:ascii="Aptos Narrow" w:hAnsi="Aptos Narrow"/>
@@ -48300,7 +49179,7 @@
         </w:rPr>
         <w:t>清理</w:t>
       </w:r>
-      <w:bookmarkEnd w:id="122"/>
+      <w:bookmarkEnd w:id="125"/>
     </w:p>
     <w:p>
       <w:pPr>
@@ -48649,7 +49528,6 @@
           <w:rFonts w:ascii="Aptos Narrow" w:eastAsia="Microsoft YaHei" w:hAnsi="Aptos Narrow"/>
           <w:color w:val="70AD47" w:themeColor="accent6"/>
         </w:rPr>
-        <w:lastRenderedPageBreak/>
         <w:t xml:space="preserve">        </w:t>
       </w:r>
       <w:r>
@@ -48725,6 +49603,7 @@
         <w:rPr>
           <w:rFonts w:ascii="Aptos Narrow" w:eastAsia="Microsoft YaHei" w:hAnsi="Aptos Narrow" w:hint="eastAsia"/>
         </w:rPr>
+        <w:lastRenderedPageBreak/>
         <w:t>手动删除</w:t>
       </w:r>
     </w:p>
@@ -49072,9 +49951,9 @@
           <w:szCs w:val="20"/>
         </w:rPr>
       </w:pPr>
-      <w:bookmarkStart w:id="123" w:name="_已知问题"/>
-      <w:bookmarkStart w:id="124" w:name="_Ref148148491"/>
-      <w:bookmarkEnd w:id="123"/>
+      <w:bookmarkStart w:id="126" w:name="_已知问题"/>
+      <w:bookmarkStart w:id="127" w:name="_Ref148148491"/>
+      <w:bookmarkEnd w:id="126"/>
       <w:r>
         <w:rPr>
           <w:rFonts w:ascii="Aptos Narrow" w:hAnsi="Aptos Narrow"/>
@@ -49083,7 +49962,7 @@
         </w:rPr>
         <w:t>已知问题</w:t>
       </w:r>
-      <w:bookmarkEnd w:id="124"/>
+      <w:bookmarkEnd w:id="127"/>
     </w:p>
     <w:p>
       <w:pPr>
@@ -49204,7 +50083,7 @@
           <w:noProof/>
         </w:rPr>
         <w:drawing>
-          <wp:anchor distT="0" distB="0" distL="114300" distR="114300" simplePos="0" relativeHeight="251659264" behindDoc="1" locked="0" layoutInCell="1" allowOverlap="1" wp14:anchorId="6B9AB77D" wp14:editId="22D8B914">
+          <wp:anchor distT="0" distB="0" distL="114300" distR="114300" simplePos="0" relativeHeight="251659264" behindDoc="1" locked="0" layoutInCell="1" allowOverlap="1" wp14:anchorId="6B9AB77D" wp14:editId="121C90D6">
             <wp:simplePos x="0" y="0"/>
             <wp:positionH relativeFrom="column">
               <wp:posOffset>0</wp:posOffset>
@@ -49302,7 +50181,7 @@
           <w:rFonts w:ascii="Aptos Narrow" w:eastAsia="Microsoft YaHei" w:hAnsi="Aptos Narrow"/>
         </w:rPr>
       </w:pPr>
-      <w:bookmarkStart w:id="125" w:name="_Hlk162304506"/>
+      <w:bookmarkStart w:id="128" w:name="_Hlk162304506"/>
       <w:r>
         <w:rPr>
           <w:rFonts w:ascii="Aptos Narrow" w:eastAsia="Microsoft YaHei" w:hAnsi="Aptos Narrow" w:hint="eastAsia"/>
@@ -49506,67 +50385,60 @@
       </w:r>
       <w:r>
         <w:rPr>
-          <w:rFonts w:ascii="Aptos Narrow" w:eastAsia="Microsoft YaHei" w:hAnsi="Aptos Narrow"/>
-          <w:color w:val="7030A0"/>
-        </w:rPr>
-        <w:t>7</w:t>
-      </w:r>
-    </w:p>
-    <w:p>
-      <w:pPr>
-        <w:widowControl w:val="0"/>
-        <w:spacing w:line="360" w:lineRule="auto"/>
-        <w:rPr>
-          <w:rFonts w:ascii="Aptos Narrow" w:eastAsia="Microsoft YaHei" w:hAnsi="Aptos Narrow"/>
-        </w:rPr>
-      </w:pPr>
-      <w:r>
-        <w:rPr>
-          <w:rFonts w:ascii="Aptos Narrow" w:eastAsia="Microsoft YaHei" w:hAnsi="Aptos Narrow" w:hint="eastAsia"/>
-        </w:rPr>
-        <w:t>首次公开发行时间</w:t>
-      </w:r>
-      <w:r>
-        <w:rPr>
-          <w:rFonts w:ascii="Aptos Narrow" w:eastAsia="Microsoft YaHei" w:hAnsi="Aptos Narrow" w:hint="eastAsia"/>
-        </w:rPr>
-        <w:t>：</w:t>
-      </w:r>
-      <w:r>
-        <w:rPr>
-          <w:rFonts w:ascii="Aptos Narrow" w:eastAsia="Microsoft YaHei" w:hAnsi="Aptos Narrow"/>
-          <w:color w:val="7030A0"/>
-        </w:rPr>
-        <w:t>4 / 2023</w:t>
-      </w:r>
-    </w:p>
-    <w:p>
-      <w:pPr>
-        <w:widowControl w:val="0"/>
-        <w:spacing w:line="360" w:lineRule="auto"/>
-        <w:rPr>
-          <w:rFonts w:ascii="Aptos Narrow" w:eastAsia="Microsoft YaHei" w:hAnsi="Aptos Narrow"/>
-        </w:rPr>
-      </w:pPr>
-      <w:r>
-        <w:rPr>
-          <w:rFonts w:ascii="Aptos Narrow" w:eastAsia="Microsoft YaHei" w:hAnsi="Aptos Narrow" w:hint="eastAsia"/>
-        </w:rPr>
-        <w:t>文档里包含的所有脚本，最后测试时间：</w:t>
-      </w:r>
-      <w:r>
-        <w:rPr>
           <w:rFonts w:ascii="Aptos Narrow" w:eastAsia="Microsoft YaHei" w:hAnsi="Aptos Narrow" w:hint="eastAsia"/>
           <w:color w:val="7030A0"/>
         </w:rPr>
-        <w:t>1</w:t>
+        <w:t>8</w:t>
+      </w:r>
+    </w:p>
+    <w:p>
+      <w:pPr>
+        <w:widowControl w:val="0"/>
+        <w:spacing w:line="360" w:lineRule="auto"/>
+        <w:rPr>
+          <w:rFonts w:ascii="Aptos Narrow" w:eastAsia="Microsoft YaHei" w:hAnsi="Aptos Narrow"/>
+        </w:rPr>
+      </w:pPr>
+      <w:r>
+        <w:rPr>
+          <w:rFonts w:ascii="Aptos Narrow" w:eastAsia="Microsoft YaHei" w:hAnsi="Aptos Narrow" w:hint="eastAsia"/>
+        </w:rPr>
+        <w:t>首次公开发行时间</w:t>
+      </w:r>
+      <w:r>
+        <w:rPr>
+          <w:rFonts w:ascii="Aptos Narrow" w:eastAsia="Microsoft YaHei" w:hAnsi="Aptos Narrow" w:hint="eastAsia"/>
+        </w:rPr>
+        <w:t>：</w:t>
+      </w:r>
+      <w:r>
+        <w:rPr>
+          <w:rFonts w:ascii="Aptos Narrow" w:eastAsia="Microsoft YaHei" w:hAnsi="Aptos Narrow"/>
+          <w:color w:val="7030A0"/>
+        </w:rPr>
+        <w:t>4 / 2023</w:t>
+      </w:r>
+    </w:p>
+    <w:p>
+      <w:pPr>
+        <w:widowControl w:val="0"/>
+        <w:spacing w:line="360" w:lineRule="auto"/>
+        <w:rPr>
+          <w:rFonts w:ascii="Aptos Narrow" w:eastAsia="Microsoft YaHei" w:hAnsi="Aptos Narrow"/>
+        </w:rPr>
+      </w:pPr>
+      <w:r>
+        <w:rPr>
+          <w:rFonts w:ascii="Aptos Narrow" w:eastAsia="Microsoft YaHei" w:hAnsi="Aptos Narrow" w:hint="eastAsia"/>
+        </w:rPr>
+        <w:t>文档里包含的所有脚本，最后测试时间：</w:t>
       </w:r>
       <w:r>
         <w:rPr>
           <w:rFonts w:ascii="Aptos Narrow" w:eastAsia="Microsoft YaHei" w:hAnsi="Aptos Narrow" w:hint="eastAsia"/>
           <w:color w:val="7030A0"/>
         </w:rPr>
-        <w:t>1</w:t>
+        <w:t>4</w:t>
       </w:r>
       <w:r>
         <w:rPr>
@@ -49577,47 +50449,47 @@
       </w:r>
       <w:r>
         <w:rPr>
-          <w:rFonts w:ascii="Aptos Narrow" w:eastAsia="Microsoft YaHei" w:hAnsi="Aptos Narrow"/>
-          <w:color w:val="7030A0"/>
-        </w:rPr>
-        <w:t>4</w:t>
-      </w:r>
-    </w:p>
-    <w:p>
-      <w:pPr>
-        <w:widowControl w:val="0"/>
-        <w:spacing w:line="360" w:lineRule="auto"/>
-        <w:rPr>
-          <w:rFonts w:ascii="Aptos Narrow" w:eastAsia="Microsoft YaHei" w:hAnsi="Aptos Narrow"/>
-          <w:color w:val="7030A0"/>
-        </w:rPr>
-      </w:pPr>
-      <w:r>
-        <w:rPr>
-          <w:rFonts w:ascii="Aptos Narrow" w:eastAsia="Microsoft YaHei" w:hAnsi="Aptos Narrow" w:hint="eastAsia"/>
-        </w:rPr>
-        <w:t>文档最近更新日期：</w:t>
-      </w:r>
-      <w:r>
-        <w:rPr>
           <w:rFonts w:ascii="Aptos Narrow" w:eastAsia="Microsoft YaHei" w:hAnsi="Aptos Narrow" w:hint="eastAsia"/>
           <w:color w:val="7030A0"/>
         </w:rPr>
-        <w:t>1</w:t>
+        <w:t>5</w:t>
+      </w:r>
+    </w:p>
+    <w:p>
+      <w:pPr>
+        <w:widowControl w:val="0"/>
+        <w:spacing w:line="360" w:lineRule="auto"/>
+        <w:rPr>
+          <w:rFonts w:ascii="Aptos Narrow" w:eastAsia="Microsoft YaHei" w:hAnsi="Aptos Narrow"/>
+          <w:color w:val="7030A0"/>
+        </w:rPr>
+      </w:pPr>
+      <w:r>
+        <w:rPr>
+          <w:rFonts w:ascii="Aptos Narrow" w:eastAsia="Microsoft YaHei" w:hAnsi="Aptos Narrow" w:hint="eastAsia"/>
+        </w:rPr>
+        <w:t>文档最近更新日期：</w:t>
       </w:r>
       <w:r>
         <w:rPr>
           <w:rFonts w:ascii="Aptos Narrow" w:eastAsia="Microsoft YaHei" w:hAnsi="Aptos Narrow" w:hint="eastAsia"/>
           <w:color w:val="7030A0"/>
         </w:rPr>
-        <w:t>1</w:t>
+        <w:t>4</w:t>
       </w:r>
       <w:r>
         <w:rPr>
           <w:rFonts w:ascii="Aptos Narrow" w:eastAsia="Microsoft YaHei" w:hAnsi="Aptos Narrow" w:hint="eastAsia"/>
           <w:color w:val="7030A0"/>
         </w:rPr>
-        <w:t xml:space="preserve"> / 2024</w:t>
+        <w:t xml:space="preserve"> / 202</w:t>
+      </w:r>
+      <w:r>
+        <w:rPr>
+          <w:rFonts w:ascii="Aptos Narrow" w:eastAsia="Microsoft YaHei" w:hAnsi="Aptos Narrow" w:hint="eastAsia"/>
+          <w:color w:val="7030A0"/>
+        </w:rPr>
+        <w:t>5</w:t>
       </w:r>
     </w:p>
     <w:p>
@@ -49644,7 +50516,7 @@
           <w:t>https://github.com/ilikeyi/solutions/issues</w:t>
         </w:r>
       </w:hyperlink>
-      <w:bookmarkEnd w:id="125"/>
+      <w:bookmarkEnd w:id="128"/>
     </w:p>
     <w:sectPr>
       <w:pgSz w:w="16838" w:h="23811" w:code="8"/>
@@ -49990,7 +50862,7 @@
               <w:sz w:val="16"/>
               <w:szCs w:val="12"/>
             </w:rPr>
-            <w:instrText>43</w:instrText>
+            <w:instrText>44</w:instrText>
           </w:r>
           <w:r>
             <w:rPr>
@@ -50023,7 +50895,7 @@
               <w:sz w:val="16"/>
               <w:szCs w:val="12"/>
             </w:rPr>
-            <w:t>41</w:t>
+            <w:t>42</w:t>
           </w:r>
           <w:r>
             <w:rPr>
